--- a/templates/plananual/TUTORÍA 1° A 5°/TUTORÍA 3° - PROGRAMACIÓN  ANUAL.docx
+++ b/templates/plananual/TUTORÍA 1° A 5°/TUTORÍA 3° - PROGRAMACIÓN  ANUAL.docx
@@ -13938,6 +13938,7 @@
                 <w:szCs w:val="20"/>
               </w:rPr>
             </w:pPr>
+            <w:bookmarkStart w:id="0" w:name="_Hlk227075175"/>
             <w:r>
               <w:rPr>
                 <w:rFonts w:ascii="Arial Nova Cond" w:hAnsi="Arial Nova Cond" w:cs="Times New Roman"/>
@@ -14214,7 +14215,6 @@
           <w:tcPr>
             <w:tcW w:w="875" w:type="dxa"/>
             <w:vMerge w:val="restart"/>
-            <w:shd w:val="clear" w:color="auto" w:fill="auto"/>
             <w:vAlign w:val="center"/>
           </w:tcPr>
           <w:p>
@@ -14325,7 +14325,6 @@
         <w:tc>
           <w:tcPr>
             <w:tcW w:w="6169" w:type="dxa"/>
-            <w:shd w:val="clear" w:color="auto" w:fill="auto"/>
             <w:vAlign w:val="center"/>
           </w:tcPr>
           <w:p>
@@ -14360,7 +14359,6 @@
         <w:tc>
           <w:tcPr>
             <w:tcW w:w="2015" w:type="dxa"/>
-            <w:shd w:val="clear" w:color="auto" w:fill="auto"/>
             <w:vAlign w:val="center"/>
           </w:tcPr>
           <w:p>
@@ -14399,7 +14397,7 @@
               <w:autoSpaceDE w:val="0"/>
               <w:autoSpaceDN w:val="0"/>
               <w:adjustRightInd w:val="0"/>
-              <w:jc w:val="center"/>
+              <w:jc w:val="both"/>
               <w:rPr>
                 <w:rFonts w:ascii="Arial Nova Cond" w:hAnsi="Arial Nova Cond" w:cs="Arial"/>
                 <w:color w:val="000000"/>
@@ -14423,7 +14421,6 @@
         <w:tc>
           <w:tcPr>
             <w:tcW w:w="1337" w:type="dxa"/>
-            <w:shd w:val="clear" w:color="auto" w:fill="auto"/>
             <w:vAlign w:val="center"/>
           </w:tcPr>
           <w:p>
@@ -14462,7 +14459,6 @@
           <w:tcPr>
             <w:tcW w:w="875" w:type="dxa"/>
             <w:vMerge/>
-            <w:shd w:val="clear" w:color="auto" w:fill="auto"/>
             <w:vAlign w:val="center"/>
           </w:tcPr>
           <w:p>
@@ -14554,7 +14550,6 @@
         <w:tc>
           <w:tcPr>
             <w:tcW w:w="6169" w:type="dxa"/>
-            <w:shd w:val="clear" w:color="auto" w:fill="auto"/>
             <w:vAlign w:val="center"/>
           </w:tcPr>
           <w:p>
@@ -14589,7 +14584,6 @@
         <w:tc>
           <w:tcPr>
             <w:tcW w:w="2015" w:type="dxa"/>
-            <w:shd w:val="clear" w:color="auto" w:fill="auto"/>
             <w:vAlign w:val="center"/>
           </w:tcPr>
           <w:p>
@@ -14628,7 +14622,7 @@
               <w:autoSpaceDE w:val="0"/>
               <w:autoSpaceDN w:val="0"/>
               <w:adjustRightInd w:val="0"/>
-              <w:jc w:val="center"/>
+              <w:jc w:val="both"/>
               <w:rPr>
                 <w:rFonts w:ascii="Arial Nova Cond" w:hAnsi="Arial Nova Cond" w:cs="Arial"/>
                 <w:color w:val="000000"/>
@@ -14652,7 +14646,6 @@
         <w:tc>
           <w:tcPr>
             <w:tcW w:w="1337" w:type="dxa"/>
-            <w:shd w:val="clear" w:color="auto" w:fill="auto"/>
             <w:vAlign w:val="center"/>
           </w:tcPr>
           <w:p>
@@ -14691,7 +14684,6 @@
           <w:tcPr>
             <w:tcW w:w="875" w:type="dxa"/>
             <w:vMerge/>
-            <w:shd w:val="clear" w:color="auto" w:fill="auto"/>
             <w:vAlign w:val="center"/>
           </w:tcPr>
           <w:p>
@@ -14783,7 +14775,6 @@
         <w:tc>
           <w:tcPr>
             <w:tcW w:w="6169" w:type="dxa"/>
-            <w:shd w:val="clear" w:color="auto" w:fill="auto"/>
             <w:vAlign w:val="center"/>
           </w:tcPr>
           <w:p>
@@ -14818,7 +14809,6 @@
         <w:tc>
           <w:tcPr>
             <w:tcW w:w="2015" w:type="dxa"/>
-            <w:shd w:val="clear" w:color="auto" w:fill="auto"/>
             <w:vAlign w:val="center"/>
           </w:tcPr>
           <w:p>
@@ -14857,7 +14847,7 @@
               <w:autoSpaceDE w:val="0"/>
               <w:autoSpaceDN w:val="0"/>
               <w:adjustRightInd w:val="0"/>
-              <w:jc w:val="center"/>
+              <w:jc w:val="both"/>
               <w:rPr>
                 <w:rFonts w:ascii="Arial Nova Cond" w:hAnsi="Arial Nova Cond" w:cs="Arial"/>
                 <w:color w:val="000000"/>
@@ -14881,7 +14871,6 @@
         <w:tc>
           <w:tcPr>
             <w:tcW w:w="1337" w:type="dxa"/>
-            <w:shd w:val="clear" w:color="auto" w:fill="auto"/>
             <w:vAlign w:val="center"/>
           </w:tcPr>
           <w:p>
@@ -14920,7 +14909,6 @@
           <w:tcPr>
             <w:tcW w:w="875" w:type="dxa"/>
             <w:vMerge w:val="restart"/>
-            <w:shd w:val="clear" w:color="auto" w:fill="auto"/>
             <w:vAlign w:val="center"/>
           </w:tcPr>
           <w:p>
@@ -15022,7 +15010,6 @@
         <w:tc>
           <w:tcPr>
             <w:tcW w:w="6169" w:type="dxa"/>
-            <w:shd w:val="clear" w:color="auto" w:fill="auto"/>
             <w:vAlign w:val="center"/>
           </w:tcPr>
           <w:p>
@@ -15058,7 +15045,6 @@
         <w:tc>
           <w:tcPr>
             <w:tcW w:w="2015" w:type="dxa"/>
-            <w:shd w:val="clear" w:color="auto" w:fill="auto"/>
             <w:vAlign w:val="center"/>
           </w:tcPr>
           <w:p>
@@ -15097,7 +15083,7 @@
               <w:autoSpaceDE w:val="0"/>
               <w:autoSpaceDN w:val="0"/>
               <w:adjustRightInd w:val="0"/>
-              <w:jc w:val="center"/>
+              <w:jc w:val="both"/>
               <w:rPr>
                 <w:rFonts w:ascii="Arial Nova Cond" w:hAnsi="Arial Nova Cond" w:cs="Arial"/>
                 <w:color w:val="000000"/>
@@ -15121,7 +15107,6 @@
         <w:tc>
           <w:tcPr>
             <w:tcW w:w="1337" w:type="dxa"/>
-            <w:shd w:val="clear" w:color="auto" w:fill="auto"/>
             <w:vAlign w:val="center"/>
           </w:tcPr>
           <w:p>
@@ -15160,7 +15145,6 @@
           <w:tcPr>
             <w:tcW w:w="875" w:type="dxa"/>
             <w:vMerge/>
-            <w:shd w:val="clear" w:color="auto" w:fill="auto"/>
             <w:vAlign w:val="center"/>
           </w:tcPr>
           <w:p>
@@ -15251,7 +15235,6 @@
         <w:tc>
           <w:tcPr>
             <w:tcW w:w="6169" w:type="dxa"/>
-            <w:shd w:val="clear" w:color="auto" w:fill="auto"/>
             <w:vAlign w:val="center"/>
           </w:tcPr>
           <w:p>
@@ -15287,7 +15270,6 @@
         <w:tc>
           <w:tcPr>
             <w:tcW w:w="2015" w:type="dxa"/>
-            <w:shd w:val="clear" w:color="auto" w:fill="auto"/>
             <w:vAlign w:val="center"/>
           </w:tcPr>
           <w:p>
@@ -15326,7 +15308,7 @@
               <w:autoSpaceDE w:val="0"/>
               <w:autoSpaceDN w:val="0"/>
               <w:adjustRightInd w:val="0"/>
-              <w:jc w:val="center"/>
+              <w:jc w:val="both"/>
               <w:rPr>
                 <w:rFonts w:ascii="Arial Nova Cond" w:hAnsi="Arial Nova Cond" w:cs="Arial"/>
                 <w:color w:val="000000"/>
@@ -15350,7 +15332,6 @@
         <w:tc>
           <w:tcPr>
             <w:tcW w:w="1337" w:type="dxa"/>
-            <w:shd w:val="clear" w:color="auto" w:fill="auto"/>
             <w:vAlign w:val="center"/>
           </w:tcPr>
           <w:p>
@@ -15389,7 +15370,6 @@
           <w:tcPr>
             <w:tcW w:w="875" w:type="dxa"/>
             <w:vMerge w:val="restart"/>
-            <w:shd w:val="clear" w:color="auto" w:fill="auto"/>
             <w:vAlign w:val="center"/>
           </w:tcPr>
           <w:p>
@@ -15492,7 +15472,6 @@
         <w:tc>
           <w:tcPr>
             <w:tcW w:w="6169" w:type="dxa"/>
-            <w:shd w:val="clear" w:color="auto" w:fill="auto"/>
             <w:vAlign w:val="center"/>
           </w:tcPr>
           <w:p>
@@ -15528,7 +15507,6 @@
         <w:tc>
           <w:tcPr>
             <w:tcW w:w="2015" w:type="dxa"/>
-            <w:shd w:val="clear" w:color="auto" w:fill="auto"/>
             <w:vAlign w:val="center"/>
           </w:tcPr>
           <w:p>
@@ -15567,7 +15545,7 @@
               <w:autoSpaceDE w:val="0"/>
               <w:autoSpaceDN w:val="0"/>
               <w:adjustRightInd w:val="0"/>
-              <w:jc w:val="center"/>
+              <w:jc w:val="both"/>
               <w:rPr>
                 <w:rFonts w:ascii="Arial Nova Cond" w:hAnsi="Arial Nova Cond" w:cs="Arial"/>
                 <w:color w:val="000000"/>
@@ -15591,7 +15569,6 @@
         <w:tc>
           <w:tcPr>
             <w:tcW w:w="1337" w:type="dxa"/>
-            <w:shd w:val="clear" w:color="auto" w:fill="auto"/>
             <w:vAlign w:val="center"/>
           </w:tcPr>
           <w:p>
@@ -15630,7 +15607,6 @@
           <w:tcPr>
             <w:tcW w:w="875" w:type="dxa"/>
             <w:vMerge/>
-            <w:shd w:val="clear" w:color="auto" w:fill="auto"/>
             <w:vAlign w:val="center"/>
           </w:tcPr>
           <w:p>
@@ -15721,7 +15697,6 @@
         <w:tc>
           <w:tcPr>
             <w:tcW w:w="6169" w:type="dxa"/>
-            <w:shd w:val="clear" w:color="auto" w:fill="auto"/>
             <w:vAlign w:val="center"/>
           </w:tcPr>
           <w:p>
@@ -15756,7 +15731,6 @@
         <w:tc>
           <w:tcPr>
             <w:tcW w:w="2015" w:type="dxa"/>
-            <w:shd w:val="clear" w:color="auto" w:fill="auto"/>
             <w:vAlign w:val="center"/>
           </w:tcPr>
           <w:p>
@@ -15795,7 +15769,7 @@
               <w:autoSpaceDE w:val="0"/>
               <w:autoSpaceDN w:val="0"/>
               <w:adjustRightInd w:val="0"/>
-              <w:jc w:val="center"/>
+              <w:jc w:val="both"/>
               <w:rPr>
                 <w:rFonts w:ascii="Arial Nova Cond" w:hAnsi="Arial Nova Cond" w:cs="Arial"/>
                 <w:color w:val="000000"/>
@@ -15819,7 +15793,6 @@
         <w:tc>
           <w:tcPr>
             <w:tcW w:w="1337" w:type="dxa"/>
-            <w:shd w:val="clear" w:color="auto" w:fill="auto"/>
             <w:vAlign w:val="center"/>
           </w:tcPr>
           <w:p>
@@ -15858,7 +15831,6 @@
           <w:tcPr>
             <w:tcW w:w="875" w:type="dxa"/>
             <w:vMerge w:val="restart"/>
-            <w:shd w:val="clear" w:color="auto" w:fill="auto"/>
             <w:vAlign w:val="center"/>
           </w:tcPr>
           <w:p>
@@ -15969,7 +15941,6 @@
         <w:tc>
           <w:tcPr>
             <w:tcW w:w="6169" w:type="dxa"/>
-            <w:shd w:val="clear" w:color="auto" w:fill="auto"/>
             <w:vAlign w:val="center"/>
           </w:tcPr>
           <w:p>
@@ -16004,7 +15975,6 @@
         <w:tc>
           <w:tcPr>
             <w:tcW w:w="2015" w:type="dxa"/>
-            <w:shd w:val="clear" w:color="auto" w:fill="auto"/>
             <w:vAlign w:val="center"/>
           </w:tcPr>
           <w:p>
@@ -16043,7 +16013,7 @@
               <w:autoSpaceDE w:val="0"/>
               <w:autoSpaceDN w:val="0"/>
               <w:adjustRightInd w:val="0"/>
-              <w:jc w:val="center"/>
+              <w:jc w:val="both"/>
               <w:rPr>
                 <w:rFonts w:ascii="Arial Nova Cond" w:hAnsi="Arial Nova Cond" w:cs="Arial"/>
                 <w:color w:val="000000"/>
@@ -16067,7 +16037,6 @@
         <w:tc>
           <w:tcPr>
             <w:tcW w:w="1337" w:type="dxa"/>
-            <w:shd w:val="clear" w:color="auto" w:fill="auto"/>
             <w:vAlign w:val="center"/>
           </w:tcPr>
           <w:p>
@@ -16106,7 +16075,6 @@
           <w:tcPr>
             <w:tcW w:w="875" w:type="dxa"/>
             <w:vMerge/>
-            <w:shd w:val="clear" w:color="auto" w:fill="auto"/>
             <w:vAlign w:val="center"/>
           </w:tcPr>
           <w:p>
@@ -16206,7 +16174,6 @@
         <w:tc>
           <w:tcPr>
             <w:tcW w:w="6169" w:type="dxa"/>
-            <w:shd w:val="clear" w:color="auto" w:fill="auto"/>
             <w:vAlign w:val="center"/>
           </w:tcPr>
           <w:p>
@@ -16242,7 +16209,6 @@
         <w:tc>
           <w:tcPr>
             <w:tcW w:w="2015" w:type="dxa"/>
-            <w:shd w:val="clear" w:color="auto" w:fill="auto"/>
             <w:vAlign w:val="center"/>
           </w:tcPr>
           <w:p>
@@ -16280,7 +16246,7 @@
               <w:autoSpaceDE w:val="0"/>
               <w:autoSpaceDN w:val="0"/>
               <w:adjustRightInd w:val="0"/>
-              <w:jc w:val="center"/>
+              <w:jc w:val="both"/>
               <w:rPr>
                 <w:rFonts w:ascii="Arial Nova Cond" w:hAnsi="Arial Nova Cond" w:cs="Arial"/>
                 <w:color w:val="000000"/>
@@ -16304,7 +16270,6 @@
         <w:tc>
           <w:tcPr>
             <w:tcW w:w="1337" w:type="dxa"/>
-            <w:shd w:val="clear" w:color="auto" w:fill="auto"/>
             <w:vAlign w:val="center"/>
           </w:tcPr>
           <w:p>
@@ -16334,6 +16299,7 @@
           </w:p>
         </w:tc>
       </w:tr>
+      <w:bookmarkEnd w:id="0"/>
     </w:tbl>
     <w:p>
       <w:pPr>

--- a/templates/plananual/TUTORÍA 1° A 5°/TUTORÍA 3° - PROGRAMACIÓN  ANUAL.docx
+++ b/templates/plananual/TUTORÍA 1° A 5°/TUTORÍA 3° - PROGRAMACIÓN  ANUAL.docx
@@ -1,6 +1,6 @@
 
 <file path=word/document.xml><?xml version="1.0" encoding="utf-8"?>
-<w:document xmlns:wpc="http://schemas.microsoft.com/office/word/2010/wordprocessingCanvas" xmlns:cx="http://schemas.microsoft.com/office/drawing/2014/chartex" xmlns:cx1="http://schemas.microsoft.com/office/drawing/2015/9/8/chartex" xmlns:cx2="http://schemas.microsoft.com/office/drawing/2015/10/21/chartex" xmlns:cx3="http://schemas.microsoft.com/office/drawing/2016/5/9/chartex" xmlns:cx4="http://schemas.microsoft.com/office/drawing/2016/5/10/chartex" xmlns:cx5="http://schemas.microsoft.com/office/drawing/2016/5/11/chartex" xmlns:cx6="http://schemas.microsoft.com/office/drawing/2016/5/12/chartex" xmlns:cx7="http://schemas.microsoft.com/office/drawing/2016/5/13/chartex" xmlns:cx8="http://schemas.microsoft.com/office/drawing/2016/5/14/chartex" xmlns:mc="http://schemas.openxmlformats.org/markup-compatibility/2006" xmlns:aink="http://schemas.microsoft.com/office/drawing/2016/ink" xmlns:am3d="http://schemas.microsoft.com/office/drawing/2017/model3d" xmlns:o="urn:schemas-microsoft-com:office:office" xmlns:oel="http://schemas.microsoft.com/office/2019/extlst" xmlns:r="http://schemas.openxmlformats.org/officeDocument/2006/relationships" xmlns:m="http://schemas.openxmlformats.org/officeDocument/2006/math" xmlns:v="urn:schemas-microsoft-com:vml" xmlns:wp14="http://schemas.microsoft.com/office/word/2010/wordprocessingDrawing" xmlns:wp="http://schemas.openxmlformats.org/drawingml/2006/wordprocessingDrawing" xmlns:w10="urn:schemas-microsoft-com:office:word" xmlns:w="http://schemas.openxmlformats.org/wordprocessingml/2006/main" xmlns:w14="http://schemas.microsoft.com/office/word/2010/wordml" xmlns:w15="http://schemas.microsoft.com/office/word/2012/wordml" xmlns:w16cex="http://schemas.microsoft.com/office/word/2018/wordml/cex" xmlns:w16cid="http://schemas.microsoft.com/office/word/2016/wordml/cid" xmlns:w16="http://schemas.microsoft.com/office/word/2018/wordml" xmlns:w16du="http://schemas.microsoft.com/office/word/2023/wordml/word16du" xmlns:w16sdtdh="http://schemas.microsoft.com/office/word/2020/wordml/sdtdatahash" xmlns:w16se="http://schemas.microsoft.com/office/word/2015/wordml/symex" xmlns:wpg="http://schemas.microsoft.com/office/word/2010/wordprocessingGroup" xmlns:wpi="http://schemas.microsoft.com/office/word/2010/wordprocessingInk" xmlns:wne="http://schemas.microsoft.com/office/word/2006/wordml" xmlns:wps="http://schemas.microsoft.com/office/word/2010/wordprocessingShape" mc:Ignorable="w14 w15 w16se w16cid w16 w16cex w16sdtdh w16du wp14">
+<w:document xmlns:wpc="http://schemas.microsoft.com/office/word/2010/wordprocessingCanvas" xmlns:cx="http://schemas.microsoft.com/office/drawing/2014/chartex" xmlns:cx1="http://schemas.microsoft.com/office/drawing/2015/9/8/chartex" xmlns:cx2="http://schemas.microsoft.com/office/drawing/2015/10/21/chartex" xmlns:cx3="http://schemas.microsoft.com/office/drawing/2016/5/9/chartex" xmlns:cx4="http://schemas.microsoft.com/office/drawing/2016/5/10/chartex" xmlns:cx5="http://schemas.microsoft.com/office/drawing/2016/5/11/chartex" xmlns:cx6="http://schemas.microsoft.com/office/drawing/2016/5/12/chartex" xmlns:cx7="http://schemas.microsoft.com/office/drawing/2016/5/13/chartex" xmlns:cx8="http://schemas.microsoft.com/office/drawing/2016/5/14/chartex" xmlns:mc="http://schemas.openxmlformats.org/markup-compatibility/2006" xmlns:aink="http://schemas.microsoft.com/office/drawing/2016/ink" xmlns:am3d="http://schemas.microsoft.com/office/drawing/2017/model3d" xmlns:o="urn:schemas-microsoft-com:office:office" xmlns:oel="http://schemas.microsoft.com/office/2019/extlst" xmlns:r="http://schemas.openxmlformats.org/officeDocument/2006/relationships" xmlns:m="http://schemas.openxmlformats.org/officeDocument/2006/math" xmlns:v="urn:schemas-microsoft-com:vml" xmlns:wp14="http://schemas.microsoft.com/office/word/2010/wordprocessingDrawing" xmlns:wp="http://schemas.openxmlformats.org/drawingml/2006/wordprocessingDrawing" xmlns:w10="urn:schemas-microsoft-com:office:word" xmlns:w="http://schemas.openxmlformats.org/wordprocessingml/2006/main" xmlns:w14="http://schemas.microsoft.com/office/word/2010/wordml" xmlns:w15="http://schemas.microsoft.com/office/word/2012/wordml" xmlns:w16cex="http://schemas.microsoft.com/office/word/2018/wordml/cex" xmlns:w16cid="http://schemas.microsoft.com/office/word/2016/wordml/cid" xmlns:w16="http://schemas.microsoft.com/office/word/2018/wordml" xmlns:w16du="http://schemas.microsoft.com/office/word/2023/wordml/word16du" xmlns:w16sdtdh="http://schemas.microsoft.com/office/word/2020/wordml/sdtdatahash" xmlns:w16sdtfl="http://schemas.microsoft.com/office/word/2024/wordml/sdtformatlock" xmlns:w16se="http://schemas.microsoft.com/office/word/2015/wordml/symex" xmlns:wpg="http://schemas.microsoft.com/office/word/2010/wordprocessingGroup" xmlns:wpi="http://schemas.microsoft.com/office/word/2010/wordprocessingInk" xmlns:wne="http://schemas.microsoft.com/office/word/2006/wordml" xmlns:wps="http://schemas.microsoft.com/office/word/2010/wordprocessingShape" mc:Ignorable="w14 w15 w16se w16cid w16 w16cex w16sdtdh w16sdtfl w16du wp14">
   <w:body>
     <w:p>
       <w:pPr>
@@ -9748,4063 +9748,6 @@
           <w:szCs w:val="20"/>
         </w:rPr>
         <w:lastRenderedPageBreak/>
-        <w:t xml:space="preserve">RESULTADOS DE ACTAS DEL </w:t>
-      </w:r>
-      <w:r>
-        <w:rPr>
-          <w:rFonts w:ascii="Arial Nova Cond Light" w:hAnsi="Arial Nova Cond Light" w:cs="Times New Roman"/>
-          <w:b/>
-          <w:bCs/>
-          <w:color w:val="000000" w:themeColor="text1"/>
-          <w:sz w:val="20"/>
-          <w:szCs w:val="20"/>
-        </w:rPr>
-        <w:t>AÑO ANTERIOR</w:t>
-      </w:r>
-      <w:r>
-        <w:rPr>
-          <w:rFonts w:ascii="Arial Nova Cond Light" w:hAnsi="Arial Nova Cond Light" w:cs="Times New Roman"/>
-          <w:b/>
-          <w:bCs/>
-          <w:color w:val="000000" w:themeColor="text1"/>
-          <w:sz w:val="20"/>
-          <w:szCs w:val="20"/>
-        </w:rPr>
-        <w:t>:</w:t>
-      </w:r>
-      <w:r>
-        <w:rPr>
-          <w:rFonts w:ascii="Arial Nova Cond Light" w:hAnsi="Arial Nova Cond Light" w:cs="Times New Roman"/>
-          <w:b/>
-          <w:bCs/>
-          <w:color w:val="000000" w:themeColor="text1"/>
-          <w:sz w:val="20"/>
-          <w:szCs w:val="20"/>
-        </w:rPr>
-        <w:tab/>
-      </w:r>
-    </w:p>
-    <w:p>
-      <w:pPr>
-        <w:pStyle w:val="Prrafodelista"/>
-        <w:spacing w:line="276" w:lineRule="auto"/>
-        <w:ind w:left="-284" w:right="-455"/>
-        <w:rPr>
-          <w:rFonts w:ascii="Arial Nova Cond Light" w:hAnsi="Arial Nova Cond Light" w:cs="Times New Roman"/>
-          <w:b/>
-          <w:bCs/>
-          <w:color w:val="000000" w:themeColor="text1"/>
-          <w:sz w:val="20"/>
-          <w:szCs w:val="20"/>
-        </w:rPr>
-      </w:pPr>
-    </w:p>
-    <w:tbl>
-      <w:tblPr>
-        <w:tblStyle w:val="Tablaconcuadrcula"/>
-        <w:tblW w:w="14890" w:type="dxa"/>
-        <w:tblInd w:w="-441" w:type="dxa"/>
-        <w:tblBorders>
-          <w:top w:val="double" w:sz="4" w:space="0" w:color="47D459" w:themeColor="accent3" w:themeTint="99"/>
-          <w:left w:val="double" w:sz="4" w:space="0" w:color="47D459" w:themeColor="accent3" w:themeTint="99"/>
-          <w:bottom w:val="double" w:sz="4" w:space="0" w:color="47D459" w:themeColor="accent3" w:themeTint="99"/>
-          <w:right w:val="double" w:sz="4" w:space="0" w:color="47D459" w:themeColor="accent3" w:themeTint="99"/>
-          <w:insideH w:val="double" w:sz="4" w:space="0" w:color="47D459" w:themeColor="accent3" w:themeTint="99"/>
-          <w:insideV w:val="double" w:sz="4" w:space="0" w:color="47D459" w:themeColor="accent3" w:themeTint="99"/>
-        </w:tblBorders>
-        <w:tblLook w:val="04A0" w:firstRow="1" w:lastRow="0" w:firstColumn="1" w:lastColumn="0" w:noHBand="0" w:noVBand="1"/>
-      </w:tblPr>
-      <w:tblGrid>
-        <w:gridCol w:w="1719"/>
-        <w:gridCol w:w="1801"/>
-        <w:gridCol w:w="1442"/>
-        <w:gridCol w:w="1972"/>
-        <w:gridCol w:w="1997"/>
-        <w:gridCol w:w="1418"/>
-        <w:gridCol w:w="1735"/>
-        <w:gridCol w:w="1403"/>
-        <w:gridCol w:w="1403"/>
-      </w:tblGrid>
-      <w:tr>
-        <w:trPr>
-          <w:trHeight w:val="282"/>
-        </w:trPr>
-        <w:tc>
-          <w:tcPr>
-            <w:tcW w:w="1719" w:type="dxa"/>
-            <w:shd w:val="clear" w:color="auto" w:fill="84E290" w:themeFill="accent3" w:themeFillTint="66"/>
-          </w:tcPr>
-          <w:p>
-            <w:pPr>
-              <w:pStyle w:val="Prrafodelista"/>
-              <w:spacing w:line="276" w:lineRule="auto"/>
-              <w:ind w:left="0"/>
-              <w:jc w:val="center"/>
-              <w:rPr>
-                <w:rFonts w:ascii="Arial Nova Cond Light" w:hAnsi="Arial Nova Cond Light" w:cs="Times New Roman"/>
-                <w:b/>
-                <w:bCs/>
-                <w:color w:val="000000" w:themeColor="text1"/>
-                <w:sz w:val="20"/>
-                <w:szCs w:val="20"/>
-              </w:rPr>
-            </w:pPr>
-            <w:r>
-              <w:rPr>
-                <w:rFonts w:ascii="Arial Nova Cond Light" w:hAnsi="Arial Nova Cond Light" w:cs="Times New Roman"/>
-                <w:b/>
-                <w:bCs/>
-                <w:color w:val="000000" w:themeColor="text1"/>
-                <w:sz w:val="20"/>
-                <w:szCs w:val="20"/>
-              </w:rPr>
-              <w:t>COMPETENCIA 1</w:t>
-            </w:r>
-          </w:p>
-        </w:tc>
-        <w:tc>
-          <w:tcPr>
-            <w:tcW w:w="3243" w:type="dxa"/>
-            <w:gridSpan w:val="2"/>
-          </w:tcPr>
-          <w:p>
-            <w:pPr>
-              <w:pStyle w:val="Prrafodelista"/>
-              <w:spacing w:line="276" w:lineRule="auto"/>
-              <w:ind w:left="0" w:right="-455"/>
-              <w:rPr>
-                <w:rFonts w:ascii="Arial Nova Cond Light" w:hAnsi="Arial Nova Cond Light" w:cs="Times New Roman"/>
-                <w:b/>
-                <w:bCs/>
-                <w:color w:val="000000" w:themeColor="text1"/>
-                <w:sz w:val="20"/>
-                <w:szCs w:val="20"/>
-              </w:rPr>
-            </w:pPr>
-          </w:p>
-        </w:tc>
-        <w:tc>
-          <w:tcPr>
-            <w:tcW w:w="1972" w:type="dxa"/>
-            <w:shd w:val="clear" w:color="auto" w:fill="84E290" w:themeFill="accent3" w:themeFillTint="66"/>
-          </w:tcPr>
-          <w:p>
-            <w:pPr>
-              <w:pStyle w:val="Prrafodelista"/>
-              <w:spacing w:line="276" w:lineRule="auto"/>
-              <w:ind w:left="0" w:right="86"/>
-              <w:jc w:val="center"/>
-              <w:rPr>
-                <w:rFonts w:ascii="Arial Nova Cond Light" w:hAnsi="Arial Nova Cond Light" w:cs="Times New Roman"/>
-                <w:b/>
-                <w:bCs/>
-                <w:color w:val="000000" w:themeColor="text1"/>
-                <w:sz w:val="20"/>
-                <w:szCs w:val="20"/>
-              </w:rPr>
-            </w:pPr>
-            <w:r>
-              <w:rPr>
-                <w:rFonts w:ascii="Arial Nova Cond Light" w:hAnsi="Arial Nova Cond Light" w:cs="Times New Roman"/>
-                <w:b/>
-                <w:bCs/>
-                <w:color w:val="000000" w:themeColor="text1"/>
-                <w:sz w:val="20"/>
-                <w:szCs w:val="20"/>
-              </w:rPr>
-              <w:t>COMPETENCIA 2</w:t>
-            </w:r>
-          </w:p>
-        </w:tc>
-        <w:tc>
-          <w:tcPr>
-            <w:tcW w:w="3415" w:type="dxa"/>
-            <w:gridSpan w:val="2"/>
-          </w:tcPr>
-          <w:p>
-            <w:pPr>
-              <w:pStyle w:val="Prrafodelista"/>
-              <w:spacing w:line="276" w:lineRule="auto"/>
-              <w:ind w:left="0" w:right="-455"/>
-              <w:rPr>
-                <w:rFonts w:ascii="Arial Nova Cond Light" w:hAnsi="Arial Nova Cond Light" w:cs="Times New Roman"/>
-                <w:b/>
-                <w:bCs/>
-                <w:color w:val="000000" w:themeColor="text1"/>
-                <w:sz w:val="20"/>
-                <w:szCs w:val="20"/>
-              </w:rPr>
-            </w:pPr>
-          </w:p>
-        </w:tc>
-        <w:tc>
-          <w:tcPr>
-            <w:tcW w:w="1735" w:type="dxa"/>
-            <w:shd w:val="clear" w:color="auto" w:fill="84E290" w:themeFill="accent3" w:themeFillTint="66"/>
-          </w:tcPr>
-          <w:p>
-            <w:pPr>
-              <w:pStyle w:val="Prrafodelista"/>
-              <w:spacing w:line="276" w:lineRule="auto"/>
-              <w:ind w:left="0"/>
-              <w:jc w:val="center"/>
-              <w:rPr>
-                <w:rFonts w:ascii="Arial Nova Cond Light" w:hAnsi="Arial Nova Cond Light" w:cs="Times New Roman"/>
-                <w:b/>
-                <w:bCs/>
-                <w:color w:val="000000" w:themeColor="text1"/>
-                <w:sz w:val="20"/>
-                <w:szCs w:val="20"/>
-              </w:rPr>
-            </w:pPr>
-            <w:r>
-              <w:rPr>
-                <w:rFonts w:ascii="Arial Nova Cond Light" w:hAnsi="Arial Nova Cond Light" w:cs="Times New Roman"/>
-                <w:b/>
-                <w:bCs/>
-                <w:color w:val="000000" w:themeColor="text1"/>
-                <w:sz w:val="20"/>
-                <w:szCs w:val="20"/>
-              </w:rPr>
-              <w:t>COMPETENCIA 3</w:t>
-            </w:r>
-          </w:p>
-        </w:tc>
-        <w:tc>
-          <w:tcPr>
-            <w:tcW w:w="2806" w:type="dxa"/>
-            <w:gridSpan w:val="2"/>
-          </w:tcPr>
-          <w:p>
-            <w:pPr>
-              <w:pStyle w:val="Prrafodelista"/>
-              <w:spacing w:line="276" w:lineRule="auto"/>
-              <w:ind w:left="0" w:right="-455"/>
-              <w:rPr>
-                <w:rFonts w:ascii="Arial Nova Cond Light" w:hAnsi="Arial Nova Cond Light" w:cs="Times New Roman"/>
-                <w:b/>
-                <w:bCs/>
-                <w:color w:val="000000" w:themeColor="text1"/>
-                <w:sz w:val="20"/>
-                <w:szCs w:val="20"/>
-              </w:rPr>
-            </w:pPr>
-          </w:p>
-        </w:tc>
-      </w:tr>
-      <w:tr>
-        <w:trPr>
-          <w:trHeight w:val="282"/>
-        </w:trPr>
-        <w:tc>
-          <w:tcPr>
-            <w:tcW w:w="1719" w:type="dxa"/>
-            <w:shd w:val="clear" w:color="auto" w:fill="C1F0C7" w:themeFill="accent3" w:themeFillTint="33"/>
-            <w:vAlign w:val="center"/>
-          </w:tcPr>
-          <w:p>
-            <w:pPr>
-              <w:pStyle w:val="Prrafodelista"/>
-              <w:spacing w:line="276" w:lineRule="auto"/>
-              <w:ind w:left="0"/>
-              <w:jc w:val="center"/>
-              <w:rPr>
-                <w:rFonts w:ascii="Arial Nova Cond Light" w:hAnsi="Arial Nova Cond Light" w:cs="Times New Roman"/>
-                <w:b/>
-                <w:bCs/>
-                <w:color w:val="000000" w:themeColor="text1"/>
-                <w:sz w:val="20"/>
-                <w:szCs w:val="20"/>
-              </w:rPr>
-            </w:pPr>
-            <w:r>
-              <w:rPr>
-                <w:rFonts w:ascii="Arial Nova Cond Light" w:hAnsi="Arial Nova Cond Light" w:cs="Times New Roman"/>
-                <w:b/>
-                <w:bCs/>
-                <w:color w:val="000000" w:themeColor="text1"/>
-                <w:sz w:val="20"/>
-                <w:szCs w:val="20"/>
-              </w:rPr>
-              <w:t>NIVELES DE LOGRO</w:t>
-            </w:r>
-          </w:p>
-        </w:tc>
-        <w:tc>
-          <w:tcPr>
-            <w:tcW w:w="1801" w:type="dxa"/>
-            <w:shd w:val="clear" w:color="auto" w:fill="C1F0C7" w:themeFill="accent3" w:themeFillTint="33"/>
-            <w:vAlign w:val="center"/>
-          </w:tcPr>
-          <w:p>
-            <w:pPr>
-              <w:pStyle w:val="Prrafodelista"/>
-              <w:spacing w:line="276" w:lineRule="auto"/>
-              <w:ind w:left="0"/>
-              <w:jc w:val="center"/>
-              <w:rPr>
-                <w:rFonts w:ascii="Arial Nova Cond Light" w:hAnsi="Arial Nova Cond Light" w:cs="Times New Roman"/>
-                <w:b/>
-                <w:bCs/>
-                <w:color w:val="000000" w:themeColor="text1"/>
-                <w:sz w:val="20"/>
-                <w:szCs w:val="20"/>
-              </w:rPr>
-            </w:pPr>
-            <w:r>
-              <w:rPr>
-                <w:rFonts w:ascii="Arial Nova Cond Light" w:hAnsi="Arial Nova Cond Light" w:cs="Times New Roman"/>
-                <w:b/>
-                <w:bCs/>
-                <w:color w:val="000000" w:themeColor="text1"/>
-                <w:sz w:val="20"/>
-                <w:szCs w:val="20"/>
-              </w:rPr>
-              <w:t>Cantidad</w:t>
-            </w:r>
-          </w:p>
-        </w:tc>
-        <w:tc>
-          <w:tcPr>
-            <w:tcW w:w="1442" w:type="dxa"/>
-            <w:shd w:val="clear" w:color="auto" w:fill="C1F0C7" w:themeFill="accent3" w:themeFillTint="33"/>
-            <w:vAlign w:val="center"/>
-          </w:tcPr>
-          <w:p>
-            <w:pPr>
-              <w:pStyle w:val="Prrafodelista"/>
-              <w:spacing w:line="276" w:lineRule="auto"/>
-              <w:ind w:left="0"/>
-              <w:jc w:val="center"/>
-              <w:rPr>
-                <w:rFonts w:ascii="Arial Nova Cond Light" w:hAnsi="Arial Nova Cond Light" w:cs="Times New Roman"/>
-                <w:b/>
-                <w:bCs/>
-                <w:color w:val="000000" w:themeColor="text1"/>
-                <w:sz w:val="20"/>
-                <w:szCs w:val="20"/>
-                <w:highlight w:val="yellow"/>
-              </w:rPr>
-            </w:pPr>
-            <w:r>
-              <w:rPr>
-                <w:rFonts w:ascii="Arial Nova Cond Light" w:hAnsi="Arial Nova Cond Light" w:cs="Times New Roman"/>
-                <w:b/>
-                <w:bCs/>
-                <w:color w:val="000000" w:themeColor="text1"/>
-                <w:sz w:val="20"/>
-                <w:szCs w:val="20"/>
-              </w:rPr>
-              <w:t>%</w:t>
-            </w:r>
-          </w:p>
-        </w:tc>
-        <w:tc>
-          <w:tcPr>
-            <w:tcW w:w="1972" w:type="dxa"/>
-            <w:shd w:val="clear" w:color="auto" w:fill="C1F0C7" w:themeFill="accent3" w:themeFillTint="33"/>
-            <w:vAlign w:val="center"/>
-          </w:tcPr>
-          <w:p>
-            <w:pPr>
-              <w:pStyle w:val="Prrafodelista"/>
-              <w:spacing w:line="276" w:lineRule="auto"/>
-              <w:ind w:left="0" w:right="86"/>
-              <w:jc w:val="center"/>
-              <w:rPr>
-                <w:rFonts w:ascii="Arial Nova Cond Light" w:hAnsi="Arial Nova Cond Light" w:cs="Times New Roman"/>
-                <w:b/>
-                <w:bCs/>
-                <w:color w:val="000000" w:themeColor="text1"/>
-                <w:sz w:val="20"/>
-                <w:szCs w:val="20"/>
-              </w:rPr>
-            </w:pPr>
-            <w:r>
-              <w:rPr>
-                <w:rFonts w:ascii="Arial Nova Cond Light" w:hAnsi="Arial Nova Cond Light" w:cs="Times New Roman"/>
-                <w:b/>
-                <w:bCs/>
-                <w:color w:val="000000" w:themeColor="text1"/>
-                <w:sz w:val="20"/>
-                <w:szCs w:val="20"/>
-              </w:rPr>
-              <w:t>NIVELES DE LOGRO</w:t>
-            </w:r>
-          </w:p>
-        </w:tc>
-        <w:tc>
-          <w:tcPr>
-            <w:tcW w:w="1997" w:type="dxa"/>
-            <w:shd w:val="clear" w:color="auto" w:fill="C1F0C7" w:themeFill="accent3" w:themeFillTint="33"/>
-            <w:vAlign w:val="center"/>
-          </w:tcPr>
-          <w:p>
-            <w:pPr>
-              <w:pStyle w:val="Prrafodelista"/>
-              <w:spacing w:line="276" w:lineRule="auto"/>
-              <w:ind w:left="0" w:right="174"/>
-              <w:jc w:val="center"/>
-              <w:rPr>
-                <w:rFonts w:ascii="Arial Nova Cond Light" w:hAnsi="Arial Nova Cond Light" w:cs="Times New Roman"/>
-                <w:b/>
-                <w:bCs/>
-                <w:color w:val="000000" w:themeColor="text1"/>
-                <w:sz w:val="20"/>
-                <w:szCs w:val="20"/>
-              </w:rPr>
-            </w:pPr>
-            <w:r>
-              <w:rPr>
-                <w:rFonts w:ascii="Arial Nova Cond Light" w:hAnsi="Arial Nova Cond Light" w:cs="Times New Roman"/>
-                <w:b/>
-                <w:bCs/>
-                <w:color w:val="000000" w:themeColor="text1"/>
-                <w:sz w:val="20"/>
-                <w:szCs w:val="20"/>
-              </w:rPr>
-              <w:t>Cantidad</w:t>
-            </w:r>
-          </w:p>
-        </w:tc>
-        <w:tc>
-          <w:tcPr>
-            <w:tcW w:w="1418" w:type="dxa"/>
-            <w:shd w:val="clear" w:color="auto" w:fill="C1F0C7" w:themeFill="accent3" w:themeFillTint="33"/>
-            <w:vAlign w:val="center"/>
-          </w:tcPr>
-          <w:p>
-            <w:pPr>
-              <w:pStyle w:val="Prrafodelista"/>
-              <w:spacing w:line="276" w:lineRule="auto"/>
-              <w:ind w:left="0"/>
-              <w:jc w:val="center"/>
-              <w:rPr>
-                <w:rFonts w:ascii="Arial Nova Cond Light" w:hAnsi="Arial Nova Cond Light" w:cs="Times New Roman"/>
-                <w:b/>
-                <w:bCs/>
-                <w:color w:val="000000" w:themeColor="text1"/>
-                <w:sz w:val="20"/>
-                <w:szCs w:val="20"/>
-              </w:rPr>
-            </w:pPr>
-            <w:r>
-              <w:rPr>
-                <w:rFonts w:ascii="Arial Nova Cond Light" w:hAnsi="Arial Nova Cond Light" w:cs="Times New Roman"/>
-                <w:b/>
-                <w:bCs/>
-                <w:color w:val="000000" w:themeColor="text1"/>
-                <w:sz w:val="20"/>
-                <w:szCs w:val="20"/>
-              </w:rPr>
-              <w:t>%</w:t>
-            </w:r>
-          </w:p>
-        </w:tc>
-        <w:tc>
-          <w:tcPr>
-            <w:tcW w:w="1735" w:type="dxa"/>
-            <w:shd w:val="clear" w:color="auto" w:fill="C1F0C7" w:themeFill="accent3" w:themeFillTint="33"/>
-            <w:vAlign w:val="center"/>
-          </w:tcPr>
-          <w:p>
-            <w:pPr>
-              <w:pStyle w:val="Prrafodelista"/>
-              <w:spacing w:line="276" w:lineRule="auto"/>
-              <w:ind w:left="0" w:right="68"/>
-              <w:jc w:val="center"/>
-              <w:rPr>
-                <w:rFonts w:ascii="Arial Nova Cond Light" w:hAnsi="Arial Nova Cond Light" w:cs="Times New Roman"/>
-                <w:b/>
-                <w:bCs/>
-                <w:color w:val="000000" w:themeColor="text1"/>
-                <w:sz w:val="20"/>
-                <w:szCs w:val="20"/>
-              </w:rPr>
-            </w:pPr>
-            <w:r>
-              <w:rPr>
-                <w:rFonts w:ascii="Arial Nova Cond Light" w:hAnsi="Arial Nova Cond Light" w:cs="Times New Roman"/>
-                <w:b/>
-                <w:bCs/>
-                <w:color w:val="000000" w:themeColor="text1"/>
-                <w:sz w:val="20"/>
-                <w:szCs w:val="20"/>
-              </w:rPr>
-              <w:t>NIVELES DE LOGRO</w:t>
-            </w:r>
-          </w:p>
-        </w:tc>
-        <w:tc>
-          <w:tcPr>
-            <w:tcW w:w="1403" w:type="dxa"/>
-            <w:shd w:val="clear" w:color="auto" w:fill="C1F0C7" w:themeFill="accent3" w:themeFillTint="33"/>
-            <w:vAlign w:val="center"/>
-          </w:tcPr>
-          <w:p>
-            <w:pPr>
-              <w:pStyle w:val="Prrafodelista"/>
-              <w:spacing w:line="276" w:lineRule="auto"/>
-              <w:ind w:left="0"/>
-              <w:jc w:val="center"/>
-              <w:rPr>
-                <w:rFonts w:ascii="Arial Nova Cond Light" w:hAnsi="Arial Nova Cond Light" w:cs="Times New Roman"/>
-                <w:b/>
-                <w:bCs/>
-                <w:color w:val="000000" w:themeColor="text1"/>
-                <w:sz w:val="20"/>
-                <w:szCs w:val="20"/>
-              </w:rPr>
-            </w:pPr>
-            <w:r>
-              <w:rPr>
-                <w:rFonts w:ascii="Arial Nova Cond Light" w:hAnsi="Arial Nova Cond Light" w:cs="Times New Roman"/>
-                <w:b/>
-                <w:bCs/>
-                <w:color w:val="000000" w:themeColor="text1"/>
-                <w:sz w:val="20"/>
-                <w:szCs w:val="20"/>
-              </w:rPr>
-              <w:t>Cantidad</w:t>
-            </w:r>
-          </w:p>
-        </w:tc>
-        <w:tc>
-          <w:tcPr>
-            <w:tcW w:w="1403" w:type="dxa"/>
-            <w:shd w:val="clear" w:color="auto" w:fill="C1F0C7" w:themeFill="accent3" w:themeFillTint="33"/>
-            <w:vAlign w:val="center"/>
-          </w:tcPr>
-          <w:p>
-            <w:pPr>
-              <w:pStyle w:val="Prrafodelista"/>
-              <w:spacing w:line="276" w:lineRule="auto"/>
-              <w:ind w:left="0"/>
-              <w:jc w:val="center"/>
-              <w:rPr>
-                <w:rFonts w:ascii="Arial Nova Cond Light" w:hAnsi="Arial Nova Cond Light" w:cs="Times New Roman"/>
-                <w:b/>
-                <w:bCs/>
-                <w:color w:val="000000" w:themeColor="text1"/>
-                <w:sz w:val="20"/>
-                <w:szCs w:val="20"/>
-              </w:rPr>
-            </w:pPr>
-            <w:r>
-              <w:rPr>
-                <w:rFonts w:ascii="Arial Nova Cond Light" w:hAnsi="Arial Nova Cond Light" w:cs="Times New Roman"/>
-                <w:b/>
-                <w:bCs/>
-                <w:color w:val="000000" w:themeColor="text1"/>
-                <w:sz w:val="20"/>
-                <w:szCs w:val="20"/>
-              </w:rPr>
-              <w:t>%</w:t>
-            </w:r>
-          </w:p>
-        </w:tc>
-      </w:tr>
-      <w:tr>
-        <w:trPr>
-          <w:trHeight w:val="282"/>
-        </w:trPr>
-        <w:tc>
-          <w:tcPr>
-            <w:tcW w:w="1719" w:type="dxa"/>
-            <w:shd w:val="clear" w:color="auto" w:fill="C1F0C7" w:themeFill="accent3" w:themeFillTint="33"/>
-            <w:vAlign w:val="center"/>
-          </w:tcPr>
-          <w:p>
-            <w:pPr>
-              <w:pStyle w:val="Prrafodelista"/>
-              <w:spacing w:line="276" w:lineRule="auto"/>
-              <w:ind w:left="0"/>
-              <w:jc w:val="center"/>
-              <w:rPr>
-                <w:rFonts w:ascii="Arial Nova Cond Light" w:hAnsi="Arial Nova Cond Light" w:cs="Times New Roman"/>
-                <w:b/>
-                <w:bCs/>
-                <w:color w:val="000000" w:themeColor="text1"/>
-                <w:sz w:val="20"/>
-                <w:szCs w:val="20"/>
-              </w:rPr>
-            </w:pPr>
-            <w:r>
-              <w:rPr>
-                <w:rFonts w:ascii="Arial Nova Cond Light" w:hAnsi="Arial Nova Cond Light" w:cs="Times New Roman"/>
-                <w:b/>
-                <w:bCs/>
-                <w:color w:val="000000" w:themeColor="text1"/>
-                <w:sz w:val="20"/>
-                <w:szCs w:val="20"/>
-              </w:rPr>
-              <w:t>AD</w:t>
-            </w:r>
-          </w:p>
-        </w:tc>
-        <w:tc>
-          <w:tcPr>
-            <w:tcW w:w="1801" w:type="dxa"/>
-          </w:tcPr>
-          <w:p>
-            <w:pPr>
-              <w:pStyle w:val="Prrafodelista"/>
-              <w:spacing w:line="276" w:lineRule="auto"/>
-              <w:ind w:left="0" w:right="-455"/>
-              <w:rPr>
-                <w:rFonts w:ascii="Arial Nova Cond Light" w:hAnsi="Arial Nova Cond Light" w:cs="Times New Roman"/>
-                <w:b/>
-                <w:bCs/>
-                <w:color w:val="000000" w:themeColor="text1"/>
-                <w:sz w:val="20"/>
-                <w:szCs w:val="20"/>
-              </w:rPr>
-            </w:pPr>
-          </w:p>
-        </w:tc>
-        <w:tc>
-          <w:tcPr>
-            <w:tcW w:w="1442" w:type="dxa"/>
-          </w:tcPr>
-          <w:p>
-            <w:pPr>
-              <w:pStyle w:val="Prrafodelista"/>
-              <w:spacing w:line="276" w:lineRule="auto"/>
-              <w:ind w:left="0" w:right="-455"/>
-              <w:rPr>
-                <w:rFonts w:ascii="Arial Nova Cond Light" w:hAnsi="Arial Nova Cond Light" w:cs="Times New Roman"/>
-                <w:b/>
-                <w:bCs/>
-                <w:color w:val="000000" w:themeColor="text1"/>
-                <w:sz w:val="20"/>
-                <w:szCs w:val="20"/>
-                <w:highlight w:val="yellow"/>
-              </w:rPr>
-            </w:pPr>
-          </w:p>
-        </w:tc>
-        <w:tc>
-          <w:tcPr>
-            <w:tcW w:w="1972" w:type="dxa"/>
-            <w:shd w:val="clear" w:color="auto" w:fill="C1F0C7" w:themeFill="accent3" w:themeFillTint="33"/>
-            <w:vAlign w:val="center"/>
-          </w:tcPr>
-          <w:p>
-            <w:pPr>
-              <w:pStyle w:val="Prrafodelista"/>
-              <w:spacing w:line="276" w:lineRule="auto"/>
-              <w:ind w:left="0" w:right="86"/>
-              <w:jc w:val="center"/>
-              <w:rPr>
-                <w:rFonts w:ascii="Arial Nova Cond Light" w:hAnsi="Arial Nova Cond Light" w:cs="Times New Roman"/>
-                <w:b/>
-                <w:bCs/>
-                <w:color w:val="000000" w:themeColor="text1"/>
-                <w:sz w:val="20"/>
-                <w:szCs w:val="20"/>
-              </w:rPr>
-            </w:pPr>
-            <w:r>
-              <w:rPr>
-                <w:rFonts w:ascii="Arial Nova Cond Light" w:hAnsi="Arial Nova Cond Light" w:cs="Times New Roman"/>
-                <w:b/>
-                <w:bCs/>
-                <w:color w:val="000000" w:themeColor="text1"/>
-                <w:sz w:val="20"/>
-                <w:szCs w:val="20"/>
-              </w:rPr>
-              <w:t>AD</w:t>
-            </w:r>
-          </w:p>
-        </w:tc>
-        <w:tc>
-          <w:tcPr>
-            <w:tcW w:w="1997" w:type="dxa"/>
-          </w:tcPr>
-          <w:p>
-            <w:pPr>
-              <w:pStyle w:val="Prrafodelista"/>
-              <w:spacing w:line="276" w:lineRule="auto"/>
-              <w:ind w:left="0" w:right="-455"/>
-              <w:rPr>
-                <w:rFonts w:ascii="Arial Nova Cond Light" w:hAnsi="Arial Nova Cond Light" w:cs="Times New Roman"/>
-                <w:b/>
-                <w:bCs/>
-                <w:color w:val="000000" w:themeColor="text1"/>
-                <w:sz w:val="20"/>
-                <w:szCs w:val="20"/>
-              </w:rPr>
-            </w:pPr>
-          </w:p>
-        </w:tc>
-        <w:tc>
-          <w:tcPr>
-            <w:tcW w:w="1418" w:type="dxa"/>
-          </w:tcPr>
-          <w:p>
-            <w:pPr>
-              <w:pStyle w:val="Prrafodelista"/>
-              <w:spacing w:line="276" w:lineRule="auto"/>
-              <w:ind w:left="0" w:right="-455"/>
-              <w:rPr>
-                <w:rFonts w:ascii="Arial Nova Cond Light" w:hAnsi="Arial Nova Cond Light" w:cs="Times New Roman"/>
-                <w:b/>
-                <w:bCs/>
-                <w:color w:val="000000" w:themeColor="text1"/>
-                <w:sz w:val="20"/>
-                <w:szCs w:val="20"/>
-              </w:rPr>
-            </w:pPr>
-          </w:p>
-        </w:tc>
-        <w:tc>
-          <w:tcPr>
-            <w:tcW w:w="1735" w:type="dxa"/>
-            <w:shd w:val="clear" w:color="auto" w:fill="C1F0C7" w:themeFill="accent3" w:themeFillTint="33"/>
-            <w:vAlign w:val="center"/>
-          </w:tcPr>
-          <w:p>
-            <w:pPr>
-              <w:pStyle w:val="Prrafodelista"/>
-              <w:spacing w:line="276" w:lineRule="auto"/>
-              <w:ind w:left="0" w:right="68"/>
-              <w:jc w:val="center"/>
-              <w:rPr>
-                <w:rFonts w:ascii="Arial Nova Cond Light" w:hAnsi="Arial Nova Cond Light" w:cs="Times New Roman"/>
-                <w:b/>
-                <w:bCs/>
-                <w:color w:val="000000" w:themeColor="text1"/>
-                <w:sz w:val="20"/>
-                <w:szCs w:val="20"/>
-              </w:rPr>
-            </w:pPr>
-            <w:r>
-              <w:rPr>
-                <w:rFonts w:ascii="Arial Nova Cond Light" w:hAnsi="Arial Nova Cond Light" w:cs="Times New Roman"/>
-                <w:b/>
-                <w:bCs/>
-                <w:color w:val="000000" w:themeColor="text1"/>
-                <w:sz w:val="20"/>
-                <w:szCs w:val="20"/>
-              </w:rPr>
-              <w:t>AD</w:t>
-            </w:r>
-          </w:p>
-        </w:tc>
-        <w:tc>
-          <w:tcPr>
-            <w:tcW w:w="1403" w:type="dxa"/>
-          </w:tcPr>
-          <w:p>
-            <w:pPr>
-              <w:pStyle w:val="Prrafodelista"/>
-              <w:spacing w:line="276" w:lineRule="auto"/>
-              <w:ind w:left="0" w:right="-455"/>
-              <w:rPr>
-                <w:rFonts w:ascii="Arial Nova Cond Light" w:hAnsi="Arial Nova Cond Light" w:cs="Times New Roman"/>
-                <w:b/>
-                <w:bCs/>
-                <w:color w:val="000000" w:themeColor="text1"/>
-                <w:sz w:val="20"/>
-                <w:szCs w:val="20"/>
-              </w:rPr>
-            </w:pPr>
-          </w:p>
-        </w:tc>
-        <w:tc>
-          <w:tcPr>
-            <w:tcW w:w="1403" w:type="dxa"/>
-          </w:tcPr>
-          <w:p>
-            <w:pPr>
-              <w:pStyle w:val="Prrafodelista"/>
-              <w:spacing w:line="276" w:lineRule="auto"/>
-              <w:ind w:left="0" w:right="-455"/>
-              <w:rPr>
-                <w:rFonts w:ascii="Arial Nova Cond Light" w:hAnsi="Arial Nova Cond Light" w:cs="Times New Roman"/>
-                <w:b/>
-                <w:bCs/>
-                <w:color w:val="000000" w:themeColor="text1"/>
-                <w:sz w:val="20"/>
-                <w:szCs w:val="20"/>
-              </w:rPr>
-            </w:pPr>
-          </w:p>
-        </w:tc>
-      </w:tr>
-      <w:tr>
-        <w:trPr>
-          <w:trHeight w:val="282"/>
-        </w:trPr>
-        <w:tc>
-          <w:tcPr>
-            <w:tcW w:w="1719" w:type="dxa"/>
-            <w:shd w:val="clear" w:color="auto" w:fill="C1F0C7" w:themeFill="accent3" w:themeFillTint="33"/>
-            <w:vAlign w:val="center"/>
-          </w:tcPr>
-          <w:p>
-            <w:pPr>
-              <w:pStyle w:val="Prrafodelista"/>
-              <w:spacing w:line="276" w:lineRule="auto"/>
-              <w:ind w:left="0"/>
-              <w:jc w:val="center"/>
-              <w:rPr>
-                <w:rFonts w:ascii="Arial Nova Cond Light" w:hAnsi="Arial Nova Cond Light" w:cs="Times New Roman"/>
-                <w:b/>
-                <w:bCs/>
-                <w:color w:val="000000" w:themeColor="text1"/>
-                <w:sz w:val="20"/>
-                <w:szCs w:val="20"/>
-              </w:rPr>
-            </w:pPr>
-            <w:r>
-              <w:rPr>
-                <w:rFonts w:ascii="Arial Nova Cond Light" w:hAnsi="Arial Nova Cond Light" w:cs="Times New Roman"/>
-                <w:b/>
-                <w:bCs/>
-                <w:color w:val="000000" w:themeColor="text1"/>
-                <w:sz w:val="20"/>
-                <w:szCs w:val="20"/>
-              </w:rPr>
-              <w:t>A</w:t>
-            </w:r>
-          </w:p>
-        </w:tc>
-        <w:tc>
-          <w:tcPr>
-            <w:tcW w:w="1801" w:type="dxa"/>
-          </w:tcPr>
-          <w:p>
-            <w:pPr>
-              <w:pStyle w:val="Prrafodelista"/>
-              <w:spacing w:line="276" w:lineRule="auto"/>
-              <w:ind w:left="0" w:right="-455"/>
-              <w:rPr>
-                <w:rFonts w:ascii="Arial Nova Cond Light" w:hAnsi="Arial Nova Cond Light" w:cs="Times New Roman"/>
-                <w:b/>
-                <w:bCs/>
-                <w:color w:val="000000" w:themeColor="text1"/>
-                <w:sz w:val="20"/>
-                <w:szCs w:val="20"/>
-              </w:rPr>
-            </w:pPr>
-          </w:p>
-        </w:tc>
-        <w:tc>
-          <w:tcPr>
-            <w:tcW w:w="1442" w:type="dxa"/>
-          </w:tcPr>
-          <w:p>
-            <w:pPr>
-              <w:pStyle w:val="Prrafodelista"/>
-              <w:spacing w:line="276" w:lineRule="auto"/>
-              <w:ind w:left="0" w:right="-455"/>
-              <w:rPr>
-                <w:rFonts w:ascii="Arial Nova Cond Light" w:hAnsi="Arial Nova Cond Light" w:cs="Times New Roman"/>
-                <w:b/>
-                <w:bCs/>
-                <w:color w:val="000000" w:themeColor="text1"/>
-                <w:sz w:val="20"/>
-                <w:szCs w:val="20"/>
-                <w:highlight w:val="yellow"/>
-              </w:rPr>
-            </w:pPr>
-          </w:p>
-        </w:tc>
-        <w:tc>
-          <w:tcPr>
-            <w:tcW w:w="1972" w:type="dxa"/>
-            <w:shd w:val="clear" w:color="auto" w:fill="C1F0C7" w:themeFill="accent3" w:themeFillTint="33"/>
-            <w:vAlign w:val="center"/>
-          </w:tcPr>
-          <w:p>
-            <w:pPr>
-              <w:pStyle w:val="Prrafodelista"/>
-              <w:spacing w:line="276" w:lineRule="auto"/>
-              <w:ind w:left="0" w:right="86"/>
-              <w:jc w:val="center"/>
-              <w:rPr>
-                <w:rFonts w:ascii="Arial Nova Cond Light" w:hAnsi="Arial Nova Cond Light" w:cs="Times New Roman"/>
-                <w:b/>
-                <w:bCs/>
-                <w:color w:val="000000" w:themeColor="text1"/>
-                <w:sz w:val="20"/>
-                <w:szCs w:val="20"/>
-              </w:rPr>
-            </w:pPr>
-            <w:r>
-              <w:rPr>
-                <w:rFonts w:ascii="Arial Nova Cond Light" w:hAnsi="Arial Nova Cond Light" w:cs="Times New Roman"/>
-                <w:b/>
-                <w:bCs/>
-                <w:color w:val="000000" w:themeColor="text1"/>
-                <w:sz w:val="20"/>
-                <w:szCs w:val="20"/>
-              </w:rPr>
-              <w:t>A</w:t>
-            </w:r>
-          </w:p>
-        </w:tc>
-        <w:tc>
-          <w:tcPr>
-            <w:tcW w:w="1997" w:type="dxa"/>
-          </w:tcPr>
-          <w:p>
-            <w:pPr>
-              <w:pStyle w:val="Prrafodelista"/>
-              <w:spacing w:line="276" w:lineRule="auto"/>
-              <w:ind w:left="0" w:right="-455"/>
-              <w:rPr>
-                <w:rFonts w:ascii="Arial Nova Cond Light" w:hAnsi="Arial Nova Cond Light" w:cs="Times New Roman"/>
-                <w:b/>
-                <w:bCs/>
-                <w:color w:val="000000" w:themeColor="text1"/>
-                <w:sz w:val="20"/>
-                <w:szCs w:val="20"/>
-              </w:rPr>
-            </w:pPr>
-          </w:p>
-        </w:tc>
-        <w:tc>
-          <w:tcPr>
-            <w:tcW w:w="1418" w:type="dxa"/>
-          </w:tcPr>
-          <w:p>
-            <w:pPr>
-              <w:pStyle w:val="Prrafodelista"/>
-              <w:spacing w:line="276" w:lineRule="auto"/>
-              <w:ind w:left="0" w:right="-455"/>
-              <w:rPr>
-                <w:rFonts w:ascii="Arial Nova Cond Light" w:hAnsi="Arial Nova Cond Light" w:cs="Times New Roman"/>
-                <w:b/>
-                <w:bCs/>
-                <w:color w:val="000000" w:themeColor="text1"/>
-                <w:sz w:val="20"/>
-                <w:szCs w:val="20"/>
-              </w:rPr>
-            </w:pPr>
-          </w:p>
-        </w:tc>
-        <w:tc>
-          <w:tcPr>
-            <w:tcW w:w="1735" w:type="dxa"/>
-            <w:shd w:val="clear" w:color="auto" w:fill="C1F0C7" w:themeFill="accent3" w:themeFillTint="33"/>
-            <w:vAlign w:val="center"/>
-          </w:tcPr>
-          <w:p>
-            <w:pPr>
-              <w:pStyle w:val="Prrafodelista"/>
-              <w:spacing w:line="276" w:lineRule="auto"/>
-              <w:ind w:left="0" w:right="68"/>
-              <w:jc w:val="center"/>
-              <w:rPr>
-                <w:rFonts w:ascii="Arial Nova Cond Light" w:hAnsi="Arial Nova Cond Light" w:cs="Times New Roman"/>
-                <w:b/>
-                <w:bCs/>
-                <w:color w:val="000000" w:themeColor="text1"/>
-                <w:sz w:val="20"/>
-                <w:szCs w:val="20"/>
-              </w:rPr>
-            </w:pPr>
-            <w:r>
-              <w:rPr>
-                <w:rFonts w:ascii="Arial Nova Cond Light" w:hAnsi="Arial Nova Cond Light" w:cs="Times New Roman"/>
-                <w:b/>
-                <w:bCs/>
-                <w:color w:val="000000" w:themeColor="text1"/>
-                <w:sz w:val="20"/>
-                <w:szCs w:val="20"/>
-              </w:rPr>
-              <w:t>A</w:t>
-            </w:r>
-          </w:p>
-        </w:tc>
-        <w:tc>
-          <w:tcPr>
-            <w:tcW w:w="1403" w:type="dxa"/>
-          </w:tcPr>
-          <w:p>
-            <w:pPr>
-              <w:pStyle w:val="Prrafodelista"/>
-              <w:spacing w:line="276" w:lineRule="auto"/>
-              <w:ind w:left="0" w:right="-455"/>
-              <w:rPr>
-                <w:rFonts w:ascii="Arial Nova Cond Light" w:hAnsi="Arial Nova Cond Light" w:cs="Times New Roman"/>
-                <w:b/>
-                <w:bCs/>
-                <w:color w:val="000000" w:themeColor="text1"/>
-                <w:sz w:val="20"/>
-                <w:szCs w:val="20"/>
-              </w:rPr>
-            </w:pPr>
-          </w:p>
-        </w:tc>
-        <w:tc>
-          <w:tcPr>
-            <w:tcW w:w="1403" w:type="dxa"/>
-          </w:tcPr>
-          <w:p>
-            <w:pPr>
-              <w:pStyle w:val="Prrafodelista"/>
-              <w:spacing w:line="276" w:lineRule="auto"/>
-              <w:ind w:left="0" w:right="-455"/>
-              <w:rPr>
-                <w:rFonts w:ascii="Arial Nova Cond Light" w:hAnsi="Arial Nova Cond Light" w:cs="Times New Roman"/>
-                <w:b/>
-                <w:bCs/>
-                <w:color w:val="000000" w:themeColor="text1"/>
-                <w:sz w:val="20"/>
-                <w:szCs w:val="20"/>
-              </w:rPr>
-            </w:pPr>
-          </w:p>
-        </w:tc>
-      </w:tr>
-      <w:tr>
-        <w:trPr>
-          <w:trHeight w:val="282"/>
-        </w:trPr>
-        <w:tc>
-          <w:tcPr>
-            <w:tcW w:w="1719" w:type="dxa"/>
-            <w:shd w:val="clear" w:color="auto" w:fill="C1F0C7" w:themeFill="accent3" w:themeFillTint="33"/>
-            <w:vAlign w:val="center"/>
-          </w:tcPr>
-          <w:p>
-            <w:pPr>
-              <w:pStyle w:val="Prrafodelista"/>
-              <w:spacing w:line="276" w:lineRule="auto"/>
-              <w:ind w:left="0"/>
-              <w:jc w:val="center"/>
-              <w:rPr>
-                <w:rFonts w:ascii="Arial Nova Cond Light" w:hAnsi="Arial Nova Cond Light" w:cs="Times New Roman"/>
-                <w:b/>
-                <w:bCs/>
-                <w:color w:val="000000" w:themeColor="text1"/>
-                <w:sz w:val="20"/>
-                <w:szCs w:val="20"/>
-              </w:rPr>
-            </w:pPr>
-            <w:r>
-              <w:rPr>
-                <w:rFonts w:ascii="Arial Nova Cond Light" w:hAnsi="Arial Nova Cond Light" w:cs="Times New Roman"/>
-                <w:b/>
-                <w:bCs/>
-                <w:color w:val="000000" w:themeColor="text1"/>
-                <w:sz w:val="20"/>
-                <w:szCs w:val="20"/>
-              </w:rPr>
-              <w:t>B</w:t>
-            </w:r>
-          </w:p>
-        </w:tc>
-        <w:tc>
-          <w:tcPr>
-            <w:tcW w:w="1801" w:type="dxa"/>
-          </w:tcPr>
-          <w:p>
-            <w:pPr>
-              <w:pStyle w:val="Prrafodelista"/>
-              <w:spacing w:line="276" w:lineRule="auto"/>
-              <w:ind w:left="0" w:right="-455"/>
-              <w:rPr>
-                <w:rFonts w:ascii="Arial Nova Cond Light" w:hAnsi="Arial Nova Cond Light" w:cs="Times New Roman"/>
-                <w:b/>
-                <w:bCs/>
-                <w:color w:val="000000" w:themeColor="text1"/>
-                <w:sz w:val="20"/>
-                <w:szCs w:val="20"/>
-              </w:rPr>
-            </w:pPr>
-          </w:p>
-        </w:tc>
-        <w:tc>
-          <w:tcPr>
-            <w:tcW w:w="1442" w:type="dxa"/>
-          </w:tcPr>
-          <w:p>
-            <w:pPr>
-              <w:pStyle w:val="Prrafodelista"/>
-              <w:spacing w:line="276" w:lineRule="auto"/>
-              <w:ind w:left="0" w:right="-455"/>
-              <w:rPr>
-                <w:rFonts w:ascii="Arial Nova Cond Light" w:hAnsi="Arial Nova Cond Light" w:cs="Times New Roman"/>
-                <w:b/>
-                <w:bCs/>
-                <w:color w:val="000000" w:themeColor="text1"/>
-                <w:sz w:val="20"/>
-                <w:szCs w:val="20"/>
-                <w:highlight w:val="yellow"/>
-              </w:rPr>
-            </w:pPr>
-          </w:p>
-        </w:tc>
-        <w:tc>
-          <w:tcPr>
-            <w:tcW w:w="1972" w:type="dxa"/>
-            <w:shd w:val="clear" w:color="auto" w:fill="C1F0C7" w:themeFill="accent3" w:themeFillTint="33"/>
-            <w:vAlign w:val="center"/>
-          </w:tcPr>
-          <w:p>
-            <w:pPr>
-              <w:pStyle w:val="Prrafodelista"/>
-              <w:spacing w:line="276" w:lineRule="auto"/>
-              <w:ind w:left="0" w:right="86"/>
-              <w:jc w:val="center"/>
-              <w:rPr>
-                <w:rFonts w:ascii="Arial Nova Cond Light" w:hAnsi="Arial Nova Cond Light" w:cs="Times New Roman"/>
-                <w:b/>
-                <w:bCs/>
-                <w:color w:val="000000" w:themeColor="text1"/>
-                <w:sz w:val="20"/>
-                <w:szCs w:val="20"/>
-              </w:rPr>
-            </w:pPr>
-            <w:r>
-              <w:rPr>
-                <w:rFonts w:ascii="Arial Nova Cond Light" w:hAnsi="Arial Nova Cond Light" w:cs="Times New Roman"/>
-                <w:b/>
-                <w:bCs/>
-                <w:color w:val="000000" w:themeColor="text1"/>
-                <w:sz w:val="20"/>
-                <w:szCs w:val="20"/>
-              </w:rPr>
-              <w:t>B</w:t>
-            </w:r>
-          </w:p>
-        </w:tc>
-        <w:tc>
-          <w:tcPr>
-            <w:tcW w:w="1997" w:type="dxa"/>
-          </w:tcPr>
-          <w:p>
-            <w:pPr>
-              <w:pStyle w:val="Prrafodelista"/>
-              <w:spacing w:line="276" w:lineRule="auto"/>
-              <w:ind w:left="0" w:right="-455"/>
-              <w:rPr>
-                <w:rFonts w:ascii="Arial Nova Cond Light" w:hAnsi="Arial Nova Cond Light" w:cs="Times New Roman"/>
-                <w:b/>
-                <w:bCs/>
-                <w:color w:val="000000" w:themeColor="text1"/>
-                <w:sz w:val="20"/>
-                <w:szCs w:val="20"/>
-              </w:rPr>
-            </w:pPr>
-          </w:p>
-        </w:tc>
-        <w:tc>
-          <w:tcPr>
-            <w:tcW w:w="1418" w:type="dxa"/>
-          </w:tcPr>
-          <w:p>
-            <w:pPr>
-              <w:pStyle w:val="Prrafodelista"/>
-              <w:spacing w:line="276" w:lineRule="auto"/>
-              <w:ind w:left="0" w:right="-455"/>
-              <w:rPr>
-                <w:rFonts w:ascii="Arial Nova Cond Light" w:hAnsi="Arial Nova Cond Light" w:cs="Times New Roman"/>
-                <w:b/>
-                <w:bCs/>
-                <w:color w:val="000000" w:themeColor="text1"/>
-                <w:sz w:val="20"/>
-                <w:szCs w:val="20"/>
-              </w:rPr>
-            </w:pPr>
-          </w:p>
-        </w:tc>
-        <w:tc>
-          <w:tcPr>
-            <w:tcW w:w="1735" w:type="dxa"/>
-            <w:shd w:val="clear" w:color="auto" w:fill="C1F0C7" w:themeFill="accent3" w:themeFillTint="33"/>
-            <w:vAlign w:val="center"/>
-          </w:tcPr>
-          <w:p>
-            <w:pPr>
-              <w:pStyle w:val="Prrafodelista"/>
-              <w:spacing w:line="276" w:lineRule="auto"/>
-              <w:ind w:left="0" w:right="68"/>
-              <w:jc w:val="center"/>
-              <w:rPr>
-                <w:rFonts w:ascii="Arial Nova Cond Light" w:hAnsi="Arial Nova Cond Light" w:cs="Times New Roman"/>
-                <w:b/>
-                <w:bCs/>
-                <w:color w:val="000000" w:themeColor="text1"/>
-                <w:sz w:val="20"/>
-                <w:szCs w:val="20"/>
-              </w:rPr>
-            </w:pPr>
-            <w:r>
-              <w:rPr>
-                <w:rFonts w:ascii="Arial Nova Cond Light" w:hAnsi="Arial Nova Cond Light" w:cs="Times New Roman"/>
-                <w:b/>
-                <w:bCs/>
-                <w:color w:val="000000" w:themeColor="text1"/>
-                <w:sz w:val="20"/>
-                <w:szCs w:val="20"/>
-              </w:rPr>
-              <w:t>B</w:t>
-            </w:r>
-          </w:p>
-        </w:tc>
-        <w:tc>
-          <w:tcPr>
-            <w:tcW w:w="1403" w:type="dxa"/>
-          </w:tcPr>
-          <w:p>
-            <w:pPr>
-              <w:pStyle w:val="Prrafodelista"/>
-              <w:spacing w:line="276" w:lineRule="auto"/>
-              <w:ind w:left="0" w:right="-455"/>
-              <w:rPr>
-                <w:rFonts w:ascii="Arial Nova Cond Light" w:hAnsi="Arial Nova Cond Light" w:cs="Times New Roman"/>
-                <w:b/>
-                <w:bCs/>
-                <w:color w:val="000000" w:themeColor="text1"/>
-                <w:sz w:val="20"/>
-                <w:szCs w:val="20"/>
-              </w:rPr>
-            </w:pPr>
-          </w:p>
-        </w:tc>
-        <w:tc>
-          <w:tcPr>
-            <w:tcW w:w="1403" w:type="dxa"/>
-          </w:tcPr>
-          <w:p>
-            <w:pPr>
-              <w:pStyle w:val="Prrafodelista"/>
-              <w:spacing w:line="276" w:lineRule="auto"/>
-              <w:ind w:left="0" w:right="-455"/>
-              <w:rPr>
-                <w:rFonts w:ascii="Arial Nova Cond Light" w:hAnsi="Arial Nova Cond Light" w:cs="Times New Roman"/>
-                <w:b/>
-                <w:bCs/>
-                <w:color w:val="000000" w:themeColor="text1"/>
-                <w:sz w:val="20"/>
-                <w:szCs w:val="20"/>
-              </w:rPr>
-            </w:pPr>
-          </w:p>
-        </w:tc>
-      </w:tr>
-      <w:tr>
-        <w:trPr>
-          <w:trHeight w:val="282"/>
-        </w:trPr>
-        <w:tc>
-          <w:tcPr>
-            <w:tcW w:w="1719" w:type="dxa"/>
-            <w:shd w:val="clear" w:color="auto" w:fill="C1F0C7" w:themeFill="accent3" w:themeFillTint="33"/>
-            <w:vAlign w:val="center"/>
-          </w:tcPr>
-          <w:p>
-            <w:pPr>
-              <w:pStyle w:val="Prrafodelista"/>
-              <w:spacing w:line="276" w:lineRule="auto"/>
-              <w:ind w:left="0"/>
-              <w:jc w:val="center"/>
-              <w:rPr>
-                <w:rFonts w:ascii="Arial Nova Cond Light" w:hAnsi="Arial Nova Cond Light" w:cs="Times New Roman"/>
-                <w:b/>
-                <w:bCs/>
-                <w:color w:val="000000" w:themeColor="text1"/>
-                <w:sz w:val="20"/>
-                <w:szCs w:val="20"/>
-              </w:rPr>
-            </w:pPr>
-            <w:r>
-              <w:rPr>
-                <w:rFonts w:ascii="Arial Nova Cond Light" w:hAnsi="Arial Nova Cond Light" w:cs="Times New Roman"/>
-                <w:b/>
-                <w:bCs/>
-                <w:color w:val="000000" w:themeColor="text1"/>
-                <w:sz w:val="20"/>
-                <w:szCs w:val="20"/>
-              </w:rPr>
-              <w:t>C</w:t>
-            </w:r>
-          </w:p>
-        </w:tc>
-        <w:tc>
-          <w:tcPr>
-            <w:tcW w:w="1801" w:type="dxa"/>
-          </w:tcPr>
-          <w:p>
-            <w:pPr>
-              <w:pStyle w:val="Prrafodelista"/>
-              <w:spacing w:line="276" w:lineRule="auto"/>
-              <w:ind w:left="0" w:right="-455"/>
-              <w:rPr>
-                <w:rFonts w:ascii="Arial Nova Cond Light" w:hAnsi="Arial Nova Cond Light" w:cs="Times New Roman"/>
-                <w:b/>
-                <w:bCs/>
-                <w:color w:val="000000" w:themeColor="text1"/>
-                <w:sz w:val="20"/>
-                <w:szCs w:val="20"/>
-              </w:rPr>
-            </w:pPr>
-          </w:p>
-        </w:tc>
-        <w:tc>
-          <w:tcPr>
-            <w:tcW w:w="1442" w:type="dxa"/>
-          </w:tcPr>
-          <w:p>
-            <w:pPr>
-              <w:pStyle w:val="Prrafodelista"/>
-              <w:spacing w:line="276" w:lineRule="auto"/>
-              <w:ind w:left="0" w:right="-455"/>
-              <w:rPr>
-                <w:rFonts w:ascii="Arial Nova Cond Light" w:hAnsi="Arial Nova Cond Light" w:cs="Times New Roman"/>
-                <w:b/>
-                <w:bCs/>
-                <w:color w:val="000000" w:themeColor="text1"/>
-                <w:sz w:val="20"/>
-                <w:szCs w:val="20"/>
-                <w:highlight w:val="yellow"/>
-              </w:rPr>
-            </w:pPr>
-          </w:p>
-        </w:tc>
-        <w:tc>
-          <w:tcPr>
-            <w:tcW w:w="1972" w:type="dxa"/>
-            <w:shd w:val="clear" w:color="auto" w:fill="C1F0C7" w:themeFill="accent3" w:themeFillTint="33"/>
-            <w:vAlign w:val="center"/>
-          </w:tcPr>
-          <w:p>
-            <w:pPr>
-              <w:pStyle w:val="Prrafodelista"/>
-              <w:spacing w:line="276" w:lineRule="auto"/>
-              <w:ind w:left="0" w:right="86"/>
-              <w:jc w:val="center"/>
-              <w:rPr>
-                <w:rFonts w:ascii="Arial Nova Cond Light" w:hAnsi="Arial Nova Cond Light" w:cs="Times New Roman"/>
-                <w:b/>
-                <w:bCs/>
-                <w:color w:val="000000" w:themeColor="text1"/>
-                <w:sz w:val="20"/>
-                <w:szCs w:val="20"/>
-              </w:rPr>
-            </w:pPr>
-            <w:r>
-              <w:rPr>
-                <w:rFonts w:ascii="Arial Nova Cond Light" w:hAnsi="Arial Nova Cond Light" w:cs="Times New Roman"/>
-                <w:b/>
-                <w:bCs/>
-                <w:color w:val="000000" w:themeColor="text1"/>
-                <w:sz w:val="20"/>
-                <w:szCs w:val="20"/>
-              </w:rPr>
-              <w:t>C</w:t>
-            </w:r>
-          </w:p>
-        </w:tc>
-        <w:tc>
-          <w:tcPr>
-            <w:tcW w:w="1997" w:type="dxa"/>
-          </w:tcPr>
-          <w:p>
-            <w:pPr>
-              <w:pStyle w:val="Prrafodelista"/>
-              <w:spacing w:line="276" w:lineRule="auto"/>
-              <w:ind w:left="0" w:right="-455"/>
-              <w:rPr>
-                <w:rFonts w:ascii="Arial Nova Cond Light" w:hAnsi="Arial Nova Cond Light" w:cs="Times New Roman"/>
-                <w:b/>
-                <w:bCs/>
-                <w:color w:val="000000" w:themeColor="text1"/>
-                <w:sz w:val="20"/>
-                <w:szCs w:val="20"/>
-              </w:rPr>
-            </w:pPr>
-          </w:p>
-        </w:tc>
-        <w:tc>
-          <w:tcPr>
-            <w:tcW w:w="1418" w:type="dxa"/>
-          </w:tcPr>
-          <w:p>
-            <w:pPr>
-              <w:pStyle w:val="Prrafodelista"/>
-              <w:spacing w:line="276" w:lineRule="auto"/>
-              <w:ind w:left="0" w:right="-455"/>
-              <w:rPr>
-                <w:rFonts w:ascii="Arial Nova Cond Light" w:hAnsi="Arial Nova Cond Light" w:cs="Times New Roman"/>
-                <w:b/>
-                <w:bCs/>
-                <w:color w:val="000000" w:themeColor="text1"/>
-                <w:sz w:val="20"/>
-                <w:szCs w:val="20"/>
-              </w:rPr>
-            </w:pPr>
-          </w:p>
-        </w:tc>
-        <w:tc>
-          <w:tcPr>
-            <w:tcW w:w="1735" w:type="dxa"/>
-            <w:shd w:val="clear" w:color="auto" w:fill="C1F0C7" w:themeFill="accent3" w:themeFillTint="33"/>
-            <w:vAlign w:val="center"/>
-          </w:tcPr>
-          <w:p>
-            <w:pPr>
-              <w:pStyle w:val="Prrafodelista"/>
-              <w:spacing w:line="276" w:lineRule="auto"/>
-              <w:ind w:left="0" w:right="68"/>
-              <w:jc w:val="center"/>
-              <w:rPr>
-                <w:rFonts w:ascii="Arial Nova Cond Light" w:hAnsi="Arial Nova Cond Light" w:cs="Times New Roman"/>
-                <w:b/>
-                <w:bCs/>
-                <w:color w:val="000000" w:themeColor="text1"/>
-                <w:sz w:val="20"/>
-                <w:szCs w:val="20"/>
-              </w:rPr>
-            </w:pPr>
-            <w:r>
-              <w:rPr>
-                <w:rFonts w:ascii="Arial Nova Cond Light" w:hAnsi="Arial Nova Cond Light" w:cs="Times New Roman"/>
-                <w:b/>
-                <w:bCs/>
-                <w:color w:val="000000" w:themeColor="text1"/>
-                <w:sz w:val="20"/>
-                <w:szCs w:val="20"/>
-              </w:rPr>
-              <w:t>C</w:t>
-            </w:r>
-          </w:p>
-        </w:tc>
-        <w:tc>
-          <w:tcPr>
-            <w:tcW w:w="1403" w:type="dxa"/>
-          </w:tcPr>
-          <w:p>
-            <w:pPr>
-              <w:pStyle w:val="Prrafodelista"/>
-              <w:spacing w:line="276" w:lineRule="auto"/>
-              <w:ind w:left="0" w:right="-455"/>
-              <w:rPr>
-                <w:rFonts w:ascii="Arial Nova Cond Light" w:hAnsi="Arial Nova Cond Light" w:cs="Times New Roman"/>
-                <w:b/>
-                <w:bCs/>
-                <w:color w:val="000000" w:themeColor="text1"/>
-                <w:sz w:val="20"/>
-                <w:szCs w:val="20"/>
-              </w:rPr>
-            </w:pPr>
-          </w:p>
-        </w:tc>
-        <w:tc>
-          <w:tcPr>
-            <w:tcW w:w="1403" w:type="dxa"/>
-          </w:tcPr>
-          <w:p>
-            <w:pPr>
-              <w:pStyle w:val="Prrafodelista"/>
-              <w:spacing w:line="276" w:lineRule="auto"/>
-              <w:ind w:left="0" w:right="-455"/>
-              <w:rPr>
-                <w:rFonts w:ascii="Arial Nova Cond Light" w:hAnsi="Arial Nova Cond Light" w:cs="Times New Roman"/>
-                <w:b/>
-                <w:bCs/>
-                <w:color w:val="000000" w:themeColor="text1"/>
-                <w:sz w:val="20"/>
-                <w:szCs w:val="20"/>
-              </w:rPr>
-            </w:pPr>
-          </w:p>
-        </w:tc>
-      </w:tr>
-      <w:tr>
-        <w:trPr>
-          <w:trHeight w:val="331"/>
-        </w:trPr>
-        <w:tc>
-          <w:tcPr>
-            <w:tcW w:w="1719" w:type="dxa"/>
-            <w:shd w:val="clear" w:color="auto" w:fill="C1F0C7" w:themeFill="accent3" w:themeFillTint="33"/>
-            <w:vAlign w:val="center"/>
-          </w:tcPr>
-          <w:p>
-            <w:pPr>
-              <w:pStyle w:val="Prrafodelista"/>
-              <w:spacing w:line="276" w:lineRule="auto"/>
-              <w:ind w:left="0"/>
-              <w:jc w:val="center"/>
-              <w:rPr>
-                <w:rFonts w:ascii="Arial Nova Cond Light" w:hAnsi="Arial Nova Cond Light" w:cs="Times New Roman"/>
-                <w:b/>
-                <w:bCs/>
-                <w:color w:val="000000" w:themeColor="text1"/>
-                <w:sz w:val="20"/>
-                <w:szCs w:val="20"/>
-              </w:rPr>
-            </w:pPr>
-            <w:r>
-              <w:rPr>
-                <w:rFonts w:ascii="Arial Nova Cond Light" w:hAnsi="Arial Nova Cond Light" w:cs="Times New Roman"/>
-                <w:b/>
-                <w:bCs/>
-                <w:color w:val="000000" w:themeColor="text1"/>
-                <w:sz w:val="20"/>
-                <w:szCs w:val="20"/>
-              </w:rPr>
-              <w:t>TOTAL, DE ESTUDIANTES</w:t>
-            </w:r>
-          </w:p>
-        </w:tc>
-        <w:tc>
-          <w:tcPr>
-            <w:tcW w:w="1801" w:type="dxa"/>
-          </w:tcPr>
-          <w:p>
-            <w:pPr>
-              <w:pStyle w:val="Prrafodelista"/>
-              <w:spacing w:line="276" w:lineRule="auto"/>
-              <w:ind w:left="0" w:right="-455"/>
-              <w:rPr>
-                <w:rFonts w:ascii="Arial Nova Cond Light" w:hAnsi="Arial Nova Cond Light" w:cs="Times New Roman"/>
-                <w:b/>
-                <w:bCs/>
-                <w:color w:val="000000" w:themeColor="text1"/>
-                <w:sz w:val="20"/>
-                <w:szCs w:val="20"/>
-              </w:rPr>
-            </w:pPr>
-          </w:p>
-        </w:tc>
-        <w:tc>
-          <w:tcPr>
-            <w:tcW w:w="1442" w:type="dxa"/>
-          </w:tcPr>
-          <w:p>
-            <w:pPr>
-              <w:pStyle w:val="Prrafodelista"/>
-              <w:spacing w:line="276" w:lineRule="auto"/>
-              <w:ind w:left="0" w:right="-455"/>
-              <w:rPr>
-                <w:rFonts w:ascii="Arial Nova Cond Light" w:hAnsi="Arial Nova Cond Light" w:cs="Times New Roman"/>
-                <w:b/>
-                <w:bCs/>
-                <w:color w:val="000000" w:themeColor="text1"/>
-                <w:sz w:val="20"/>
-                <w:szCs w:val="20"/>
-                <w:highlight w:val="yellow"/>
-              </w:rPr>
-            </w:pPr>
-          </w:p>
-        </w:tc>
-        <w:tc>
-          <w:tcPr>
-            <w:tcW w:w="1972" w:type="dxa"/>
-            <w:shd w:val="clear" w:color="auto" w:fill="C1F0C7" w:themeFill="accent3" w:themeFillTint="33"/>
-            <w:vAlign w:val="center"/>
-          </w:tcPr>
-          <w:p>
-            <w:pPr>
-              <w:pStyle w:val="Prrafodelista"/>
-              <w:spacing w:line="276" w:lineRule="auto"/>
-              <w:ind w:left="0" w:right="86"/>
-              <w:jc w:val="center"/>
-              <w:rPr>
-                <w:rFonts w:ascii="Arial Nova Cond Light" w:hAnsi="Arial Nova Cond Light" w:cs="Times New Roman"/>
-                <w:b/>
-                <w:bCs/>
-                <w:color w:val="000000" w:themeColor="text1"/>
-                <w:sz w:val="20"/>
-                <w:szCs w:val="20"/>
-              </w:rPr>
-            </w:pPr>
-            <w:r>
-              <w:rPr>
-                <w:rFonts w:ascii="Arial Nova Cond Light" w:hAnsi="Arial Nova Cond Light" w:cs="Times New Roman"/>
-                <w:b/>
-                <w:bCs/>
-                <w:color w:val="000000" w:themeColor="text1"/>
-                <w:sz w:val="20"/>
-                <w:szCs w:val="20"/>
-              </w:rPr>
-              <w:t>TOTAL, DE ESTUDIANTES</w:t>
-            </w:r>
-          </w:p>
-        </w:tc>
-        <w:tc>
-          <w:tcPr>
-            <w:tcW w:w="1997" w:type="dxa"/>
-          </w:tcPr>
-          <w:p>
-            <w:pPr>
-              <w:pStyle w:val="Prrafodelista"/>
-              <w:spacing w:line="276" w:lineRule="auto"/>
-              <w:ind w:left="0" w:right="-455"/>
-              <w:rPr>
-                <w:rFonts w:ascii="Arial Nova Cond Light" w:hAnsi="Arial Nova Cond Light" w:cs="Times New Roman"/>
-                <w:b/>
-                <w:bCs/>
-                <w:color w:val="000000" w:themeColor="text1"/>
-                <w:sz w:val="20"/>
-                <w:szCs w:val="20"/>
-              </w:rPr>
-            </w:pPr>
-          </w:p>
-        </w:tc>
-        <w:tc>
-          <w:tcPr>
-            <w:tcW w:w="1418" w:type="dxa"/>
-          </w:tcPr>
-          <w:p>
-            <w:pPr>
-              <w:pStyle w:val="Prrafodelista"/>
-              <w:spacing w:line="276" w:lineRule="auto"/>
-              <w:ind w:left="0" w:right="-455"/>
-              <w:rPr>
-                <w:rFonts w:ascii="Arial Nova Cond Light" w:hAnsi="Arial Nova Cond Light" w:cs="Times New Roman"/>
-                <w:b/>
-                <w:bCs/>
-                <w:color w:val="000000" w:themeColor="text1"/>
-                <w:sz w:val="20"/>
-                <w:szCs w:val="20"/>
-              </w:rPr>
-            </w:pPr>
-          </w:p>
-        </w:tc>
-        <w:tc>
-          <w:tcPr>
-            <w:tcW w:w="1735" w:type="dxa"/>
-            <w:shd w:val="clear" w:color="auto" w:fill="C1F0C7" w:themeFill="accent3" w:themeFillTint="33"/>
-            <w:vAlign w:val="center"/>
-          </w:tcPr>
-          <w:p>
-            <w:pPr>
-              <w:pStyle w:val="Prrafodelista"/>
-              <w:spacing w:line="276" w:lineRule="auto"/>
-              <w:ind w:left="0" w:right="68"/>
-              <w:jc w:val="center"/>
-              <w:rPr>
-                <w:rFonts w:ascii="Arial Nova Cond Light" w:hAnsi="Arial Nova Cond Light" w:cs="Times New Roman"/>
-                <w:b/>
-                <w:bCs/>
-                <w:color w:val="000000" w:themeColor="text1"/>
-                <w:sz w:val="20"/>
-                <w:szCs w:val="20"/>
-              </w:rPr>
-            </w:pPr>
-            <w:r>
-              <w:rPr>
-                <w:rFonts w:ascii="Arial Nova Cond Light" w:hAnsi="Arial Nova Cond Light" w:cs="Times New Roman"/>
-                <w:b/>
-                <w:bCs/>
-                <w:color w:val="000000" w:themeColor="text1"/>
-                <w:sz w:val="20"/>
-                <w:szCs w:val="20"/>
-              </w:rPr>
-              <w:t>TOTAL, DE ESTUDIANTES</w:t>
-            </w:r>
-          </w:p>
-        </w:tc>
-        <w:tc>
-          <w:tcPr>
-            <w:tcW w:w="1403" w:type="dxa"/>
-          </w:tcPr>
-          <w:p>
-            <w:pPr>
-              <w:pStyle w:val="Prrafodelista"/>
-              <w:spacing w:line="276" w:lineRule="auto"/>
-              <w:ind w:left="0" w:right="-455"/>
-              <w:rPr>
-                <w:rFonts w:ascii="Arial Nova Cond Light" w:hAnsi="Arial Nova Cond Light" w:cs="Times New Roman"/>
-                <w:b/>
-                <w:bCs/>
-                <w:color w:val="000000" w:themeColor="text1"/>
-                <w:sz w:val="20"/>
-                <w:szCs w:val="20"/>
-              </w:rPr>
-            </w:pPr>
-          </w:p>
-        </w:tc>
-        <w:tc>
-          <w:tcPr>
-            <w:tcW w:w="1403" w:type="dxa"/>
-          </w:tcPr>
-          <w:p>
-            <w:pPr>
-              <w:pStyle w:val="Prrafodelista"/>
-              <w:spacing w:line="276" w:lineRule="auto"/>
-              <w:ind w:left="0" w:right="-455"/>
-              <w:rPr>
-                <w:rFonts w:ascii="Arial Nova Cond Light" w:hAnsi="Arial Nova Cond Light" w:cs="Times New Roman"/>
-                <w:b/>
-                <w:bCs/>
-                <w:color w:val="000000" w:themeColor="text1"/>
-                <w:sz w:val="20"/>
-                <w:szCs w:val="20"/>
-              </w:rPr>
-            </w:pPr>
-          </w:p>
-        </w:tc>
-      </w:tr>
-    </w:tbl>
-    <w:p>
-      <w:pPr>
-        <w:tabs>
-          <w:tab w:val="left" w:pos="965"/>
-        </w:tabs>
-        <w:spacing w:line="276" w:lineRule="auto"/>
-        <w:ind w:right="-455"/>
-        <w:rPr>
-          <w:rFonts w:ascii="Arial Nova Cond Light" w:hAnsi="Arial Nova Cond Light" w:cs="Times New Roman"/>
-          <w:b/>
-          <w:bCs/>
-          <w:color w:val="000000" w:themeColor="text1"/>
-          <w:sz w:val="20"/>
-          <w:szCs w:val="20"/>
-        </w:rPr>
-      </w:pPr>
-    </w:p>
-    <w:p>
-      <w:pPr>
-        <w:pStyle w:val="Prrafodelista"/>
-        <w:numPr>
-          <w:ilvl w:val="0"/>
-          <w:numId w:val="1"/>
-        </w:numPr>
-        <w:shd w:val="clear" w:color="auto" w:fill="2EC440"/>
-        <w:spacing w:after="0" w:line="276" w:lineRule="auto"/>
-        <w:ind w:left="-284" w:right="-455" w:hanging="142"/>
-        <w:textDirection w:val="btLr"/>
-        <w:rPr>
-          <w:rFonts w:ascii="Arial Nova Cond Light" w:hAnsi="Arial Nova Cond Light" w:cs="Times New Roman"/>
-          <w:b/>
-          <w:bCs/>
-          <w:color w:val="000000" w:themeColor="text1"/>
-          <w:sz w:val="20"/>
-          <w:szCs w:val="20"/>
-        </w:rPr>
-      </w:pPr>
-      <w:r>
-        <w:rPr>
-          <w:rFonts w:ascii="Arial Nova Cond Light" w:hAnsi="Arial Nova Cond Light" w:cs="Times New Roman"/>
-          <w:b/>
-          <w:bCs/>
-          <w:color w:val="000000" w:themeColor="text1"/>
-          <w:sz w:val="20"/>
-          <w:szCs w:val="20"/>
-        </w:rPr>
-        <w:t>RESULTADOS DE LA EVALUACIÓN DIAGNOSTICA:</w:t>
-      </w:r>
-    </w:p>
-    <w:p>
-      <w:pPr>
-        <w:pStyle w:val="Prrafodelista"/>
-        <w:spacing w:after="0" w:line="276" w:lineRule="auto"/>
-        <w:ind w:left="-284" w:right="-455"/>
-        <w:textDirection w:val="btLr"/>
-        <w:rPr>
-          <w:rFonts w:ascii="Arial Nova Cond Light" w:hAnsi="Arial Nova Cond Light" w:cs="Times New Roman"/>
-          <w:b/>
-          <w:bCs/>
-          <w:color w:val="000000" w:themeColor="text1"/>
-          <w:sz w:val="20"/>
-          <w:szCs w:val="20"/>
-        </w:rPr>
-      </w:pPr>
-      <w:r>
-        <w:rPr>
-          <w:rFonts w:ascii="Arial Nova Cond Light" w:hAnsi="Arial Nova Cond Light" w:cs="Times New Roman"/>
-          <w:b/>
-          <w:bCs/>
-          <w:color w:val="000000" w:themeColor="text1"/>
-          <w:sz w:val="20"/>
-          <w:szCs w:val="20"/>
-        </w:rPr>
-        <w:tab/>
-      </w:r>
-      <w:r>
-        <w:rPr>
-          <w:rFonts w:ascii="Arial Nova Cond Light" w:hAnsi="Arial Nova Cond Light" w:cs="Times New Roman"/>
-          <w:b/>
-          <w:bCs/>
-          <w:color w:val="C00000"/>
-          <w:sz w:val="20"/>
-          <w:szCs w:val="20"/>
-        </w:rPr>
-        <w:t xml:space="preserve"> </w:t>
-      </w:r>
-    </w:p>
-    <w:tbl>
-      <w:tblPr>
-        <w:tblStyle w:val="Tablaconcuadrcula"/>
-        <w:tblW w:w="14885" w:type="dxa"/>
-        <w:tblInd w:w="-441" w:type="dxa"/>
-        <w:tblBorders>
-          <w:top w:val="double" w:sz="4" w:space="0" w:color="47D459" w:themeColor="accent3" w:themeTint="99"/>
-          <w:left w:val="double" w:sz="4" w:space="0" w:color="47D459" w:themeColor="accent3" w:themeTint="99"/>
-          <w:bottom w:val="double" w:sz="4" w:space="0" w:color="47D459" w:themeColor="accent3" w:themeTint="99"/>
-          <w:right w:val="double" w:sz="4" w:space="0" w:color="47D459" w:themeColor="accent3" w:themeTint="99"/>
-          <w:insideH w:val="double" w:sz="4" w:space="0" w:color="47D459" w:themeColor="accent3" w:themeTint="99"/>
-          <w:insideV w:val="double" w:sz="4" w:space="0" w:color="47D459" w:themeColor="accent3" w:themeTint="99"/>
-        </w:tblBorders>
-        <w:tblLook w:val="04A0" w:firstRow="1" w:lastRow="0" w:firstColumn="1" w:lastColumn="0" w:noHBand="0" w:noVBand="1"/>
-      </w:tblPr>
-      <w:tblGrid>
-        <w:gridCol w:w="1547"/>
-        <w:gridCol w:w="1002"/>
-        <w:gridCol w:w="1089"/>
-        <w:gridCol w:w="1093"/>
-        <w:gridCol w:w="1538"/>
-        <w:gridCol w:w="1368"/>
-        <w:gridCol w:w="999"/>
-        <w:gridCol w:w="1288"/>
-        <w:gridCol w:w="1701"/>
-        <w:gridCol w:w="1134"/>
-        <w:gridCol w:w="992"/>
-        <w:gridCol w:w="1134"/>
-      </w:tblGrid>
-      <w:tr>
-        <w:trPr>
-          <w:trHeight w:val="265"/>
-        </w:trPr>
-        <w:tc>
-          <w:tcPr>
-            <w:tcW w:w="1547" w:type="dxa"/>
-            <w:shd w:val="clear" w:color="auto" w:fill="84E290" w:themeFill="accent3" w:themeFillTint="66"/>
-            <w:vAlign w:val="center"/>
-          </w:tcPr>
-          <w:p>
-            <w:pPr>
-              <w:pStyle w:val="Prrafodelista"/>
-              <w:spacing w:line="276" w:lineRule="auto"/>
-              <w:ind w:left="0"/>
-              <w:jc w:val="center"/>
-              <w:rPr>
-                <w:rFonts w:ascii="Arial Nova Cond Light" w:hAnsi="Arial Nova Cond Light" w:cs="Times New Roman"/>
-                <w:b/>
-                <w:bCs/>
-                <w:color w:val="000000" w:themeColor="text1"/>
-                <w:sz w:val="20"/>
-                <w:szCs w:val="20"/>
-              </w:rPr>
-            </w:pPr>
-            <w:r>
-              <w:rPr>
-                <w:rFonts w:ascii="Arial Nova Cond Light" w:hAnsi="Arial Nova Cond Light" w:cs="Times New Roman"/>
-                <w:b/>
-                <w:bCs/>
-                <w:color w:val="000000" w:themeColor="text1"/>
-                <w:sz w:val="20"/>
-                <w:szCs w:val="20"/>
-              </w:rPr>
-              <w:t xml:space="preserve">COMPETENCIA </w:t>
-            </w:r>
-          </w:p>
-          <w:p>
-            <w:pPr>
-              <w:pStyle w:val="Prrafodelista"/>
-              <w:spacing w:line="276" w:lineRule="auto"/>
-              <w:ind w:left="0"/>
-              <w:jc w:val="center"/>
-              <w:rPr>
-                <w:rFonts w:ascii="Arial Nova Cond Light" w:hAnsi="Arial Nova Cond Light" w:cs="Times New Roman"/>
-                <w:b/>
-                <w:bCs/>
-                <w:color w:val="000000" w:themeColor="text1"/>
-                <w:sz w:val="20"/>
-                <w:szCs w:val="20"/>
-              </w:rPr>
-            </w:pPr>
-            <w:r>
-              <w:rPr>
-                <w:rFonts w:ascii="Arial Nova Cond Light" w:hAnsi="Arial Nova Cond Light" w:cs="Times New Roman"/>
-                <w:b/>
-                <w:bCs/>
-                <w:color w:val="000000" w:themeColor="text1"/>
-                <w:sz w:val="20"/>
-                <w:szCs w:val="20"/>
-              </w:rPr>
-              <w:t>1</w:t>
-            </w:r>
-          </w:p>
-        </w:tc>
-        <w:tc>
-          <w:tcPr>
-            <w:tcW w:w="3184" w:type="dxa"/>
-            <w:gridSpan w:val="3"/>
-            <w:vAlign w:val="center"/>
-          </w:tcPr>
-          <w:p>
-            <w:pPr>
-              <w:pStyle w:val="Prrafodelista"/>
-              <w:spacing w:line="276" w:lineRule="auto"/>
-              <w:ind w:left="0" w:right="-455"/>
-              <w:jc w:val="center"/>
-              <w:rPr>
-                <w:rFonts w:ascii="Arial Nova Cond Light" w:hAnsi="Arial Nova Cond Light" w:cs="Times New Roman"/>
-                <w:b/>
-                <w:bCs/>
-                <w:color w:val="000000" w:themeColor="text1"/>
-                <w:sz w:val="20"/>
-                <w:szCs w:val="20"/>
-              </w:rPr>
-            </w:pPr>
-          </w:p>
-        </w:tc>
-        <w:tc>
-          <w:tcPr>
-            <w:tcW w:w="1538" w:type="dxa"/>
-            <w:shd w:val="clear" w:color="auto" w:fill="84E290" w:themeFill="accent3" w:themeFillTint="66"/>
-            <w:vAlign w:val="center"/>
-          </w:tcPr>
-          <w:p>
-            <w:pPr>
-              <w:pStyle w:val="Prrafodelista"/>
-              <w:spacing w:line="276" w:lineRule="auto"/>
-              <w:ind w:left="0" w:right="86"/>
-              <w:jc w:val="center"/>
-              <w:rPr>
-                <w:rFonts w:ascii="Arial Nova Cond Light" w:hAnsi="Arial Nova Cond Light" w:cs="Times New Roman"/>
-                <w:b/>
-                <w:bCs/>
-                <w:color w:val="000000" w:themeColor="text1"/>
-                <w:sz w:val="20"/>
-                <w:szCs w:val="20"/>
-              </w:rPr>
-            </w:pPr>
-            <w:r>
-              <w:rPr>
-                <w:rFonts w:ascii="Arial Nova Cond Light" w:hAnsi="Arial Nova Cond Light" w:cs="Times New Roman"/>
-                <w:b/>
-                <w:bCs/>
-                <w:color w:val="000000" w:themeColor="text1"/>
-                <w:sz w:val="20"/>
-                <w:szCs w:val="20"/>
-              </w:rPr>
-              <w:t>COMPETENCIA 2</w:t>
-            </w:r>
-          </w:p>
-        </w:tc>
-        <w:tc>
-          <w:tcPr>
-            <w:tcW w:w="3655" w:type="dxa"/>
-            <w:gridSpan w:val="3"/>
-            <w:vAlign w:val="center"/>
-          </w:tcPr>
-          <w:p>
-            <w:pPr>
-              <w:pStyle w:val="Prrafodelista"/>
-              <w:spacing w:line="276" w:lineRule="auto"/>
-              <w:ind w:left="0" w:right="-455"/>
-              <w:jc w:val="center"/>
-              <w:rPr>
-                <w:rFonts w:ascii="Arial Nova Cond Light" w:hAnsi="Arial Nova Cond Light" w:cs="Times New Roman"/>
-                <w:b/>
-                <w:bCs/>
-                <w:color w:val="000000" w:themeColor="text1"/>
-                <w:sz w:val="20"/>
-                <w:szCs w:val="20"/>
-              </w:rPr>
-            </w:pPr>
-          </w:p>
-        </w:tc>
-        <w:tc>
-          <w:tcPr>
-            <w:tcW w:w="1701" w:type="dxa"/>
-            <w:shd w:val="clear" w:color="auto" w:fill="84E290" w:themeFill="accent3" w:themeFillTint="66"/>
-            <w:vAlign w:val="center"/>
-          </w:tcPr>
-          <w:p>
-            <w:pPr>
-              <w:pStyle w:val="Prrafodelista"/>
-              <w:spacing w:line="276" w:lineRule="auto"/>
-              <w:ind w:left="0"/>
-              <w:jc w:val="center"/>
-              <w:rPr>
-                <w:rFonts w:ascii="Arial Nova Cond Light" w:hAnsi="Arial Nova Cond Light" w:cs="Times New Roman"/>
-                <w:b/>
-                <w:bCs/>
-                <w:color w:val="000000" w:themeColor="text1"/>
-                <w:sz w:val="20"/>
-                <w:szCs w:val="20"/>
-              </w:rPr>
-            </w:pPr>
-            <w:r>
-              <w:rPr>
-                <w:rFonts w:ascii="Arial Nova Cond Light" w:hAnsi="Arial Nova Cond Light" w:cs="Times New Roman"/>
-                <w:b/>
-                <w:bCs/>
-                <w:color w:val="000000" w:themeColor="text1"/>
-                <w:sz w:val="20"/>
-                <w:szCs w:val="20"/>
-              </w:rPr>
-              <w:t xml:space="preserve">COMPETENCIA </w:t>
-            </w:r>
-          </w:p>
-          <w:p>
-            <w:pPr>
-              <w:pStyle w:val="Prrafodelista"/>
-              <w:spacing w:line="276" w:lineRule="auto"/>
-              <w:ind w:left="0"/>
-              <w:jc w:val="center"/>
-              <w:rPr>
-                <w:rFonts w:ascii="Arial Nova Cond Light" w:hAnsi="Arial Nova Cond Light" w:cs="Times New Roman"/>
-                <w:b/>
-                <w:bCs/>
-                <w:color w:val="000000" w:themeColor="text1"/>
-                <w:sz w:val="20"/>
-                <w:szCs w:val="20"/>
-              </w:rPr>
-            </w:pPr>
-            <w:r>
-              <w:rPr>
-                <w:rFonts w:ascii="Arial Nova Cond Light" w:hAnsi="Arial Nova Cond Light" w:cs="Times New Roman"/>
-                <w:b/>
-                <w:bCs/>
-                <w:color w:val="000000" w:themeColor="text1"/>
-                <w:sz w:val="20"/>
-                <w:szCs w:val="20"/>
-              </w:rPr>
-              <w:t>3</w:t>
-            </w:r>
-          </w:p>
-        </w:tc>
-        <w:tc>
-          <w:tcPr>
-            <w:tcW w:w="1134" w:type="dxa"/>
-          </w:tcPr>
-          <w:p>
-            <w:pPr>
-              <w:pStyle w:val="Prrafodelista"/>
-              <w:spacing w:line="276" w:lineRule="auto"/>
-              <w:ind w:left="0" w:right="-455"/>
-              <w:rPr>
-                <w:rFonts w:ascii="Arial Nova Cond Light" w:hAnsi="Arial Nova Cond Light" w:cs="Times New Roman"/>
-                <w:b/>
-                <w:bCs/>
-                <w:color w:val="000000" w:themeColor="text1"/>
-                <w:sz w:val="20"/>
-                <w:szCs w:val="20"/>
-              </w:rPr>
-            </w:pPr>
-          </w:p>
-        </w:tc>
-        <w:tc>
-          <w:tcPr>
-            <w:tcW w:w="992" w:type="dxa"/>
-          </w:tcPr>
-          <w:p>
-            <w:pPr>
-              <w:pStyle w:val="Prrafodelista"/>
-              <w:spacing w:line="276" w:lineRule="auto"/>
-              <w:ind w:left="0" w:right="-455"/>
-              <w:rPr>
-                <w:rFonts w:ascii="Arial Nova Cond Light" w:hAnsi="Arial Nova Cond Light" w:cs="Times New Roman"/>
-                <w:b/>
-                <w:bCs/>
-                <w:color w:val="000000" w:themeColor="text1"/>
-                <w:sz w:val="20"/>
-                <w:szCs w:val="20"/>
-              </w:rPr>
-            </w:pPr>
-          </w:p>
-        </w:tc>
-        <w:tc>
-          <w:tcPr>
-            <w:tcW w:w="1134" w:type="dxa"/>
-          </w:tcPr>
-          <w:p>
-            <w:pPr>
-              <w:pStyle w:val="Prrafodelista"/>
-              <w:spacing w:line="276" w:lineRule="auto"/>
-              <w:ind w:left="0" w:right="-455"/>
-              <w:rPr>
-                <w:rFonts w:ascii="Arial Nova Cond Light" w:hAnsi="Arial Nova Cond Light" w:cs="Times New Roman"/>
-                <w:b/>
-                <w:bCs/>
-                <w:color w:val="000000" w:themeColor="text1"/>
-                <w:sz w:val="20"/>
-                <w:szCs w:val="20"/>
-              </w:rPr>
-            </w:pPr>
-          </w:p>
-        </w:tc>
-      </w:tr>
-      <w:tr>
-        <w:trPr>
-          <w:trHeight w:val="265"/>
-        </w:trPr>
-        <w:tc>
-          <w:tcPr>
-            <w:tcW w:w="1547" w:type="dxa"/>
-            <w:shd w:val="clear" w:color="auto" w:fill="C1F0C7" w:themeFill="accent3" w:themeFillTint="33"/>
-            <w:vAlign w:val="center"/>
-          </w:tcPr>
-          <w:p>
-            <w:pPr>
-              <w:pStyle w:val="Prrafodelista"/>
-              <w:spacing w:line="276" w:lineRule="auto"/>
-              <w:ind w:left="0"/>
-              <w:jc w:val="center"/>
-              <w:rPr>
-                <w:rFonts w:ascii="Arial Nova Cond Light" w:hAnsi="Arial Nova Cond Light" w:cs="Times New Roman"/>
-                <w:b/>
-                <w:bCs/>
-                <w:color w:val="000000" w:themeColor="text1"/>
-                <w:sz w:val="20"/>
-                <w:szCs w:val="20"/>
-              </w:rPr>
-            </w:pPr>
-            <w:r>
-              <w:rPr>
-                <w:rFonts w:ascii="Arial Nova Cond Light" w:hAnsi="Arial Nova Cond Light" w:cs="Times New Roman"/>
-                <w:b/>
-                <w:bCs/>
-                <w:color w:val="000000" w:themeColor="text1"/>
-                <w:sz w:val="20"/>
-                <w:szCs w:val="20"/>
-              </w:rPr>
-              <w:t>NIVELES DE LOGRO</w:t>
-            </w:r>
-          </w:p>
-        </w:tc>
-        <w:tc>
-          <w:tcPr>
-            <w:tcW w:w="1002" w:type="dxa"/>
-            <w:shd w:val="clear" w:color="auto" w:fill="C1F0C7" w:themeFill="accent3" w:themeFillTint="33"/>
-          </w:tcPr>
-          <w:p>
-            <w:pPr>
-              <w:pStyle w:val="Prrafodelista"/>
-              <w:spacing w:line="276" w:lineRule="auto"/>
-              <w:ind w:left="0"/>
-              <w:jc w:val="center"/>
-              <w:rPr>
-                <w:rFonts w:ascii="Arial Nova Cond Light" w:hAnsi="Arial Nova Cond Light" w:cs="Times New Roman"/>
-                <w:b/>
-                <w:bCs/>
-                <w:color w:val="000000" w:themeColor="text1"/>
-                <w:sz w:val="20"/>
-                <w:szCs w:val="20"/>
-              </w:rPr>
-            </w:pPr>
-            <w:r>
-              <w:rPr>
-                <w:rFonts w:ascii="Arial Nova Cond Light" w:hAnsi="Arial Nova Cond Light" w:cs="Times New Roman"/>
-                <w:b/>
-                <w:bCs/>
-                <w:color w:val="000000" w:themeColor="text1"/>
-                <w:sz w:val="20"/>
-                <w:szCs w:val="20"/>
-              </w:rPr>
-              <w:t>Cantidad</w:t>
-            </w:r>
-          </w:p>
-        </w:tc>
-        <w:tc>
-          <w:tcPr>
-            <w:tcW w:w="1089" w:type="dxa"/>
-            <w:shd w:val="clear" w:color="auto" w:fill="C1F0C7" w:themeFill="accent3" w:themeFillTint="33"/>
-          </w:tcPr>
-          <w:p>
-            <w:pPr>
-              <w:pStyle w:val="Prrafodelista"/>
-              <w:spacing w:line="276" w:lineRule="auto"/>
-              <w:ind w:left="0" w:right="62"/>
-              <w:jc w:val="center"/>
-              <w:rPr>
-                <w:rFonts w:ascii="Arial Nova Cond Light" w:hAnsi="Arial Nova Cond Light" w:cs="Times New Roman"/>
-                <w:b/>
-                <w:bCs/>
-                <w:color w:val="000000" w:themeColor="text1"/>
-                <w:sz w:val="20"/>
-                <w:szCs w:val="20"/>
-              </w:rPr>
-            </w:pPr>
-            <w:r>
-              <w:rPr>
-                <w:rFonts w:ascii="Arial Nova Cond Light" w:hAnsi="Arial Nova Cond Light" w:cs="Times New Roman"/>
-                <w:b/>
-                <w:bCs/>
-                <w:color w:val="000000" w:themeColor="text1"/>
-                <w:sz w:val="20"/>
-                <w:szCs w:val="20"/>
-              </w:rPr>
-              <w:t>%</w:t>
-            </w:r>
-          </w:p>
-        </w:tc>
-        <w:tc>
-          <w:tcPr>
-            <w:tcW w:w="1093" w:type="dxa"/>
-            <w:shd w:val="clear" w:color="auto" w:fill="C1F0C7" w:themeFill="accent3" w:themeFillTint="33"/>
-          </w:tcPr>
-          <w:p>
-            <w:pPr>
-              <w:pStyle w:val="Prrafodelista"/>
-              <w:spacing w:line="276" w:lineRule="auto"/>
-              <w:ind w:left="0"/>
-              <w:jc w:val="center"/>
-              <w:rPr>
-                <w:rFonts w:ascii="Arial Nova Cond Light" w:hAnsi="Arial Nova Cond Light" w:cs="Times New Roman"/>
-                <w:b/>
-                <w:bCs/>
-                <w:color w:val="000000" w:themeColor="text1"/>
-                <w:sz w:val="20"/>
-                <w:szCs w:val="20"/>
-              </w:rPr>
-            </w:pPr>
-            <w:r>
-              <w:rPr>
-                <w:rFonts w:ascii="Arial Nova Cond Light" w:hAnsi="Arial Nova Cond Light" w:cs="Times New Roman"/>
-                <w:b/>
-                <w:bCs/>
-                <w:color w:val="000000" w:themeColor="text1"/>
-                <w:sz w:val="20"/>
-                <w:szCs w:val="20"/>
-              </w:rPr>
-              <w:t>META</w:t>
-            </w:r>
-          </w:p>
-        </w:tc>
-        <w:tc>
-          <w:tcPr>
-            <w:tcW w:w="1538" w:type="dxa"/>
-            <w:shd w:val="clear" w:color="auto" w:fill="C1F0C7" w:themeFill="accent3" w:themeFillTint="33"/>
-            <w:vAlign w:val="center"/>
-          </w:tcPr>
-          <w:p>
-            <w:pPr>
-              <w:pStyle w:val="Prrafodelista"/>
-              <w:spacing w:line="276" w:lineRule="auto"/>
-              <w:ind w:left="0" w:right="86"/>
-              <w:jc w:val="center"/>
-              <w:rPr>
-                <w:rFonts w:ascii="Arial Nova Cond Light" w:hAnsi="Arial Nova Cond Light" w:cs="Times New Roman"/>
-                <w:b/>
-                <w:bCs/>
-                <w:color w:val="000000" w:themeColor="text1"/>
-                <w:sz w:val="20"/>
-                <w:szCs w:val="20"/>
-              </w:rPr>
-            </w:pPr>
-            <w:r>
-              <w:rPr>
-                <w:rFonts w:ascii="Arial Nova Cond Light" w:hAnsi="Arial Nova Cond Light" w:cs="Times New Roman"/>
-                <w:b/>
-                <w:bCs/>
-                <w:color w:val="000000" w:themeColor="text1"/>
-                <w:sz w:val="20"/>
-                <w:szCs w:val="20"/>
-              </w:rPr>
-              <w:t>NIVELES DE LOGRO</w:t>
-            </w:r>
-          </w:p>
-        </w:tc>
-        <w:tc>
-          <w:tcPr>
-            <w:tcW w:w="1368" w:type="dxa"/>
-            <w:shd w:val="clear" w:color="auto" w:fill="C1F0C7" w:themeFill="accent3" w:themeFillTint="33"/>
-          </w:tcPr>
-          <w:p>
-            <w:pPr>
-              <w:pStyle w:val="Prrafodelista"/>
-              <w:spacing w:line="276" w:lineRule="auto"/>
-              <w:ind w:left="0" w:right="30"/>
-              <w:jc w:val="center"/>
-              <w:rPr>
-                <w:rFonts w:ascii="Arial Nova Cond Light" w:hAnsi="Arial Nova Cond Light" w:cs="Times New Roman"/>
-                <w:b/>
-                <w:bCs/>
-                <w:color w:val="000000" w:themeColor="text1"/>
-                <w:sz w:val="20"/>
-                <w:szCs w:val="20"/>
-              </w:rPr>
-            </w:pPr>
-            <w:r>
-              <w:rPr>
-                <w:rFonts w:ascii="Arial Nova Cond Light" w:hAnsi="Arial Nova Cond Light" w:cs="Times New Roman"/>
-                <w:b/>
-                <w:bCs/>
-                <w:color w:val="000000" w:themeColor="text1"/>
-                <w:sz w:val="20"/>
-                <w:szCs w:val="20"/>
-              </w:rPr>
-              <w:t>Cantidad</w:t>
-            </w:r>
-          </w:p>
-        </w:tc>
-        <w:tc>
-          <w:tcPr>
-            <w:tcW w:w="999" w:type="dxa"/>
-            <w:shd w:val="clear" w:color="auto" w:fill="C1F0C7" w:themeFill="accent3" w:themeFillTint="33"/>
-          </w:tcPr>
-          <w:p>
-            <w:pPr>
-              <w:pStyle w:val="Prrafodelista"/>
-              <w:spacing w:line="276" w:lineRule="auto"/>
-              <w:ind w:left="0" w:right="174"/>
-              <w:jc w:val="center"/>
-              <w:rPr>
-                <w:rFonts w:ascii="Arial Nova Cond Light" w:hAnsi="Arial Nova Cond Light" w:cs="Times New Roman"/>
-                <w:b/>
-                <w:bCs/>
-                <w:color w:val="000000" w:themeColor="text1"/>
-                <w:sz w:val="20"/>
-                <w:szCs w:val="20"/>
-              </w:rPr>
-            </w:pPr>
-            <w:r>
-              <w:rPr>
-                <w:rFonts w:ascii="Arial Nova Cond Light" w:hAnsi="Arial Nova Cond Light" w:cs="Times New Roman"/>
-                <w:b/>
-                <w:bCs/>
-                <w:color w:val="000000" w:themeColor="text1"/>
-                <w:sz w:val="20"/>
-                <w:szCs w:val="20"/>
-              </w:rPr>
-              <w:t>%</w:t>
-            </w:r>
-          </w:p>
-        </w:tc>
-        <w:tc>
-          <w:tcPr>
-            <w:tcW w:w="1288" w:type="dxa"/>
-            <w:shd w:val="clear" w:color="auto" w:fill="C1F0C7" w:themeFill="accent3" w:themeFillTint="33"/>
-          </w:tcPr>
-          <w:p>
-            <w:pPr>
-              <w:pStyle w:val="Prrafodelista"/>
-              <w:spacing w:line="276" w:lineRule="auto"/>
-              <w:ind w:left="0"/>
-              <w:jc w:val="center"/>
-              <w:rPr>
-                <w:rFonts w:ascii="Arial Nova Cond Light" w:hAnsi="Arial Nova Cond Light" w:cs="Times New Roman"/>
-                <w:b/>
-                <w:bCs/>
-                <w:color w:val="000000" w:themeColor="text1"/>
-                <w:sz w:val="20"/>
-                <w:szCs w:val="20"/>
-              </w:rPr>
-            </w:pPr>
-            <w:r>
-              <w:rPr>
-                <w:rFonts w:ascii="Arial Nova Cond Light" w:hAnsi="Arial Nova Cond Light" w:cs="Times New Roman"/>
-                <w:b/>
-                <w:bCs/>
-                <w:color w:val="000000" w:themeColor="text1"/>
-                <w:sz w:val="20"/>
-                <w:szCs w:val="20"/>
-              </w:rPr>
-              <w:t>META</w:t>
-            </w:r>
-          </w:p>
-        </w:tc>
-        <w:tc>
-          <w:tcPr>
-            <w:tcW w:w="1701" w:type="dxa"/>
-            <w:shd w:val="clear" w:color="auto" w:fill="C1F0C7" w:themeFill="accent3" w:themeFillTint="33"/>
-            <w:vAlign w:val="center"/>
-          </w:tcPr>
-          <w:p>
-            <w:pPr>
-              <w:pStyle w:val="Prrafodelista"/>
-              <w:spacing w:line="276" w:lineRule="auto"/>
-              <w:ind w:left="0" w:right="170"/>
-              <w:jc w:val="center"/>
-              <w:rPr>
-                <w:rFonts w:ascii="Arial Nova Cond Light" w:hAnsi="Arial Nova Cond Light" w:cs="Times New Roman"/>
-                <w:b/>
-                <w:bCs/>
-                <w:color w:val="000000" w:themeColor="text1"/>
-                <w:sz w:val="20"/>
-                <w:szCs w:val="20"/>
-              </w:rPr>
-            </w:pPr>
-            <w:r>
-              <w:rPr>
-                <w:rFonts w:ascii="Arial Nova Cond Light" w:hAnsi="Arial Nova Cond Light" w:cs="Times New Roman"/>
-                <w:b/>
-                <w:bCs/>
-                <w:color w:val="000000" w:themeColor="text1"/>
-                <w:sz w:val="20"/>
-                <w:szCs w:val="20"/>
-              </w:rPr>
-              <w:t>NIVELES DE LOGRO</w:t>
-            </w:r>
-          </w:p>
-        </w:tc>
-        <w:tc>
-          <w:tcPr>
-            <w:tcW w:w="1134" w:type="dxa"/>
-            <w:shd w:val="clear" w:color="auto" w:fill="C1F0C7" w:themeFill="accent3" w:themeFillTint="33"/>
-          </w:tcPr>
-          <w:p>
-            <w:pPr>
-              <w:pStyle w:val="Prrafodelista"/>
-              <w:spacing w:line="276" w:lineRule="auto"/>
-              <w:ind w:left="0"/>
-              <w:jc w:val="center"/>
-              <w:rPr>
-                <w:rFonts w:ascii="Arial Nova Cond Light" w:hAnsi="Arial Nova Cond Light" w:cs="Times New Roman"/>
-                <w:b/>
-                <w:bCs/>
-                <w:color w:val="000000" w:themeColor="text1"/>
-                <w:sz w:val="20"/>
-                <w:szCs w:val="20"/>
-              </w:rPr>
-            </w:pPr>
-            <w:r>
-              <w:rPr>
-                <w:rFonts w:ascii="Arial Nova Cond Light" w:hAnsi="Arial Nova Cond Light" w:cs="Times New Roman"/>
-                <w:b/>
-                <w:bCs/>
-                <w:color w:val="000000" w:themeColor="text1"/>
-                <w:sz w:val="20"/>
-                <w:szCs w:val="20"/>
-              </w:rPr>
-              <w:t>Cantidad</w:t>
-            </w:r>
-          </w:p>
-        </w:tc>
-        <w:tc>
-          <w:tcPr>
-            <w:tcW w:w="992" w:type="dxa"/>
-            <w:shd w:val="clear" w:color="auto" w:fill="C1F0C7" w:themeFill="accent3" w:themeFillTint="33"/>
-          </w:tcPr>
-          <w:p>
-            <w:pPr>
-              <w:pStyle w:val="Prrafodelista"/>
-              <w:spacing w:line="276" w:lineRule="auto"/>
-              <w:ind w:left="0"/>
-              <w:jc w:val="center"/>
-              <w:rPr>
-                <w:rFonts w:ascii="Arial Nova Cond Light" w:hAnsi="Arial Nova Cond Light" w:cs="Times New Roman"/>
-                <w:b/>
-                <w:bCs/>
-                <w:color w:val="000000" w:themeColor="text1"/>
-                <w:sz w:val="20"/>
-                <w:szCs w:val="20"/>
-              </w:rPr>
-            </w:pPr>
-            <w:r>
-              <w:rPr>
-                <w:rFonts w:ascii="Arial Nova Cond Light" w:hAnsi="Arial Nova Cond Light" w:cs="Times New Roman"/>
-                <w:b/>
-                <w:bCs/>
-                <w:color w:val="000000" w:themeColor="text1"/>
-                <w:sz w:val="20"/>
-                <w:szCs w:val="20"/>
-              </w:rPr>
-              <w:t>%</w:t>
-            </w:r>
-          </w:p>
-        </w:tc>
-        <w:tc>
-          <w:tcPr>
-            <w:tcW w:w="1134" w:type="dxa"/>
-            <w:shd w:val="clear" w:color="auto" w:fill="C1F0C7" w:themeFill="accent3" w:themeFillTint="33"/>
-          </w:tcPr>
-          <w:p>
-            <w:pPr>
-              <w:pStyle w:val="Prrafodelista"/>
-              <w:spacing w:line="276" w:lineRule="auto"/>
-              <w:ind w:left="0"/>
-              <w:jc w:val="center"/>
-              <w:rPr>
-                <w:rFonts w:ascii="Arial Nova Cond Light" w:hAnsi="Arial Nova Cond Light" w:cs="Times New Roman"/>
-                <w:b/>
-                <w:bCs/>
-                <w:color w:val="000000" w:themeColor="text1"/>
-                <w:sz w:val="20"/>
-                <w:szCs w:val="20"/>
-              </w:rPr>
-            </w:pPr>
-            <w:r>
-              <w:rPr>
-                <w:rFonts w:ascii="Arial Nova Cond Light" w:hAnsi="Arial Nova Cond Light" w:cs="Times New Roman"/>
-                <w:b/>
-                <w:bCs/>
-                <w:color w:val="000000" w:themeColor="text1"/>
-                <w:sz w:val="20"/>
-                <w:szCs w:val="20"/>
-              </w:rPr>
-              <w:t>META</w:t>
-            </w:r>
-          </w:p>
-        </w:tc>
-      </w:tr>
-      <w:tr>
-        <w:trPr>
-          <w:trHeight w:val="265"/>
-        </w:trPr>
-        <w:tc>
-          <w:tcPr>
-            <w:tcW w:w="1547" w:type="dxa"/>
-            <w:shd w:val="clear" w:color="auto" w:fill="C1F0C7" w:themeFill="accent3" w:themeFillTint="33"/>
-            <w:vAlign w:val="center"/>
-          </w:tcPr>
-          <w:p>
-            <w:pPr>
-              <w:pStyle w:val="Prrafodelista"/>
-              <w:spacing w:line="276" w:lineRule="auto"/>
-              <w:ind w:left="0"/>
-              <w:jc w:val="center"/>
-              <w:rPr>
-                <w:rFonts w:ascii="Arial Nova Cond Light" w:hAnsi="Arial Nova Cond Light" w:cs="Times New Roman"/>
-                <w:b/>
-                <w:bCs/>
-                <w:color w:val="000000" w:themeColor="text1"/>
-                <w:sz w:val="20"/>
-                <w:szCs w:val="20"/>
-              </w:rPr>
-            </w:pPr>
-            <w:r>
-              <w:rPr>
-                <w:rFonts w:ascii="Arial Nova Cond Light" w:hAnsi="Arial Nova Cond Light" w:cs="Times New Roman"/>
-                <w:b/>
-                <w:bCs/>
-                <w:color w:val="000000" w:themeColor="text1"/>
-                <w:sz w:val="20"/>
-                <w:szCs w:val="20"/>
-              </w:rPr>
-              <w:t>Nivel destacado</w:t>
-            </w:r>
-          </w:p>
-        </w:tc>
-        <w:tc>
-          <w:tcPr>
-            <w:tcW w:w="1002" w:type="dxa"/>
-          </w:tcPr>
-          <w:p>
-            <w:pPr>
-              <w:pStyle w:val="Prrafodelista"/>
-              <w:spacing w:line="276" w:lineRule="auto"/>
-              <w:ind w:left="0" w:right="-455"/>
-              <w:rPr>
-                <w:rFonts w:ascii="Arial Nova Cond Light" w:hAnsi="Arial Nova Cond Light" w:cs="Times New Roman"/>
-                <w:b/>
-                <w:bCs/>
-                <w:color w:val="000000" w:themeColor="text1"/>
-                <w:sz w:val="20"/>
-                <w:szCs w:val="20"/>
-              </w:rPr>
-            </w:pPr>
-          </w:p>
-        </w:tc>
-        <w:tc>
-          <w:tcPr>
-            <w:tcW w:w="1089" w:type="dxa"/>
-          </w:tcPr>
-          <w:p>
-            <w:pPr>
-              <w:pStyle w:val="Prrafodelista"/>
-              <w:spacing w:line="276" w:lineRule="auto"/>
-              <w:ind w:left="0" w:right="-455"/>
-              <w:rPr>
-                <w:rFonts w:ascii="Arial Nova Cond Light" w:hAnsi="Arial Nova Cond Light" w:cs="Times New Roman"/>
-                <w:b/>
-                <w:bCs/>
-                <w:color w:val="000000" w:themeColor="text1"/>
-                <w:sz w:val="20"/>
-                <w:szCs w:val="20"/>
-              </w:rPr>
-            </w:pPr>
-          </w:p>
-        </w:tc>
-        <w:tc>
-          <w:tcPr>
-            <w:tcW w:w="1093" w:type="dxa"/>
-          </w:tcPr>
-          <w:p>
-            <w:pPr>
-              <w:pStyle w:val="Prrafodelista"/>
-              <w:spacing w:line="276" w:lineRule="auto"/>
-              <w:ind w:left="0" w:right="-455"/>
-              <w:rPr>
-                <w:rFonts w:ascii="Arial Nova Cond Light" w:hAnsi="Arial Nova Cond Light" w:cs="Times New Roman"/>
-                <w:b/>
-                <w:bCs/>
-                <w:color w:val="000000" w:themeColor="text1"/>
-                <w:sz w:val="20"/>
-                <w:szCs w:val="20"/>
-              </w:rPr>
-            </w:pPr>
-          </w:p>
-        </w:tc>
-        <w:tc>
-          <w:tcPr>
-            <w:tcW w:w="1538" w:type="dxa"/>
-            <w:shd w:val="clear" w:color="auto" w:fill="C1F0C7" w:themeFill="accent3" w:themeFillTint="33"/>
-            <w:vAlign w:val="center"/>
-          </w:tcPr>
-          <w:p>
-            <w:pPr>
-              <w:pStyle w:val="Prrafodelista"/>
-              <w:spacing w:line="276" w:lineRule="auto"/>
-              <w:ind w:left="0" w:right="86"/>
-              <w:jc w:val="center"/>
-              <w:rPr>
-                <w:rFonts w:ascii="Arial Nova Cond Light" w:hAnsi="Arial Nova Cond Light" w:cs="Times New Roman"/>
-                <w:b/>
-                <w:bCs/>
-                <w:color w:val="000000" w:themeColor="text1"/>
-                <w:sz w:val="20"/>
-                <w:szCs w:val="20"/>
-              </w:rPr>
-            </w:pPr>
-            <w:r>
-              <w:rPr>
-                <w:rFonts w:ascii="Arial Nova Cond Light" w:hAnsi="Arial Nova Cond Light" w:cs="Times New Roman"/>
-                <w:b/>
-                <w:bCs/>
-                <w:color w:val="000000" w:themeColor="text1"/>
-                <w:sz w:val="20"/>
-                <w:szCs w:val="20"/>
-              </w:rPr>
-              <w:t>Nivel destacado</w:t>
-            </w:r>
-          </w:p>
-        </w:tc>
-        <w:tc>
-          <w:tcPr>
-            <w:tcW w:w="1368" w:type="dxa"/>
-          </w:tcPr>
-          <w:p>
-            <w:pPr>
-              <w:pStyle w:val="Prrafodelista"/>
-              <w:spacing w:line="276" w:lineRule="auto"/>
-              <w:ind w:left="0" w:right="-455"/>
-              <w:rPr>
-                <w:rFonts w:ascii="Arial Nova Cond Light" w:hAnsi="Arial Nova Cond Light" w:cs="Times New Roman"/>
-                <w:b/>
-                <w:bCs/>
-                <w:color w:val="000000" w:themeColor="text1"/>
-                <w:sz w:val="20"/>
-                <w:szCs w:val="20"/>
-              </w:rPr>
-            </w:pPr>
-          </w:p>
-        </w:tc>
-        <w:tc>
-          <w:tcPr>
-            <w:tcW w:w="999" w:type="dxa"/>
-          </w:tcPr>
-          <w:p>
-            <w:pPr>
-              <w:pStyle w:val="Prrafodelista"/>
-              <w:spacing w:line="276" w:lineRule="auto"/>
-              <w:ind w:left="0" w:right="-455"/>
-              <w:rPr>
-                <w:rFonts w:ascii="Arial Nova Cond Light" w:hAnsi="Arial Nova Cond Light" w:cs="Times New Roman"/>
-                <w:b/>
-                <w:bCs/>
-                <w:color w:val="000000" w:themeColor="text1"/>
-                <w:sz w:val="20"/>
-                <w:szCs w:val="20"/>
-              </w:rPr>
-            </w:pPr>
-          </w:p>
-        </w:tc>
-        <w:tc>
-          <w:tcPr>
-            <w:tcW w:w="1288" w:type="dxa"/>
-          </w:tcPr>
-          <w:p>
-            <w:pPr>
-              <w:pStyle w:val="Prrafodelista"/>
-              <w:spacing w:line="276" w:lineRule="auto"/>
-              <w:ind w:left="0" w:right="-455"/>
-              <w:rPr>
-                <w:rFonts w:ascii="Arial Nova Cond Light" w:hAnsi="Arial Nova Cond Light" w:cs="Times New Roman"/>
-                <w:b/>
-                <w:bCs/>
-                <w:color w:val="000000" w:themeColor="text1"/>
-                <w:sz w:val="20"/>
-                <w:szCs w:val="20"/>
-              </w:rPr>
-            </w:pPr>
-          </w:p>
-        </w:tc>
-        <w:tc>
-          <w:tcPr>
-            <w:tcW w:w="1701" w:type="dxa"/>
-            <w:vAlign w:val="center"/>
-          </w:tcPr>
-          <w:p>
-            <w:pPr>
-              <w:pStyle w:val="Prrafodelista"/>
-              <w:spacing w:line="276" w:lineRule="auto"/>
-              <w:ind w:left="0" w:right="170"/>
-              <w:jc w:val="center"/>
-              <w:rPr>
-                <w:rFonts w:ascii="Arial Nova Cond Light" w:hAnsi="Arial Nova Cond Light" w:cs="Times New Roman"/>
-                <w:b/>
-                <w:bCs/>
-                <w:color w:val="000000" w:themeColor="text1"/>
-                <w:sz w:val="20"/>
-                <w:szCs w:val="20"/>
-              </w:rPr>
-            </w:pPr>
-            <w:r>
-              <w:rPr>
-                <w:rFonts w:ascii="Arial Nova Cond Light" w:hAnsi="Arial Nova Cond Light" w:cs="Times New Roman"/>
-                <w:b/>
-                <w:bCs/>
-                <w:color w:val="000000" w:themeColor="text1"/>
-                <w:sz w:val="20"/>
-                <w:szCs w:val="20"/>
-              </w:rPr>
-              <w:t>Nivel destacado</w:t>
-            </w:r>
-          </w:p>
-        </w:tc>
-        <w:tc>
-          <w:tcPr>
-            <w:tcW w:w="1134" w:type="dxa"/>
-          </w:tcPr>
-          <w:p>
-            <w:pPr>
-              <w:pStyle w:val="Prrafodelista"/>
-              <w:spacing w:line="276" w:lineRule="auto"/>
-              <w:ind w:left="0" w:right="-455"/>
-              <w:rPr>
-                <w:rFonts w:ascii="Arial Nova Cond Light" w:hAnsi="Arial Nova Cond Light" w:cs="Times New Roman"/>
-                <w:b/>
-                <w:bCs/>
-                <w:color w:val="000000" w:themeColor="text1"/>
-                <w:sz w:val="20"/>
-                <w:szCs w:val="20"/>
-              </w:rPr>
-            </w:pPr>
-          </w:p>
-        </w:tc>
-        <w:tc>
-          <w:tcPr>
-            <w:tcW w:w="992" w:type="dxa"/>
-          </w:tcPr>
-          <w:p>
-            <w:pPr>
-              <w:pStyle w:val="Prrafodelista"/>
-              <w:spacing w:line="276" w:lineRule="auto"/>
-              <w:ind w:left="0" w:right="-455"/>
-              <w:rPr>
-                <w:rFonts w:ascii="Arial Nova Cond Light" w:hAnsi="Arial Nova Cond Light" w:cs="Times New Roman"/>
-                <w:b/>
-                <w:bCs/>
-                <w:color w:val="000000" w:themeColor="text1"/>
-                <w:sz w:val="20"/>
-                <w:szCs w:val="20"/>
-              </w:rPr>
-            </w:pPr>
-          </w:p>
-        </w:tc>
-        <w:tc>
-          <w:tcPr>
-            <w:tcW w:w="1134" w:type="dxa"/>
-          </w:tcPr>
-          <w:p>
-            <w:pPr>
-              <w:pStyle w:val="Prrafodelista"/>
-              <w:spacing w:line="276" w:lineRule="auto"/>
-              <w:ind w:left="0" w:right="-455"/>
-              <w:rPr>
-                <w:rFonts w:ascii="Arial Nova Cond Light" w:hAnsi="Arial Nova Cond Light" w:cs="Times New Roman"/>
-                <w:b/>
-                <w:bCs/>
-                <w:color w:val="000000" w:themeColor="text1"/>
-                <w:sz w:val="20"/>
-                <w:szCs w:val="20"/>
-              </w:rPr>
-            </w:pPr>
-          </w:p>
-        </w:tc>
-      </w:tr>
-      <w:tr>
-        <w:trPr>
-          <w:trHeight w:val="265"/>
-        </w:trPr>
-        <w:tc>
-          <w:tcPr>
-            <w:tcW w:w="1547" w:type="dxa"/>
-            <w:shd w:val="clear" w:color="auto" w:fill="C1F0C7" w:themeFill="accent3" w:themeFillTint="33"/>
-            <w:vAlign w:val="center"/>
-          </w:tcPr>
-          <w:p>
-            <w:pPr>
-              <w:pStyle w:val="Prrafodelista"/>
-              <w:spacing w:line="276" w:lineRule="auto"/>
-              <w:ind w:left="0"/>
-              <w:jc w:val="center"/>
-              <w:rPr>
-                <w:rFonts w:ascii="Arial Nova Cond Light" w:hAnsi="Arial Nova Cond Light" w:cs="Times New Roman"/>
-                <w:b/>
-                <w:bCs/>
-                <w:color w:val="000000" w:themeColor="text1"/>
-                <w:sz w:val="20"/>
-                <w:szCs w:val="20"/>
-              </w:rPr>
-            </w:pPr>
-            <w:r>
-              <w:rPr>
-                <w:rFonts w:ascii="Arial Nova Cond Light" w:hAnsi="Arial Nova Cond Light" w:cs="Times New Roman"/>
-                <w:b/>
-                <w:bCs/>
-                <w:color w:val="000000" w:themeColor="text1"/>
-                <w:sz w:val="20"/>
-                <w:szCs w:val="20"/>
-              </w:rPr>
-              <w:t>Nivel esperado</w:t>
-            </w:r>
-          </w:p>
-        </w:tc>
-        <w:tc>
-          <w:tcPr>
-            <w:tcW w:w="1002" w:type="dxa"/>
-          </w:tcPr>
-          <w:p>
-            <w:pPr>
-              <w:pStyle w:val="Prrafodelista"/>
-              <w:spacing w:line="276" w:lineRule="auto"/>
-              <w:ind w:left="0" w:right="-455"/>
-              <w:rPr>
-                <w:rFonts w:ascii="Arial Nova Cond Light" w:hAnsi="Arial Nova Cond Light" w:cs="Times New Roman"/>
-                <w:b/>
-                <w:bCs/>
-                <w:color w:val="000000" w:themeColor="text1"/>
-                <w:sz w:val="20"/>
-                <w:szCs w:val="20"/>
-              </w:rPr>
-            </w:pPr>
-          </w:p>
-        </w:tc>
-        <w:tc>
-          <w:tcPr>
-            <w:tcW w:w="1089" w:type="dxa"/>
-          </w:tcPr>
-          <w:p>
-            <w:pPr>
-              <w:pStyle w:val="Prrafodelista"/>
-              <w:spacing w:line="276" w:lineRule="auto"/>
-              <w:ind w:left="0" w:right="-455"/>
-              <w:rPr>
-                <w:rFonts w:ascii="Arial Nova Cond Light" w:hAnsi="Arial Nova Cond Light" w:cs="Times New Roman"/>
-                <w:b/>
-                <w:bCs/>
-                <w:color w:val="000000" w:themeColor="text1"/>
-                <w:sz w:val="20"/>
-                <w:szCs w:val="20"/>
-              </w:rPr>
-            </w:pPr>
-          </w:p>
-        </w:tc>
-        <w:tc>
-          <w:tcPr>
-            <w:tcW w:w="1093" w:type="dxa"/>
-          </w:tcPr>
-          <w:p>
-            <w:pPr>
-              <w:pStyle w:val="Prrafodelista"/>
-              <w:spacing w:line="276" w:lineRule="auto"/>
-              <w:ind w:left="0" w:right="-455"/>
-              <w:rPr>
-                <w:rFonts w:ascii="Arial Nova Cond Light" w:hAnsi="Arial Nova Cond Light" w:cs="Times New Roman"/>
-                <w:b/>
-                <w:bCs/>
-                <w:color w:val="000000" w:themeColor="text1"/>
-                <w:sz w:val="20"/>
-                <w:szCs w:val="20"/>
-              </w:rPr>
-            </w:pPr>
-          </w:p>
-        </w:tc>
-        <w:tc>
-          <w:tcPr>
-            <w:tcW w:w="1538" w:type="dxa"/>
-            <w:shd w:val="clear" w:color="auto" w:fill="C1F0C7" w:themeFill="accent3" w:themeFillTint="33"/>
-            <w:vAlign w:val="center"/>
-          </w:tcPr>
-          <w:p>
-            <w:pPr>
-              <w:pStyle w:val="Prrafodelista"/>
-              <w:spacing w:line="276" w:lineRule="auto"/>
-              <w:ind w:left="0" w:right="86"/>
-              <w:jc w:val="center"/>
-              <w:rPr>
-                <w:rFonts w:ascii="Arial Nova Cond Light" w:hAnsi="Arial Nova Cond Light" w:cs="Times New Roman"/>
-                <w:b/>
-                <w:bCs/>
-                <w:color w:val="000000" w:themeColor="text1"/>
-                <w:sz w:val="20"/>
-                <w:szCs w:val="20"/>
-              </w:rPr>
-            </w:pPr>
-            <w:r>
-              <w:rPr>
-                <w:rFonts w:ascii="Arial Nova Cond Light" w:hAnsi="Arial Nova Cond Light" w:cs="Times New Roman"/>
-                <w:b/>
-                <w:bCs/>
-                <w:color w:val="000000" w:themeColor="text1"/>
-                <w:sz w:val="20"/>
-                <w:szCs w:val="20"/>
-              </w:rPr>
-              <w:t>Nivel esperado</w:t>
-            </w:r>
-          </w:p>
-        </w:tc>
-        <w:tc>
-          <w:tcPr>
-            <w:tcW w:w="1368" w:type="dxa"/>
-          </w:tcPr>
-          <w:p>
-            <w:pPr>
-              <w:pStyle w:val="Prrafodelista"/>
-              <w:spacing w:line="276" w:lineRule="auto"/>
-              <w:ind w:left="0" w:right="-455"/>
-              <w:rPr>
-                <w:rFonts w:ascii="Arial Nova Cond Light" w:hAnsi="Arial Nova Cond Light" w:cs="Times New Roman"/>
-                <w:b/>
-                <w:bCs/>
-                <w:color w:val="000000" w:themeColor="text1"/>
-                <w:sz w:val="20"/>
-                <w:szCs w:val="20"/>
-              </w:rPr>
-            </w:pPr>
-          </w:p>
-        </w:tc>
-        <w:tc>
-          <w:tcPr>
-            <w:tcW w:w="999" w:type="dxa"/>
-          </w:tcPr>
-          <w:p>
-            <w:pPr>
-              <w:pStyle w:val="Prrafodelista"/>
-              <w:spacing w:line="276" w:lineRule="auto"/>
-              <w:ind w:left="0" w:right="-455"/>
-              <w:rPr>
-                <w:rFonts w:ascii="Arial Nova Cond Light" w:hAnsi="Arial Nova Cond Light" w:cs="Times New Roman"/>
-                <w:b/>
-                <w:bCs/>
-                <w:color w:val="000000" w:themeColor="text1"/>
-                <w:sz w:val="20"/>
-                <w:szCs w:val="20"/>
-              </w:rPr>
-            </w:pPr>
-          </w:p>
-        </w:tc>
-        <w:tc>
-          <w:tcPr>
-            <w:tcW w:w="1288" w:type="dxa"/>
-          </w:tcPr>
-          <w:p>
-            <w:pPr>
-              <w:pStyle w:val="Prrafodelista"/>
-              <w:spacing w:line="276" w:lineRule="auto"/>
-              <w:ind w:left="0" w:right="-455"/>
-              <w:rPr>
-                <w:rFonts w:ascii="Arial Nova Cond Light" w:hAnsi="Arial Nova Cond Light" w:cs="Times New Roman"/>
-                <w:b/>
-                <w:bCs/>
-                <w:color w:val="000000" w:themeColor="text1"/>
-                <w:sz w:val="20"/>
-                <w:szCs w:val="20"/>
-              </w:rPr>
-            </w:pPr>
-          </w:p>
-        </w:tc>
-        <w:tc>
-          <w:tcPr>
-            <w:tcW w:w="1701" w:type="dxa"/>
-            <w:vAlign w:val="center"/>
-          </w:tcPr>
-          <w:p>
-            <w:pPr>
-              <w:pStyle w:val="Prrafodelista"/>
-              <w:spacing w:line="276" w:lineRule="auto"/>
-              <w:ind w:left="0" w:right="170"/>
-              <w:jc w:val="center"/>
-              <w:rPr>
-                <w:rFonts w:ascii="Arial Nova Cond Light" w:hAnsi="Arial Nova Cond Light" w:cs="Times New Roman"/>
-                <w:b/>
-                <w:bCs/>
-                <w:color w:val="000000" w:themeColor="text1"/>
-                <w:sz w:val="20"/>
-                <w:szCs w:val="20"/>
-              </w:rPr>
-            </w:pPr>
-            <w:r>
-              <w:rPr>
-                <w:rFonts w:ascii="Arial Nova Cond Light" w:hAnsi="Arial Nova Cond Light" w:cs="Times New Roman"/>
-                <w:b/>
-                <w:bCs/>
-                <w:color w:val="000000" w:themeColor="text1"/>
-                <w:sz w:val="20"/>
-                <w:szCs w:val="20"/>
-              </w:rPr>
-              <w:t>Nivel esperado</w:t>
-            </w:r>
-          </w:p>
-        </w:tc>
-        <w:tc>
-          <w:tcPr>
-            <w:tcW w:w="1134" w:type="dxa"/>
-          </w:tcPr>
-          <w:p>
-            <w:pPr>
-              <w:pStyle w:val="Prrafodelista"/>
-              <w:spacing w:line="276" w:lineRule="auto"/>
-              <w:ind w:left="0" w:right="-455"/>
-              <w:rPr>
-                <w:rFonts w:ascii="Arial Nova Cond Light" w:hAnsi="Arial Nova Cond Light" w:cs="Times New Roman"/>
-                <w:b/>
-                <w:bCs/>
-                <w:color w:val="000000" w:themeColor="text1"/>
-                <w:sz w:val="20"/>
-                <w:szCs w:val="20"/>
-              </w:rPr>
-            </w:pPr>
-          </w:p>
-        </w:tc>
-        <w:tc>
-          <w:tcPr>
-            <w:tcW w:w="992" w:type="dxa"/>
-          </w:tcPr>
-          <w:p>
-            <w:pPr>
-              <w:pStyle w:val="Prrafodelista"/>
-              <w:spacing w:line="276" w:lineRule="auto"/>
-              <w:ind w:left="0" w:right="-455"/>
-              <w:rPr>
-                <w:rFonts w:ascii="Arial Nova Cond Light" w:hAnsi="Arial Nova Cond Light" w:cs="Times New Roman"/>
-                <w:b/>
-                <w:bCs/>
-                <w:color w:val="000000" w:themeColor="text1"/>
-                <w:sz w:val="20"/>
-                <w:szCs w:val="20"/>
-              </w:rPr>
-            </w:pPr>
-          </w:p>
-        </w:tc>
-        <w:tc>
-          <w:tcPr>
-            <w:tcW w:w="1134" w:type="dxa"/>
-          </w:tcPr>
-          <w:p>
-            <w:pPr>
-              <w:pStyle w:val="Prrafodelista"/>
-              <w:spacing w:line="276" w:lineRule="auto"/>
-              <w:ind w:left="0" w:right="-455"/>
-              <w:rPr>
-                <w:rFonts w:ascii="Arial Nova Cond Light" w:hAnsi="Arial Nova Cond Light" w:cs="Times New Roman"/>
-                <w:b/>
-                <w:bCs/>
-                <w:color w:val="000000" w:themeColor="text1"/>
-                <w:sz w:val="20"/>
-                <w:szCs w:val="20"/>
-              </w:rPr>
-            </w:pPr>
-          </w:p>
-        </w:tc>
-      </w:tr>
-      <w:tr>
-        <w:trPr>
-          <w:trHeight w:val="265"/>
-        </w:trPr>
-        <w:tc>
-          <w:tcPr>
-            <w:tcW w:w="1547" w:type="dxa"/>
-            <w:shd w:val="clear" w:color="auto" w:fill="C1F0C7" w:themeFill="accent3" w:themeFillTint="33"/>
-            <w:vAlign w:val="center"/>
-          </w:tcPr>
-          <w:p>
-            <w:pPr>
-              <w:pStyle w:val="Prrafodelista"/>
-              <w:spacing w:line="276" w:lineRule="auto"/>
-              <w:ind w:left="0"/>
-              <w:jc w:val="center"/>
-              <w:rPr>
-                <w:rFonts w:ascii="Arial Nova Cond Light" w:hAnsi="Arial Nova Cond Light" w:cs="Times New Roman"/>
-                <w:b/>
-                <w:bCs/>
-                <w:color w:val="000000" w:themeColor="text1"/>
-                <w:sz w:val="20"/>
-                <w:szCs w:val="20"/>
-              </w:rPr>
-            </w:pPr>
-            <w:r>
-              <w:rPr>
-                <w:rFonts w:ascii="Arial Nova Cond Light" w:hAnsi="Arial Nova Cond Light" w:cs="Times New Roman"/>
-                <w:b/>
-                <w:bCs/>
-                <w:color w:val="000000" w:themeColor="text1"/>
-                <w:sz w:val="20"/>
-                <w:szCs w:val="20"/>
-              </w:rPr>
-              <w:t>Nivel inicio</w:t>
-            </w:r>
-          </w:p>
-        </w:tc>
-        <w:tc>
-          <w:tcPr>
-            <w:tcW w:w="1002" w:type="dxa"/>
-          </w:tcPr>
-          <w:p>
-            <w:pPr>
-              <w:pStyle w:val="Prrafodelista"/>
-              <w:spacing w:line="276" w:lineRule="auto"/>
-              <w:ind w:left="0" w:right="-455"/>
-              <w:rPr>
-                <w:rFonts w:ascii="Arial Nova Cond Light" w:hAnsi="Arial Nova Cond Light" w:cs="Times New Roman"/>
-                <w:b/>
-                <w:bCs/>
-                <w:color w:val="000000" w:themeColor="text1"/>
-                <w:sz w:val="20"/>
-                <w:szCs w:val="20"/>
-              </w:rPr>
-            </w:pPr>
-          </w:p>
-        </w:tc>
-        <w:tc>
-          <w:tcPr>
-            <w:tcW w:w="1089" w:type="dxa"/>
-          </w:tcPr>
-          <w:p>
-            <w:pPr>
-              <w:pStyle w:val="Prrafodelista"/>
-              <w:spacing w:line="276" w:lineRule="auto"/>
-              <w:ind w:left="0" w:right="-455"/>
-              <w:rPr>
-                <w:rFonts w:ascii="Arial Nova Cond Light" w:hAnsi="Arial Nova Cond Light" w:cs="Times New Roman"/>
-                <w:b/>
-                <w:bCs/>
-                <w:color w:val="000000" w:themeColor="text1"/>
-                <w:sz w:val="20"/>
-                <w:szCs w:val="20"/>
-              </w:rPr>
-            </w:pPr>
-          </w:p>
-        </w:tc>
-        <w:tc>
-          <w:tcPr>
-            <w:tcW w:w="1093" w:type="dxa"/>
-          </w:tcPr>
-          <w:p>
-            <w:pPr>
-              <w:pStyle w:val="Prrafodelista"/>
-              <w:spacing w:line="276" w:lineRule="auto"/>
-              <w:ind w:left="0" w:right="-455"/>
-              <w:rPr>
-                <w:rFonts w:ascii="Arial Nova Cond Light" w:hAnsi="Arial Nova Cond Light" w:cs="Times New Roman"/>
-                <w:b/>
-                <w:bCs/>
-                <w:color w:val="000000" w:themeColor="text1"/>
-                <w:sz w:val="20"/>
-                <w:szCs w:val="20"/>
-              </w:rPr>
-            </w:pPr>
-          </w:p>
-        </w:tc>
-        <w:tc>
-          <w:tcPr>
-            <w:tcW w:w="1538" w:type="dxa"/>
-            <w:shd w:val="clear" w:color="auto" w:fill="C1F0C7" w:themeFill="accent3" w:themeFillTint="33"/>
-            <w:vAlign w:val="center"/>
-          </w:tcPr>
-          <w:p>
-            <w:pPr>
-              <w:pStyle w:val="Prrafodelista"/>
-              <w:spacing w:line="276" w:lineRule="auto"/>
-              <w:ind w:left="0" w:right="86"/>
-              <w:jc w:val="center"/>
-              <w:rPr>
-                <w:rFonts w:ascii="Arial Nova Cond Light" w:hAnsi="Arial Nova Cond Light" w:cs="Times New Roman"/>
-                <w:b/>
-                <w:bCs/>
-                <w:color w:val="000000" w:themeColor="text1"/>
-                <w:sz w:val="20"/>
-                <w:szCs w:val="20"/>
-              </w:rPr>
-            </w:pPr>
-            <w:r>
-              <w:rPr>
-                <w:rFonts w:ascii="Arial Nova Cond Light" w:hAnsi="Arial Nova Cond Light" w:cs="Times New Roman"/>
-                <w:b/>
-                <w:bCs/>
-                <w:color w:val="000000" w:themeColor="text1"/>
-                <w:sz w:val="20"/>
-                <w:szCs w:val="20"/>
-              </w:rPr>
-              <w:t>Nivel inicio</w:t>
-            </w:r>
-          </w:p>
-        </w:tc>
-        <w:tc>
-          <w:tcPr>
-            <w:tcW w:w="1368" w:type="dxa"/>
-          </w:tcPr>
-          <w:p>
-            <w:pPr>
-              <w:pStyle w:val="Prrafodelista"/>
-              <w:spacing w:line="276" w:lineRule="auto"/>
-              <w:ind w:left="0" w:right="-455"/>
-              <w:rPr>
-                <w:rFonts w:ascii="Arial Nova Cond Light" w:hAnsi="Arial Nova Cond Light" w:cs="Times New Roman"/>
-                <w:b/>
-                <w:bCs/>
-                <w:color w:val="000000" w:themeColor="text1"/>
-                <w:sz w:val="20"/>
-                <w:szCs w:val="20"/>
-              </w:rPr>
-            </w:pPr>
-          </w:p>
-        </w:tc>
-        <w:tc>
-          <w:tcPr>
-            <w:tcW w:w="999" w:type="dxa"/>
-          </w:tcPr>
-          <w:p>
-            <w:pPr>
-              <w:pStyle w:val="Prrafodelista"/>
-              <w:spacing w:line="276" w:lineRule="auto"/>
-              <w:ind w:left="0" w:right="-455"/>
-              <w:rPr>
-                <w:rFonts w:ascii="Arial Nova Cond Light" w:hAnsi="Arial Nova Cond Light" w:cs="Times New Roman"/>
-                <w:b/>
-                <w:bCs/>
-                <w:color w:val="000000" w:themeColor="text1"/>
-                <w:sz w:val="20"/>
-                <w:szCs w:val="20"/>
-              </w:rPr>
-            </w:pPr>
-          </w:p>
-        </w:tc>
-        <w:tc>
-          <w:tcPr>
-            <w:tcW w:w="1288" w:type="dxa"/>
-          </w:tcPr>
-          <w:p>
-            <w:pPr>
-              <w:pStyle w:val="Prrafodelista"/>
-              <w:spacing w:line="276" w:lineRule="auto"/>
-              <w:ind w:left="0" w:right="-455"/>
-              <w:rPr>
-                <w:rFonts w:ascii="Arial Nova Cond Light" w:hAnsi="Arial Nova Cond Light" w:cs="Times New Roman"/>
-                <w:b/>
-                <w:bCs/>
-                <w:color w:val="000000" w:themeColor="text1"/>
-                <w:sz w:val="20"/>
-                <w:szCs w:val="20"/>
-              </w:rPr>
-            </w:pPr>
-          </w:p>
-        </w:tc>
-        <w:tc>
-          <w:tcPr>
-            <w:tcW w:w="1701" w:type="dxa"/>
-            <w:vAlign w:val="center"/>
-          </w:tcPr>
-          <w:p>
-            <w:pPr>
-              <w:pStyle w:val="Prrafodelista"/>
-              <w:spacing w:line="276" w:lineRule="auto"/>
-              <w:ind w:left="0" w:right="170"/>
-              <w:jc w:val="center"/>
-              <w:rPr>
-                <w:rFonts w:ascii="Arial Nova Cond Light" w:hAnsi="Arial Nova Cond Light" w:cs="Times New Roman"/>
-                <w:b/>
-                <w:bCs/>
-                <w:color w:val="000000" w:themeColor="text1"/>
-                <w:sz w:val="20"/>
-                <w:szCs w:val="20"/>
-              </w:rPr>
-            </w:pPr>
-            <w:r>
-              <w:rPr>
-                <w:rFonts w:ascii="Arial Nova Cond Light" w:hAnsi="Arial Nova Cond Light" w:cs="Times New Roman"/>
-                <w:b/>
-                <w:bCs/>
-                <w:color w:val="000000" w:themeColor="text1"/>
-                <w:sz w:val="20"/>
-                <w:szCs w:val="20"/>
-              </w:rPr>
-              <w:t>Nivel inicio</w:t>
-            </w:r>
-          </w:p>
-        </w:tc>
-        <w:tc>
-          <w:tcPr>
-            <w:tcW w:w="1134" w:type="dxa"/>
-          </w:tcPr>
-          <w:p>
-            <w:pPr>
-              <w:pStyle w:val="Prrafodelista"/>
-              <w:spacing w:line="276" w:lineRule="auto"/>
-              <w:ind w:left="0" w:right="-455"/>
-              <w:rPr>
-                <w:rFonts w:ascii="Arial Nova Cond Light" w:hAnsi="Arial Nova Cond Light" w:cs="Times New Roman"/>
-                <w:b/>
-                <w:bCs/>
-                <w:color w:val="000000" w:themeColor="text1"/>
-                <w:sz w:val="20"/>
-                <w:szCs w:val="20"/>
-              </w:rPr>
-            </w:pPr>
-          </w:p>
-        </w:tc>
-        <w:tc>
-          <w:tcPr>
-            <w:tcW w:w="992" w:type="dxa"/>
-          </w:tcPr>
-          <w:p>
-            <w:pPr>
-              <w:pStyle w:val="Prrafodelista"/>
-              <w:spacing w:line="276" w:lineRule="auto"/>
-              <w:ind w:left="0" w:right="-455"/>
-              <w:rPr>
-                <w:rFonts w:ascii="Arial Nova Cond Light" w:hAnsi="Arial Nova Cond Light" w:cs="Times New Roman"/>
-                <w:b/>
-                <w:bCs/>
-                <w:color w:val="000000" w:themeColor="text1"/>
-                <w:sz w:val="20"/>
-                <w:szCs w:val="20"/>
-              </w:rPr>
-            </w:pPr>
-          </w:p>
-        </w:tc>
-        <w:tc>
-          <w:tcPr>
-            <w:tcW w:w="1134" w:type="dxa"/>
-          </w:tcPr>
-          <w:p>
-            <w:pPr>
-              <w:pStyle w:val="Prrafodelista"/>
-              <w:spacing w:line="276" w:lineRule="auto"/>
-              <w:ind w:left="0" w:right="-455"/>
-              <w:rPr>
-                <w:rFonts w:ascii="Arial Nova Cond Light" w:hAnsi="Arial Nova Cond Light" w:cs="Times New Roman"/>
-                <w:b/>
-                <w:bCs/>
-                <w:color w:val="000000" w:themeColor="text1"/>
-                <w:sz w:val="20"/>
-                <w:szCs w:val="20"/>
-              </w:rPr>
-            </w:pPr>
-          </w:p>
-        </w:tc>
-      </w:tr>
-      <w:tr>
-        <w:trPr>
-          <w:trHeight w:val="265"/>
-        </w:trPr>
-        <w:tc>
-          <w:tcPr>
-            <w:tcW w:w="1547" w:type="dxa"/>
-            <w:shd w:val="clear" w:color="auto" w:fill="C1F0C7" w:themeFill="accent3" w:themeFillTint="33"/>
-            <w:vAlign w:val="center"/>
-          </w:tcPr>
-          <w:p>
-            <w:pPr>
-              <w:pStyle w:val="Prrafodelista"/>
-              <w:spacing w:line="276" w:lineRule="auto"/>
-              <w:ind w:left="0"/>
-              <w:jc w:val="center"/>
-              <w:rPr>
-                <w:rFonts w:ascii="Arial Nova Cond Light" w:hAnsi="Arial Nova Cond Light" w:cs="Times New Roman"/>
-                <w:b/>
-                <w:bCs/>
-                <w:color w:val="000000" w:themeColor="text1"/>
-                <w:sz w:val="20"/>
-                <w:szCs w:val="20"/>
-              </w:rPr>
-            </w:pPr>
-            <w:r>
-              <w:rPr>
-                <w:rFonts w:ascii="Arial Nova Cond Light" w:hAnsi="Arial Nova Cond Light" w:cs="Times New Roman"/>
-                <w:b/>
-                <w:bCs/>
-                <w:color w:val="000000" w:themeColor="text1"/>
-                <w:sz w:val="20"/>
-                <w:szCs w:val="20"/>
-              </w:rPr>
-              <w:t>Previo al grado</w:t>
-            </w:r>
-          </w:p>
-        </w:tc>
-        <w:tc>
-          <w:tcPr>
-            <w:tcW w:w="1002" w:type="dxa"/>
-          </w:tcPr>
-          <w:p>
-            <w:pPr>
-              <w:pStyle w:val="Prrafodelista"/>
-              <w:spacing w:line="276" w:lineRule="auto"/>
-              <w:ind w:left="0" w:right="-455"/>
-              <w:rPr>
-                <w:rFonts w:ascii="Arial Nova Cond Light" w:hAnsi="Arial Nova Cond Light" w:cs="Times New Roman"/>
-                <w:b/>
-                <w:bCs/>
-                <w:color w:val="000000" w:themeColor="text1"/>
-                <w:sz w:val="20"/>
-                <w:szCs w:val="20"/>
-              </w:rPr>
-            </w:pPr>
-          </w:p>
-        </w:tc>
-        <w:tc>
-          <w:tcPr>
-            <w:tcW w:w="1089" w:type="dxa"/>
-          </w:tcPr>
-          <w:p>
-            <w:pPr>
-              <w:pStyle w:val="Prrafodelista"/>
-              <w:spacing w:line="276" w:lineRule="auto"/>
-              <w:ind w:left="0" w:right="-455"/>
-              <w:rPr>
-                <w:rFonts w:ascii="Arial Nova Cond Light" w:hAnsi="Arial Nova Cond Light" w:cs="Times New Roman"/>
-                <w:b/>
-                <w:bCs/>
-                <w:color w:val="000000" w:themeColor="text1"/>
-                <w:sz w:val="20"/>
-                <w:szCs w:val="20"/>
-              </w:rPr>
-            </w:pPr>
-          </w:p>
-        </w:tc>
-        <w:tc>
-          <w:tcPr>
-            <w:tcW w:w="1093" w:type="dxa"/>
-          </w:tcPr>
-          <w:p>
-            <w:pPr>
-              <w:pStyle w:val="Prrafodelista"/>
-              <w:spacing w:line="276" w:lineRule="auto"/>
-              <w:ind w:left="0" w:right="-455"/>
-              <w:rPr>
-                <w:rFonts w:ascii="Arial Nova Cond Light" w:hAnsi="Arial Nova Cond Light" w:cs="Times New Roman"/>
-                <w:b/>
-                <w:bCs/>
-                <w:color w:val="000000" w:themeColor="text1"/>
-                <w:sz w:val="20"/>
-                <w:szCs w:val="20"/>
-              </w:rPr>
-            </w:pPr>
-          </w:p>
-        </w:tc>
-        <w:tc>
-          <w:tcPr>
-            <w:tcW w:w="1538" w:type="dxa"/>
-            <w:shd w:val="clear" w:color="auto" w:fill="C1F0C7" w:themeFill="accent3" w:themeFillTint="33"/>
-            <w:vAlign w:val="center"/>
-          </w:tcPr>
-          <w:p>
-            <w:pPr>
-              <w:pStyle w:val="Prrafodelista"/>
-              <w:spacing w:line="276" w:lineRule="auto"/>
-              <w:ind w:left="0" w:right="86"/>
-              <w:jc w:val="center"/>
-              <w:rPr>
-                <w:rFonts w:ascii="Arial Nova Cond Light" w:hAnsi="Arial Nova Cond Light" w:cs="Times New Roman"/>
-                <w:b/>
-                <w:bCs/>
-                <w:color w:val="000000" w:themeColor="text1"/>
-                <w:sz w:val="20"/>
-                <w:szCs w:val="20"/>
-              </w:rPr>
-            </w:pPr>
-            <w:r>
-              <w:rPr>
-                <w:rFonts w:ascii="Arial Nova Cond Light" w:hAnsi="Arial Nova Cond Light" w:cs="Times New Roman"/>
-                <w:b/>
-                <w:bCs/>
-                <w:color w:val="000000" w:themeColor="text1"/>
-                <w:sz w:val="20"/>
-                <w:szCs w:val="20"/>
-              </w:rPr>
-              <w:t>Previo al grado</w:t>
-            </w:r>
-          </w:p>
-        </w:tc>
-        <w:tc>
-          <w:tcPr>
-            <w:tcW w:w="1368" w:type="dxa"/>
-          </w:tcPr>
-          <w:p>
-            <w:pPr>
-              <w:pStyle w:val="Prrafodelista"/>
-              <w:spacing w:line="276" w:lineRule="auto"/>
-              <w:ind w:left="0" w:right="-455"/>
-              <w:rPr>
-                <w:rFonts w:ascii="Arial Nova Cond Light" w:hAnsi="Arial Nova Cond Light" w:cs="Times New Roman"/>
-                <w:b/>
-                <w:bCs/>
-                <w:color w:val="000000" w:themeColor="text1"/>
-                <w:sz w:val="20"/>
-                <w:szCs w:val="20"/>
-              </w:rPr>
-            </w:pPr>
-          </w:p>
-        </w:tc>
-        <w:tc>
-          <w:tcPr>
-            <w:tcW w:w="999" w:type="dxa"/>
-          </w:tcPr>
-          <w:p>
-            <w:pPr>
-              <w:pStyle w:val="Prrafodelista"/>
-              <w:spacing w:line="276" w:lineRule="auto"/>
-              <w:ind w:left="0" w:right="-455"/>
-              <w:rPr>
-                <w:rFonts w:ascii="Arial Nova Cond Light" w:hAnsi="Arial Nova Cond Light" w:cs="Times New Roman"/>
-                <w:b/>
-                <w:bCs/>
-                <w:color w:val="000000" w:themeColor="text1"/>
-                <w:sz w:val="20"/>
-                <w:szCs w:val="20"/>
-              </w:rPr>
-            </w:pPr>
-          </w:p>
-        </w:tc>
-        <w:tc>
-          <w:tcPr>
-            <w:tcW w:w="1288" w:type="dxa"/>
-          </w:tcPr>
-          <w:p>
-            <w:pPr>
-              <w:pStyle w:val="Prrafodelista"/>
-              <w:spacing w:line="276" w:lineRule="auto"/>
-              <w:ind w:left="0" w:right="-455"/>
-              <w:rPr>
-                <w:rFonts w:ascii="Arial Nova Cond Light" w:hAnsi="Arial Nova Cond Light" w:cs="Times New Roman"/>
-                <w:b/>
-                <w:bCs/>
-                <w:color w:val="000000" w:themeColor="text1"/>
-                <w:sz w:val="20"/>
-                <w:szCs w:val="20"/>
-              </w:rPr>
-            </w:pPr>
-          </w:p>
-        </w:tc>
-        <w:tc>
-          <w:tcPr>
-            <w:tcW w:w="1701" w:type="dxa"/>
-            <w:vAlign w:val="center"/>
-          </w:tcPr>
-          <w:p>
-            <w:pPr>
-              <w:pStyle w:val="Prrafodelista"/>
-              <w:spacing w:line="276" w:lineRule="auto"/>
-              <w:ind w:left="0" w:right="170"/>
-              <w:jc w:val="center"/>
-              <w:rPr>
-                <w:rFonts w:ascii="Arial Nova Cond Light" w:hAnsi="Arial Nova Cond Light" w:cs="Times New Roman"/>
-                <w:b/>
-                <w:bCs/>
-                <w:color w:val="000000" w:themeColor="text1"/>
-                <w:sz w:val="20"/>
-                <w:szCs w:val="20"/>
-              </w:rPr>
-            </w:pPr>
-            <w:r>
-              <w:rPr>
-                <w:rFonts w:ascii="Arial Nova Cond Light" w:hAnsi="Arial Nova Cond Light" w:cs="Times New Roman"/>
-                <w:b/>
-                <w:bCs/>
-                <w:color w:val="000000" w:themeColor="text1"/>
-                <w:sz w:val="20"/>
-                <w:szCs w:val="20"/>
-              </w:rPr>
-              <w:t>Previo al grado</w:t>
-            </w:r>
-          </w:p>
-        </w:tc>
-        <w:tc>
-          <w:tcPr>
-            <w:tcW w:w="1134" w:type="dxa"/>
-          </w:tcPr>
-          <w:p>
-            <w:pPr>
-              <w:pStyle w:val="Prrafodelista"/>
-              <w:spacing w:line="276" w:lineRule="auto"/>
-              <w:ind w:left="0" w:right="-455"/>
-              <w:rPr>
-                <w:rFonts w:ascii="Arial Nova Cond Light" w:hAnsi="Arial Nova Cond Light" w:cs="Times New Roman"/>
-                <w:b/>
-                <w:bCs/>
-                <w:color w:val="000000" w:themeColor="text1"/>
-                <w:sz w:val="20"/>
-                <w:szCs w:val="20"/>
-              </w:rPr>
-            </w:pPr>
-          </w:p>
-        </w:tc>
-        <w:tc>
-          <w:tcPr>
-            <w:tcW w:w="992" w:type="dxa"/>
-          </w:tcPr>
-          <w:p>
-            <w:pPr>
-              <w:pStyle w:val="Prrafodelista"/>
-              <w:spacing w:line="276" w:lineRule="auto"/>
-              <w:ind w:left="0" w:right="-455"/>
-              <w:rPr>
-                <w:rFonts w:ascii="Arial Nova Cond Light" w:hAnsi="Arial Nova Cond Light" w:cs="Times New Roman"/>
-                <w:b/>
-                <w:bCs/>
-                <w:color w:val="000000" w:themeColor="text1"/>
-                <w:sz w:val="20"/>
-                <w:szCs w:val="20"/>
-              </w:rPr>
-            </w:pPr>
-          </w:p>
-        </w:tc>
-        <w:tc>
-          <w:tcPr>
-            <w:tcW w:w="1134" w:type="dxa"/>
-          </w:tcPr>
-          <w:p>
-            <w:pPr>
-              <w:pStyle w:val="Prrafodelista"/>
-              <w:spacing w:line="276" w:lineRule="auto"/>
-              <w:ind w:left="0" w:right="-455"/>
-              <w:rPr>
-                <w:rFonts w:ascii="Arial Nova Cond Light" w:hAnsi="Arial Nova Cond Light" w:cs="Times New Roman"/>
-                <w:b/>
-                <w:bCs/>
-                <w:color w:val="000000" w:themeColor="text1"/>
-                <w:sz w:val="20"/>
-                <w:szCs w:val="20"/>
-              </w:rPr>
-            </w:pPr>
-          </w:p>
-        </w:tc>
-      </w:tr>
-      <w:tr>
-        <w:trPr>
-          <w:trHeight w:val="311"/>
-        </w:trPr>
-        <w:tc>
-          <w:tcPr>
-            <w:tcW w:w="1547" w:type="dxa"/>
-            <w:shd w:val="clear" w:color="auto" w:fill="C1F0C7" w:themeFill="accent3" w:themeFillTint="33"/>
-            <w:vAlign w:val="center"/>
-          </w:tcPr>
-          <w:p>
-            <w:pPr>
-              <w:pStyle w:val="Prrafodelista"/>
-              <w:spacing w:line="276" w:lineRule="auto"/>
-              <w:ind w:left="0"/>
-              <w:jc w:val="center"/>
-              <w:rPr>
-                <w:rFonts w:ascii="Arial Nova Cond Light" w:hAnsi="Arial Nova Cond Light" w:cs="Times New Roman"/>
-                <w:b/>
-                <w:bCs/>
-                <w:color w:val="000000" w:themeColor="text1"/>
-                <w:sz w:val="20"/>
-                <w:szCs w:val="20"/>
-              </w:rPr>
-            </w:pPr>
-            <w:r>
-              <w:rPr>
-                <w:rFonts w:ascii="Arial Nova Cond Light" w:hAnsi="Arial Nova Cond Light" w:cs="Times New Roman"/>
-                <w:b/>
-                <w:bCs/>
-                <w:color w:val="000000" w:themeColor="text1"/>
-                <w:sz w:val="20"/>
-                <w:szCs w:val="20"/>
-              </w:rPr>
-              <w:t>TOTAL, DE ESTUDIANTES</w:t>
-            </w:r>
-          </w:p>
-        </w:tc>
-        <w:tc>
-          <w:tcPr>
-            <w:tcW w:w="1002" w:type="dxa"/>
-          </w:tcPr>
-          <w:p>
-            <w:pPr>
-              <w:pStyle w:val="Prrafodelista"/>
-              <w:spacing w:line="276" w:lineRule="auto"/>
-              <w:ind w:left="0" w:right="-455"/>
-              <w:rPr>
-                <w:rFonts w:ascii="Arial Nova Cond Light" w:hAnsi="Arial Nova Cond Light" w:cs="Times New Roman"/>
-                <w:b/>
-                <w:bCs/>
-                <w:color w:val="000000" w:themeColor="text1"/>
-                <w:sz w:val="20"/>
-                <w:szCs w:val="20"/>
-              </w:rPr>
-            </w:pPr>
-          </w:p>
-        </w:tc>
-        <w:tc>
-          <w:tcPr>
-            <w:tcW w:w="1089" w:type="dxa"/>
-          </w:tcPr>
-          <w:p>
-            <w:pPr>
-              <w:pStyle w:val="Prrafodelista"/>
-              <w:spacing w:line="276" w:lineRule="auto"/>
-              <w:ind w:left="0" w:right="-455"/>
-              <w:rPr>
-                <w:rFonts w:ascii="Arial Nova Cond Light" w:hAnsi="Arial Nova Cond Light" w:cs="Times New Roman"/>
-                <w:b/>
-                <w:bCs/>
-                <w:color w:val="000000" w:themeColor="text1"/>
-                <w:sz w:val="20"/>
-                <w:szCs w:val="20"/>
-              </w:rPr>
-            </w:pPr>
-          </w:p>
-        </w:tc>
-        <w:tc>
-          <w:tcPr>
-            <w:tcW w:w="1093" w:type="dxa"/>
-          </w:tcPr>
-          <w:p>
-            <w:pPr>
-              <w:pStyle w:val="Prrafodelista"/>
-              <w:spacing w:line="276" w:lineRule="auto"/>
-              <w:ind w:left="0" w:right="-455"/>
-              <w:rPr>
-                <w:rFonts w:ascii="Arial Nova Cond Light" w:hAnsi="Arial Nova Cond Light" w:cs="Times New Roman"/>
-                <w:b/>
-                <w:bCs/>
-                <w:color w:val="000000" w:themeColor="text1"/>
-                <w:sz w:val="20"/>
-                <w:szCs w:val="20"/>
-              </w:rPr>
-            </w:pPr>
-          </w:p>
-        </w:tc>
-        <w:tc>
-          <w:tcPr>
-            <w:tcW w:w="1538" w:type="dxa"/>
-            <w:shd w:val="clear" w:color="auto" w:fill="C1F0C7" w:themeFill="accent3" w:themeFillTint="33"/>
-            <w:vAlign w:val="center"/>
-          </w:tcPr>
-          <w:p>
-            <w:pPr>
-              <w:pStyle w:val="Prrafodelista"/>
-              <w:spacing w:line="276" w:lineRule="auto"/>
-              <w:ind w:left="0" w:right="86"/>
-              <w:jc w:val="center"/>
-              <w:rPr>
-                <w:rFonts w:ascii="Arial Nova Cond Light" w:hAnsi="Arial Nova Cond Light" w:cs="Times New Roman"/>
-                <w:b/>
-                <w:bCs/>
-                <w:color w:val="000000" w:themeColor="text1"/>
-                <w:sz w:val="20"/>
-                <w:szCs w:val="20"/>
-              </w:rPr>
-            </w:pPr>
-            <w:r>
-              <w:rPr>
-                <w:rFonts w:ascii="Arial Nova Cond Light" w:hAnsi="Arial Nova Cond Light" w:cs="Times New Roman"/>
-                <w:b/>
-                <w:bCs/>
-                <w:color w:val="000000" w:themeColor="text1"/>
-                <w:sz w:val="20"/>
-                <w:szCs w:val="20"/>
-              </w:rPr>
-              <w:t>TOTAL, DE ESTUDIANTES</w:t>
-            </w:r>
-          </w:p>
-        </w:tc>
-        <w:tc>
-          <w:tcPr>
-            <w:tcW w:w="1368" w:type="dxa"/>
-          </w:tcPr>
-          <w:p>
-            <w:pPr>
-              <w:pStyle w:val="Prrafodelista"/>
-              <w:spacing w:line="276" w:lineRule="auto"/>
-              <w:ind w:left="0" w:right="-455"/>
-              <w:rPr>
-                <w:rFonts w:ascii="Arial Nova Cond Light" w:hAnsi="Arial Nova Cond Light" w:cs="Times New Roman"/>
-                <w:b/>
-                <w:bCs/>
-                <w:color w:val="000000" w:themeColor="text1"/>
-                <w:sz w:val="20"/>
-                <w:szCs w:val="20"/>
-              </w:rPr>
-            </w:pPr>
-          </w:p>
-        </w:tc>
-        <w:tc>
-          <w:tcPr>
-            <w:tcW w:w="999" w:type="dxa"/>
-          </w:tcPr>
-          <w:p>
-            <w:pPr>
-              <w:pStyle w:val="Prrafodelista"/>
-              <w:spacing w:line="276" w:lineRule="auto"/>
-              <w:ind w:left="0" w:right="-455"/>
-              <w:rPr>
-                <w:rFonts w:ascii="Arial Nova Cond Light" w:hAnsi="Arial Nova Cond Light" w:cs="Times New Roman"/>
-                <w:b/>
-                <w:bCs/>
-                <w:color w:val="000000" w:themeColor="text1"/>
-                <w:sz w:val="20"/>
-                <w:szCs w:val="20"/>
-              </w:rPr>
-            </w:pPr>
-          </w:p>
-        </w:tc>
-        <w:tc>
-          <w:tcPr>
-            <w:tcW w:w="1288" w:type="dxa"/>
-          </w:tcPr>
-          <w:p>
-            <w:pPr>
-              <w:pStyle w:val="Prrafodelista"/>
-              <w:spacing w:line="276" w:lineRule="auto"/>
-              <w:ind w:left="0" w:right="-455"/>
-              <w:rPr>
-                <w:rFonts w:ascii="Arial Nova Cond Light" w:hAnsi="Arial Nova Cond Light" w:cs="Times New Roman"/>
-                <w:b/>
-                <w:bCs/>
-                <w:color w:val="000000" w:themeColor="text1"/>
-                <w:sz w:val="20"/>
-                <w:szCs w:val="20"/>
-              </w:rPr>
-            </w:pPr>
-          </w:p>
-        </w:tc>
-        <w:tc>
-          <w:tcPr>
-            <w:tcW w:w="1701" w:type="dxa"/>
-            <w:vAlign w:val="center"/>
-          </w:tcPr>
-          <w:p>
-            <w:pPr>
-              <w:pStyle w:val="Prrafodelista"/>
-              <w:spacing w:line="276" w:lineRule="auto"/>
-              <w:ind w:left="0" w:right="170"/>
-              <w:jc w:val="center"/>
-              <w:rPr>
-                <w:rFonts w:ascii="Arial Nova Cond Light" w:hAnsi="Arial Nova Cond Light" w:cs="Times New Roman"/>
-                <w:b/>
-                <w:bCs/>
-                <w:color w:val="000000" w:themeColor="text1"/>
-                <w:sz w:val="20"/>
-                <w:szCs w:val="20"/>
-              </w:rPr>
-            </w:pPr>
-            <w:r>
-              <w:rPr>
-                <w:rFonts w:ascii="Arial Nova Cond Light" w:hAnsi="Arial Nova Cond Light" w:cs="Times New Roman"/>
-                <w:b/>
-                <w:bCs/>
-                <w:color w:val="000000" w:themeColor="text1"/>
-                <w:sz w:val="20"/>
-                <w:szCs w:val="20"/>
-              </w:rPr>
-              <w:t>TOTAL, DE ESTUDIANTES</w:t>
-            </w:r>
-          </w:p>
-        </w:tc>
-        <w:tc>
-          <w:tcPr>
-            <w:tcW w:w="1134" w:type="dxa"/>
-          </w:tcPr>
-          <w:p>
-            <w:pPr>
-              <w:pStyle w:val="Prrafodelista"/>
-              <w:spacing w:line="276" w:lineRule="auto"/>
-              <w:ind w:left="0" w:right="-455"/>
-              <w:rPr>
-                <w:rFonts w:ascii="Arial Nova Cond Light" w:hAnsi="Arial Nova Cond Light" w:cs="Times New Roman"/>
-                <w:b/>
-                <w:bCs/>
-                <w:color w:val="000000" w:themeColor="text1"/>
-                <w:sz w:val="20"/>
-                <w:szCs w:val="20"/>
-              </w:rPr>
-            </w:pPr>
-          </w:p>
-        </w:tc>
-        <w:tc>
-          <w:tcPr>
-            <w:tcW w:w="992" w:type="dxa"/>
-          </w:tcPr>
-          <w:p>
-            <w:pPr>
-              <w:pStyle w:val="Prrafodelista"/>
-              <w:spacing w:line="276" w:lineRule="auto"/>
-              <w:ind w:left="0" w:right="-455"/>
-              <w:rPr>
-                <w:rFonts w:ascii="Arial Nova Cond Light" w:hAnsi="Arial Nova Cond Light" w:cs="Times New Roman"/>
-                <w:b/>
-                <w:bCs/>
-                <w:color w:val="000000" w:themeColor="text1"/>
-                <w:sz w:val="20"/>
-                <w:szCs w:val="20"/>
-              </w:rPr>
-            </w:pPr>
-          </w:p>
-        </w:tc>
-        <w:tc>
-          <w:tcPr>
-            <w:tcW w:w="1134" w:type="dxa"/>
-          </w:tcPr>
-          <w:p>
-            <w:pPr>
-              <w:pStyle w:val="Prrafodelista"/>
-              <w:spacing w:line="276" w:lineRule="auto"/>
-              <w:ind w:left="0" w:right="-455"/>
-              <w:rPr>
-                <w:rFonts w:ascii="Arial Nova Cond Light" w:hAnsi="Arial Nova Cond Light" w:cs="Times New Roman"/>
-                <w:b/>
-                <w:bCs/>
-                <w:color w:val="000000" w:themeColor="text1"/>
-                <w:sz w:val="20"/>
-                <w:szCs w:val="20"/>
-              </w:rPr>
-            </w:pPr>
-          </w:p>
-        </w:tc>
-      </w:tr>
-    </w:tbl>
-    <w:p>
-      <w:pPr>
-        <w:pStyle w:val="Prrafodelista"/>
-        <w:spacing w:after="0" w:line="276" w:lineRule="auto"/>
-        <w:ind w:left="-284" w:right="-455"/>
-        <w:textDirection w:val="btLr"/>
-        <w:rPr>
-          <w:rFonts w:ascii="Arial Nova Cond Light" w:hAnsi="Arial Nova Cond Light" w:cs="Times New Roman"/>
-          <w:b/>
-          <w:bCs/>
-          <w:color w:val="000000" w:themeColor="text1"/>
-          <w:sz w:val="20"/>
-          <w:szCs w:val="20"/>
-        </w:rPr>
-      </w:pPr>
-    </w:p>
-    <w:p>
-      <w:pPr>
-        <w:pStyle w:val="Prrafodelista"/>
-        <w:spacing w:after="0" w:line="276" w:lineRule="auto"/>
-        <w:ind w:left="-284" w:right="-455"/>
-        <w:textDirection w:val="btLr"/>
-        <w:rPr>
-          <w:rFonts w:ascii="Arial Nova Cond Light" w:hAnsi="Arial Nova Cond Light" w:cs="Times New Roman"/>
-          <w:b/>
-          <w:bCs/>
-          <w:color w:val="000000" w:themeColor="text1"/>
-          <w:sz w:val="20"/>
-          <w:szCs w:val="20"/>
-        </w:rPr>
-      </w:pPr>
-    </w:p>
-    <w:p>
-      <w:pPr>
-        <w:pStyle w:val="Prrafodelista"/>
-        <w:spacing w:after="0" w:line="276" w:lineRule="auto"/>
-        <w:ind w:left="-284" w:right="-455"/>
-        <w:textDirection w:val="btLr"/>
-        <w:rPr>
-          <w:rFonts w:ascii="Arial Nova Cond Light" w:hAnsi="Arial Nova Cond Light" w:cs="Times New Roman"/>
-          <w:b/>
-          <w:bCs/>
-          <w:color w:val="000000" w:themeColor="text1"/>
-          <w:sz w:val="20"/>
-          <w:szCs w:val="20"/>
-        </w:rPr>
-      </w:pPr>
-    </w:p>
-    <w:p>
-      <w:pPr>
-        <w:pStyle w:val="Prrafodelista"/>
-        <w:spacing w:after="0" w:line="276" w:lineRule="auto"/>
-        <w:ind w:left="-284" w:right="-455"/>
-        <w:textDirection w:val="btLr"/>
-        <w:rPr>
-          <w:rFonts w:ascii="Arial Nova Cond Light" w:hAnsi="Arial Nova Cond Light" w:cs="Times New Roman"/>
-          <w:b/>
-          <w:bCs/>
-          <w:color w:val="000000" w:themeColor="text1"/>
-          <w:sz w:val="20"/>
-          <w:szCs w:val="20"/>
-        </w:rPr>
-      </w:pPr>
-    </w:p>
-    <w:p>
-      <w:pPr>
-        <w:pStyle w:val="Prrafodelista"/>
-        <w:spacing w:after="0" w:line="276" w:lineRule="auto"/>
-        <w:ind w:left="-284" w:right="-455"/>
-        <w:textDirection w:val="btLr"/>
-        <w:rPr>
-          <w:rFonts w:ascii="Arial Nova Cond Light" w:hAnsi="Arial Nova Cond Light" w:cs="Times New Roman"/>
-          <w:b/>
-          <w:bCs/>
-          <w:color w:val="000000" w:themeColor="text1"/>
-          <w:sz w:val="20"/>
-          <w:szCs w:val="20"/>
-        </w:rPr>
-      </w:pPr>
-    </w:p>
-    <w:p>
-      <w:pPr>
-        <w:pStyle w:val="Prrafodelista"/>
-        <w:spacing w:after="0" w:line="276" w:lineRule="auto"/>
-        <w:ind w:left="-284" w:right="-455"/>
-        <w:textDirection w:val="btLr"/>
-        <w:rPr>
-          <w:rFonts w:ascii="Arial Nova Cond Light" w:hAnsi="Arial Nova Cond Light" w:cs="Times New Roman"/>
-          <w:b/>
-          <w:bCs/>
-          <w:color w:val="000000" w:themeColor="text1"/>
-          <w:sz w:val="20"/>
-          <w:szCs w:val="20"/>
-        </w:rPr>
-      </w:pPr>
-    </w:p>
-    <w:p>
-      <w:pPr>
-        <w:pStyle w:val="Prrafodelista"/>
-        <w:spacing w:after="0" w:line="276" w:lineRule="auto"/>
-        <w:ind w:left="-284" w:right="-455"/>
-        <w:textDirection w:val="btLr"/>
-        <w:rPr>
-          <w:rFonts w:ascii="Arial Nova Cond Light" w:hAnsi="Arial Nova Cond Light" w:cs="Times New Roman"/>
-          <w:b/>
-          <w:bCs/>
-          <w:color w:val="000000" w:themeColor="text1"/>
-          <w:sz w:val="20"/>
-          <w:szCs w:val="20"/>
-        </w:rPr>
-      </w:pPr>
-    </w:p>
-    <w:p>
-      <w:pPr>
-        <w:pStyle w:val="Prrafodelista"/>
-        <w:numPr>
-          <w:ilvl w:val="0"/>
-          <w:numId w:val="1"/>
-        </w:numPr>
-        <w:shd w:val="clear" w:color="auto" w:fill="2EC440"/>
-        <w:spacing w:after="0" w:line="276" w:lineRule="auto"/>
-        <w:ind w:left="-284" w:right="-455" w:hanging="142"/>
-        <w:textDirection w:val="btLr"/>
-        <w:rPr>
-          <w:rFonts w:ascii="Arial Nova Cond Light" w:hAnsi="Arial Nova Cond Light" w:cs="Times New Roman"/>
-          <w:b/>
-          <w:bCs/>
-          <w:color w:val="000000" w:themeColor="text1"/>
-          <w:sz w:val="20"/>
-          <w:szCs w:val="20"/>
-        </w:rPr>
-      </w:pPr>
-      <w:r>
-        <w:rPr>
-          <w:rFonts w:ascii="Arial Nova Cond Light" w:hAnsi="Arial Nova Cond Light" w:cs="Times New Roman"/>
-          <w:b/>
-          <w:bCs/>
-          <w:color w:val="000000" w:themeColor="text1"/>
-          <w:sz w:val="20"/>
-          <w:szCs w:val="20"/>
-        </w:rPr>
-        <w:lastRenderedPageBreak/>
         <w:t>DISTRIBUCIÓN</w:t>
       </w:r>
       <w:r>
@@ -13905,13 +9848,13 @@
         <w:tblLook w:val="04A0" w:firstRow="1" w:lastRow="0" w:firstColumn="1" w:lastColumn="0" w:noHBand="0" w:noVBand="1"/>
       </w:tblPr>
       <w:tblGrid>
-        <w:gridCol w:w="875"/>
-        <w:gridCol w:w="1095"/>
-        <w:gridCol w:w="1726"/>
-        <w:gridCol w:w="6169"/>
-        <w:gridCol w:w="2015"/>
-        <w:gridCol w:w="1634"/>
-        <w:gridCol w:w="1337"/>
+        <w:gridCol w:w="818"/>
+        <w:gridCol w:w="1018"/>
+        <w:gridCol w:w="5379"/>
+        <w:gridCol w:w="1984"/>
+        <w:gridCol w:w="2693"/>
+        <w:gridCol w:w="1560"/>
+        <w:gridCol w:w="1399"/>
       </w:tblGrid>
       <w:tr>
         <w:trPr>
@@ -13920,7 +9863,7 @@
         </w:trPr>
         <w:tc>
           <w:tcPr>
-            <w:tcW w:w="875" w:type="dxa"/>
+            <w:tcW w:w="818" w:type="dxa"/>
             <w:shd w:val="clear" w:color="auto" w:fill="C1F0C7" w:themeFill="accent3" w:themeFillTint="33"/>
             <w:vAlign w:val="center"/>
           </w:tcPr>
@@ -13954,7 +9897,7 @@
         </w:tc>
         <w:tc>
           <w:tcPr>
-            <w:tcW w:w="1095" w:type="dxa"/>
+            <w:tcW w:w="1018" w:type="dxa"/>
             <w:shd w:val="clear" w:color="auto" w:fill="C1F0C7" w:themeFill="accent3" w:themeFillTint="33"/>
             <w:vAlign w:val="center"/>
           </w:tcPr>
@@ -13987,7 +9930,7 @@
         </w:tc>
         <w:tc>
           <w:tcPr>
-            <w:tcW w:w="1726" w:type="dxa"/>
+            <w:tcW w:w="5379" w:type="dxa"/>
             <w:shd w:val="clear" w:color="auto" w:fill="C1F0C7" w:themeFill="accent3" w:themeFillTint="33"/>
             <w:vAlign w:val="center"/>
           </w:tcPr>
@@ -14014,13 +9957,35 @@
                 <w:sz w:val="20"/>
                 <w:szCs w:val="20"/>
               </w:rPr>
-              <w:t>PROBLEMA / POTENCIALIDAD</w:t>
-            </w:r>
-          </w:p>
-        </w:tc>
-        <w:tc>
-          <w:tcPr>
-            <w:tcW w:w="6169" w:type="dxa"/>
+              <w:t>SITUACIÓN SIGNIF</w:t>
+            </w:r>
+            <w:r>
+              <w:rPr>
+                <w:rFonts w:ascii="Arial Nova Cond" w:hAnsi="Arial Nova Cond" w:cs="Times New Roman"/>
+                <w:b/>
+                <w:bCs/>
+                <w:color w:val="000000" w:themeColor="text1"/>
+                <w:sz w:val="20"/>
+                <w:szCs w:val="20"/>
+              </w:rPr>
+              <w:t>I</w:t>
+            </w:r>
+            <w:r>
+              <w:rPr>
+                <w:rFonts w:ascii="Arial Nova Cond" w:hAnsi="Arial Nova Cond" w:cs="Times New Roman"/>
+                <w:b/>
+                <w:bCs/>
+                <w:color w:val="000000" w:themeColor="text1"/>
+                <w:sz w:val="20"/>
+                <w:szCs w:val="20"/>
+              </w:rPr>
+              <w:t>CATIVA</w:t>
+            </w:r>
+          </w:p>
+        </w:tc>
+        <w:tc>
+          <w:tcPr>
+            <w:tcW w:w="1984" w:type="dxa"/>
             <w:shd w:val="clear" w:color="auto" w:fill="C1F0C7" w:themeFill="accent3" w:themeFillTint="33"/>
             <w:vAlign w:val="center"/>
           </w:tcPr>
@@ -14047,7 +10012,7 @@
                 <w:sz w:val="20"/>
                 <w:szCs w:val="20"/>
               </w:rPr>
-              <w:t>SITUACIÓN SIGNIF</w:t>
+              <w:t>TÍTULO DE LA UNIDAD DID</w:t>
             </w:r>
             <w:r>
               <w:rPr>
@@ -14058,7 +10023,7 @@
                 <w:sz w:val="20"/>
                 <w:szCs w:val="20"/>
               </w:rPr>
-              <w:t>I</w:t>
+              <w:t>Á</w:t>
             </w:r>
             <w:r>
               <w:rPr>
@@ -14069,13 +10034,24 @@
                 <w:sz w:val="20"/>
                 <w:szCs w:val="20"/>
               </w:rPr>
-              <w:t>CATIVA</w:t>
-            </w:r>
-          </w:p>
-        </w:tc>
-        <w:tc>
-          <w:tcPr>
-            <w:tcW w:w="2015" w:type="dxa"/>
+              <w:t>CTICA</w:t>
+            </w:r>
+            <w:r>
+              <w:rPr>
+                <w:rFonts w:ascii="Arial Nova Cond" w:hAnsi="Arial Nova Cond" w:cs="Times New Roman"/>
+                <w:b/>
+                <w:bCs/>
+                <w:color w:val="000000" w:themeColor="text1"/>
+                <w:sz w:val="20"/>
+                <w:szCs w:val="20"/>
+              </w:rPr>
+              <w:t>.</w:t>
+            </w:r>
+          </w:p>
+        </w:tc>
+        <w:tc>
+          <w:tcPr>
+            <w:tcW w:w="2693" w:type="dxa"/>
             <w:shd w:val="clear" w:color="auto" w:fill="C1F0C7" w:themeFill="accent3" w:themeFillTint="33"/>
             <w:vAlign w:val="center"/>
           </w:tcPr>
@@ -14102,9 +10078,21 @@
                 <w:sz w:val="20"/>
                 <w:szCs w:val="20"/>
               </w:rPr>
-              <w:t>TÍTULO DE LA UNIDAD DID</w:t>
-            </w:r>
-            <w:r>
+              <w:t>CAMPO TEMATICO</w:t>
+            </w:r>
+          </w:p>
+        </w:tc>
+        <w:tc>
+          <w:tcPr>
+            <w:tcW w:w="1560" w:type="dxa"/>
+            <w:shd w:val="clear" w:color="auto" w:fill="C1F0C7" w:themeFill="accent3" w:themeFillTint="33"/>
+            <w:vAlign w:val="center"/>
+          </w:tcPr>
+          <w:p>
+            <w:pPr>
+              <w:pStyle w:val="Prrafodelista"/>
+              <w:ind w:left="0"/>
+              <w:jc w:val="center"/>
               <w:rPr>
                 <w:rFonts w:ascii="Arial Nova Cond" w:hAnsi="Arial Nova Cond" w:cs="Times New Roman"/>
                 <w:b/>
@@ -14113,8 +10101,7 @@
                 <w:sz w:val="20"/>
                 <w:szCs w:val="20"/>
               </w:rPr>
-              <w:t>Á</w:t>
-            </w:r>
+            </w:pPr>
             <w:r>
               <w:rPr>
                 <w:rFonts w:ascii="Arial Nova Cond" w:hAnsi="Arial Nova Cond" w:cs="Times New Roman"/>
@@ -14124,57 +10111,13 @@
                 <w:sz w:val="20"/>
                 <w:szCs w:val="20"/>
               </w:rPr>
-              <w:t>CTICA</w:t>
-            </w:r>
-            <w:r>
-              <w:rPr>
-                <w:rFonts w:ascii="Arial Nova Cond" w:hAnsi="Arial Nova Cond" w:cs="Times New Roman"/>
-                <w:b/>
-                <w:bCs/>
-                <w:color w:val="000000" w:themeColor="text1"/>
-                <w:sz w:val="20"/>
-                <w:szCs w:val="20"/>
-              </w:rPr>
-              <w:t>.</w:t>
-            </w:r>
-          </w:p>
-        </w:tc>
-        <w:tc>
-          <w:tcPr>
-            <w:tcW w:w="1634" w:type="dxa"/>
-            <w:shd w:val="clear" w:color="auto" w:fill="C1F0C7" w:themeFill="accent3" w:themeFillTint="33"/>
-            <w:vAlign w:val="center"/>
-          </w:tcPr>
-          <w:p>
-            <w:pPr>
-              <w:pStyle w:val="Prrafodelista"/>
-              <w:ind w:left="0"/>
-              <w:jc w:val="center"/>
-              <w:rPr>
-                <w:rFonts w:ascii="Arial Nova Cond" w:hAnsi="Arial Nova Cond" w:cs="Times New Roman"/>
-                <w:b/>
-                <w:bCs/>
-                <w:color w:val="000000" w:themeColor="text1"/>
-                <w:sz w:val="20"/>
-                <w:szCs w:val="20"/>
-              </w:rPr>
-            </w:pPr>
-            <w:r>
-              <w:rPr>
-                <w:rFonts w:ascii="Arial Nova Cond" w:hAnsi="Arial Nova Cond" w:cs="Times New Roman"/>
-                <w:b/>
-                <w:bCs/>
-                <w:color w:val="000000" w:themeColor="text1"/>
-                <w:sz w:val="20"/>
-                <w:szCs w:val="20"/>
-              </w:rPr>
               <w:t>COMPETENCIAS</w:t>
             </w:r>
           </w:p>
         </w:tc>
         <w:tc>
           <w:tcPr>
-            <w:tcW w:w="1337" w:type="dxa"/>
+            <w:tcW w:w="1399" w:type="dxa"/>
             <w:shd w:val="clear" w:color="auto" w:fill="C1F0C7" w:themeFill="accent3" w:themeFillTint="33"/>
             <w:vAlign w:val="center"/>
           </w:tcPr>
@@ -14213,7 +10156,7 @@
         </w:trPr>
         <w:tc>
           <w:tcPr>
-            <w:tcW w:w="875" w:type="dxa"/>
+            <w:tcW w:w="818" w:type="dxa"/>
             <w:vMerge w:val="restart"/>
             <w:vAlign w:val="center"/>
           </w:tcPr>
@@ -14252,7 +10195,7 @@
         </w:tc>
         <w:tc>
           <w:tcPr>
-            <w:tcW w:w="1095" w:type="dxa"/>
+            <w:tcW w:w="1018" w:type="dxa"/>
             <w:vAlign w:val="center"/>
           </w:tcPr>
           <w:p>
@@ -14290,7 +10233,7 @@
         </w:tc>
         <w:tc>
           <w:tcPr>
-            <w:tcW w:w="1726" w:type="dxa"/>
+            <w:tcW w:w="5379" w:type="dxa"/>
             <w:vAlign w:val="center"/>
           </w:tcPr>
           <w:p>
@@ -14318,47 +10261,13 @@
                 <w:szCs w:val="20"/>
                 <w:lang w:val="es-ES_tradnl"/>
               </w:rPr>
-              <w:t>{{problemapotencialidad0}}</w:t>
-            </w:r>
-          </w:p>
-        </w:tc>
-        <w:tc>
-          <w:tcPr>
-            <w:tcW w:w="6169" w:type="dxa"/>
-            <w:vAlign w:val="center"/>
-          </w:tcPr>
-          <w:p>
-            <w:pPr>
-              <w:pStyle w:val="Prrafodelista"/>
-              <w:tabs>
-                <w:tab w:val="left" w:pos="0"/>
-                <w:tab w:val="left" w:pos="142"/>
-                <w:tab w:val="left" w:pos="284"/>
-              </w:tabs>
-              <w:spacing w:line="276" w:lineRule="auto"/>
-              <w:ind w:left="0"/>
-              <w:jc w:val="both"/>
-              <w:rPr>
-                <w:rFonts w:ascii="Arial Nova Cond" w:eastAsia="Calibri" w:hAnsi="Arial Nova Cond" w:cs="Times New Roman"/>
-                <w:sz w:val="20"/>
-                <w:szCs w:val="20"/>
-                <w:lang w:val="es-ES_tradnl"/>
-              </w:rPr>
-            </w:pPr>
-            <w:r>
-              <w:rPr>
-                <w:rFonts w:ascii="Arial Nova Cond" w:eastAsia="Calibri" w:hAnsi="Arial Nova Cond" w:cs="Times New Roman"/>
-                <w:sz w:val="20"/>
-                <w:szCs w:val="20"/>
-                <w:lang w:val="es-ES_tradnl"/>
-              </w:rPr>
-              <w:t>{{situacionsignificativa0}}</w:t>
-            </w:r>
-          </w:p>
-        </w:tc>
-        <w:tc>
-          <w:tcPr>
-            <w:tcW w:w="2015" w:type="dxa"/>
+              <w:t xml:space="preserve">{{situacionsignificativa0}} </w:t>
+            </w:r>
+          </w:p>
+        </w:tc>
+        <w:tc>
+          <w:tcPr>
+            <w:tcW w:w="1984" w:type="dxa"/>
             <w:vAlign w:val="center"/>
           </w:tcPr>
           <w:p>
@@ -14389,7 +10298,7 @@
         </w:tc>
         <w:tc>
           <w:tcPr>
-            <w:tcW w:w="1634" w:type="dxa"/>
+            <w:tcW w:w="2693" w:type="dxa"/>
             <w:vAlign w:val="center"/>
           </w:tcPr>
           <w:p>
@@ -14414,13 +10323,13 @@
                 <w:sz w:val="20"/>
                 <w:szCs w:val="20"/>
               </w:rPr>
-              <w:t>{{competencias0}}</w:t>
-            </w:r>
-          </w:p>
-        </w:tc>
-        <w:tc>
-          <w:tcPr>
-            <w:tcW w:w="1337" w:type="dxa"/>
+              <w:t>{{campotematico0}}</w:t>
+            </w:r>
+          </w:p>
+        </w:tc>
+        <w:tc>
+          <w:tcPr>
+            <w:tcW w:w="1560" w:type="dxa"/>
             <w:vAlign w:val="center"/>
           </w:tcPr>
           <w:p>
@@ -14428,7 +10337,38 @@
               <w:autoSpaceDE w:val="0"/>
               <w:autoSpaceDN w:val="0"/>
               <w:adjustRightInd w:val="0"/>
-              <w:jc w:val="center"/>
+              <w:jc w:val="both"/>
+              <w:rPr>
+                <w:rFonts w:ascii="Arial Nova Cond" w:hAnsi="Arial Nova Cond" w:cs="Arial"/>
+                <w:color w:val="000000"/>
+                <w:kern w:val="0"/>
+                <w:sz w:val="20"/>
+                <w:szCs w:val="20"/>
+              </w:rPr>
+            </w:pPr>
+            <w:r>
+              <w:rPr>
+                <w:rFonts w:ascii="Arial Nova Cond" w:hAnsi="Arial Nova Cond" w:cs="Arial"/>
+                <w:color w:val="000000"/>
+                <w:kern w:val="0"/>
+                <w:sz w:val="20"/>
+                <w:szCs w:val="20"/>
+              </w:rPr>
+              <w:t>{{competencias0}}</w:t>
+            </w:r>
+          </w:p>
+        </w:tc>
+        <w:tc>
+          <w:tcPr>
+            <w:tcW w:w="1399" w:type="dxa"/>
+            <w:vAlign w:val="center"/>
+          </w:tcPr>
+          <w:p>
+            <w:pPr>
+              <w:autoSpaceDE w:val="0"/>
+              <w:autoSpaceDN w:val="0"/>
+              <w:adjustRightInd w:val="0"/>
+              <w:jc w:val="both"/>
               <w:rPr>
                 <w:rFonts w:ascii="Arial Nova Cond" w:hAnsi="Arial Nova Cond" w:cs="Arial"/>
                 <w:color w:val="000000"/>
@@ -14457,7 +10397,7 @@
         </w:trPr>
         <w:tc>
           <w:tcPr>
-            <w:tcW w:w="875" w:type="dxa"/>
+            <w:tcW w:w="818" w:type="dxa"/>
             <w:vMerge/>
             <w:vAlign w:val="center"/>
           </w:tcPr>
@@ -14485,7 +10425,7 @@
         </w:tc>
         <w:tc>
           <w:tcPr>
-            <w:tcW w:w="1095" w:type="dxa"/>
+            <w:tcW w:w="1018" w:type="dxa"/>
             <w:vAlign w:val="center"/>
           </w:tcPr>
           <w:p>
@@ -14523,33 +10463,7 @@
         </w:tc>
         <w:tc>
           <w:tcPr>
-            <w:tcW w:w="1726" w:type="dxa"/>
-            <w:vAlign w:val="center"/>
-          </w:tcPr>
-          <w:p>
-            <w:pPr>
-              <w:pStyle w:val="NormalWeb"/>
-              <w:jc w:val="both"/>
-              <w:rPr>
-                <w:rFonts w:ascii="Arial Nova Cond" w:hAnsi="Arial Nova Cond"/>
-                <w:sz w:val="20"/>
-                <w:szCs w:val="20"/>
-              </w:rPr>
-            </w:pPr>
-            <w:r>
-              <w:rPr>
-                <w:rFonts w:ascii="Arial Nova Cond" w:eastAsia="Calibri" w:hAnsi="Arial Nova Cond"/>
-                <w:sz w:val="20"/>
-                <w:szCs w:val="20"/>
-                <w:lang w:val="es-ES_tradnl"/>
-              </w:rPr>
-              <w:t>{{problemapotencialidad1}}</w:t>
-            </w:r>
-          </w:p>
-        </w:tc>
-        <w:tc>
-          <w:tcPr>
-            <w:tcW w:w="6169" w:type="dxa"/>
+            <w:tcW w:w="5379" w:type="dxa"/>
             <w:vAlign w:val="center"/>
           </w:tcPr>
           <w:p>
@@ -14583,7 +10497,7 @@
         </w:tc>
         <w:tc>
           <w:tcPr>
-            <w:tcW w:w="2015" w:type="dxa"/>
+            <w:tcW w:w="1984" w:type="dxa"/>
             <w:vAlign w:val="center"/>
           </w:tcPr>
           <w:p>
@@ -14614,7 +10528,7 @@
         </w:tc>
         <w:tc>
           <w:tcPr>
-            <w:tcW w:w="1634" w:type="dxa"/>
+            <w:tcW w:w="2693" w:type="dxa"/>
             <w:vAlign w:val="center"/>
           </w:tcPr>
           <w:p>
@@ -14639,13 +10553,13 @@
                 <w:sz w:val="20"/>
                 <w:szCs w:val="20"/>
               </w:rPr>
-              <w:t>{{competencias1}}</w:t>
-            </w:r>
-          </w:p>
-        </w:tc>
-        <w:tc>
-          <w:tcPr>
-            <w:tcW w:w="1337" w:type="dxa"/>
+              <w:t>{{campotematico1}}</w:t>
+            </w:r>
+          </w:p>
+        </w:tc>
+        <w:tc>
+          <w:tcPr>
+            <w:tcW w:w="1560" w:type="dxa"/>
             <w:vAlign w:val="center"/>
           </w:tcPr>
           <w:p>
@@ -14653,7 +10567,38 @@
               <w:autoSpaceDE w:val="0"/>
               <w:autoSpaceDN w:val="0"/>
               <w:adjustRightInd w:val="0"/>
-              <w:jc w:val="center"/>
+              <w:jc w:val="both"/>
+              <w:rPr>
+                <w:rFonts w:ascii="Arial Nova Cond" w:hAnsi="Arial Nova Cond" w:cs="Arial"/>
+                <w:color w:val="000000"/>
+                <w:kern w:val="0"/>
+                <w:sz w:val="20"/>
+                <w:szCs w:val="20"/>
+              </w:rPr>
+            </w:pPr>
+            <w:r>
+              <w:rPr>
+                <w:rFonts w:ascii="Arial Nova Cond" w:hAnsi="Arial Nova Cond" w:cs="Arial"/>
+                <w:color w:val="000000"/>
+                <w:kern w:val="0"/>
+                <w:sz w:val="20"/>
+                <w:szCs w:val="20"/>
+              </w:rPr>
+              <w:t>{{competencias1}}</w:t>
+            </w:r>
+          </w:p>
+        </w:tc>
+        <w:tc>
+          <w:tcPr>
+            <w:tcW w:w="1399" w:type="dxa"/>
+            <w:vAlign w:val="center"/>
+          </w:tcPr>
+          <w:p>
+            <w:pPr>
+              <w:autoSpaceDE w:val="0"/>
+              <w:autoSpaceDN w:val="0"/>
+              <w:adjustRightInd w:val="0"/>
+              <w:jc w:val="both"/>
               <w:rPr>
                 <w:rFonts w:ascii="Arial Nova Cond" w:hAnsi="Arial Nova Cond" w:cs="Arial"/>
                 <w:color w:val="000000"/>
@@ -14682,7 +10627,7 @@
         </w:trPr>
         <w:tc>
           <w:tcPr>
-            <w:tcW w:w="875" w:type="dxa"/>
+            <w:tcW w:w="818" w:type="dxa"/>
             <w:vMerge/>
             <w:vAlign w:val="center"/>
           </w:tcPr>
@@ -14710,7 +10655,7 @@
         </w:tc>
         <w:tc>
           <w:tcPr>
-            <w:tcW w:w="1095" w:type="dxa"/>
+            <w:tcW w:w="1018" w:type="dxa"/>
             <w:vAlign w:val="center"/>
           </w:tcPr>
           <w:p>
@@ -14748,33 +10693,7 @@
         </w:tc>
         <w:tc>
           <w:tcPr>
-            <w:tcW w:w="1726" w:type="dxa"/>
-            <w:vAlign w:val="center"/>
-          </w:tcPr>
-          <w:p>
-            <w:pPr>
-              <w:pStyle w:val="NormalWeb"/>
-              <w:jc w:val="both"/>
-              <w:rPr>
-                <w:rFonts w:ascii="Arial Nova Cond" w:eastAsia="Calibri" w:hAnsi="Arial Nova Cond"/>
-                <w:sz w:val="20"/>
-                <w:szCs w:val="20"/>
-              </w:rPr>
-            </w:pPr>
-            <w:r>
-              <w:rPr>
-                <w:rFonts w:ascii="Arial Nova Cond" w:eastAsia="Calibri" w:hAnsi="Arial Nova Cond"/>
-                <w:sz w:val="20"/>
-                <w:szCs w:val="20"/>
-                <w:lang w:val="es-ES_tradnl"/>
-              </w:rPr>
-              <w:t>{{problemapotencialidad2}}</w:t>
-            </w:r>
-          </w:p>
-        </w:tc>
-        <w:tc>
-          <w:tcPr>
-            <w:tcW w:w="6169" w:type="dxa"/>
+            <w:tcW w:w="5379" w:type="dxa"/>
             <w:vAlign w:val="center"/>
           </w:tcPr>
           <w:p>
@@ -14808,7 +10727,7 @@
         </w:tc>
         <w:tc>
           <w:tcPr>
-            <w:tcW w:w="2015" w:type="dxa"/>
+            <w:tcW w:w="1984" w:type="dxa"/>
             <w:vAlign w:val="center"/>
           </w:tcPr>
           <w:p>
@@ -14839,7 +10758,7 @@
         </w:tc>
         <w:tc>
           <w:tcPr>
-            <w:tcW w:w="1634" w:type="dxa"/>
+            <w:tcW w:w="2693" w:type="dxa"/>
             <w:vAlign w:val="center"/>
           </w:tcPr>
           <w:p>
@@ -14864,13 +10783,13 @@
                 <w:sz w:val="20"/>
                 <w:szCs w:val="20"/>
               </w:rPr>
-              <w:t>{{competencias2}}</w:t>
-            </w:r>
-          </w:p>
-        </w:tc>
-        <w:tc>
-          <w:tcPr>
-            <w:tcW w:w="1337" w:type="dxa"/>
+              <w:t>{{campotematico2}}</w:t>
+            </w:r>
+          </w:p>
+        </w:tc>
+        <w:tc>
+          <w:tcPr>
+            <w:tcW w:w="1560" w:type="dxa"/>
             <w:vAlign w:val="center"/>
           </w:tcPr>
           <w:p>
@@ -14878,7 +10797,38 @@
               <w:autoSpaceDE w:val="0"/>
               <w:autoSpaceDN w:val="0"/>
               <w:adjustRightInd w:val="0"/>
-              <w:jc w:val="center"/>
+              <w:jc w:val="both"/>
+              <w:rPr>
+                <w:rFonts w:ascii="Arial Nova Cond" w:hAnsi="Arial Nova Cond" w:cs="Arial"/>
+                <w:color w:val="000000"/>
+                <w:kern w:val="0"/>
+                <w:sz w:val="20"/>
+                <w:szCs w:val="20"/>
+              </w:rPr>
+            </w:pPr>
+            <w:r>
+              <w:rPr>
+                <w:rFonts w:ascii="Arial Nova Cond" w:hAnsi="Arial Nova Cond" w:cs="Arial"/>
+                <w:color w:val="000000"/>
+                <w:kern w:val="0"/>
+                <w:sz w:val="20"/>
+                <w:szCs w:val="20"/>
+              </w:rPr>
+              <w:t>{{competencias2}}</w:t>
+            </w:r>
+          </w:p>
+        </w:tc>
+        <w:tc>
+          <w:tcPr>
+            <w:tcW w:w="1399" w:type="dxa"/>
+            <w:vAlign w:val="center"/>
+          </w:tcPr>
+          <w:p>
+            <w:pPr>
+              <w:autoSpaceDE w:val="0"/>
+              <w:autoSpaceDN w:val="0"/>
+              <w:adjustRightInd w:val="0"/>
+              <w:jc w:val="both"/>
               <w:rPr>
                 <w:rFonts w:ascii="Arial Nova Cond" w:hAnsi="Arial Nova Cond" w:cs="Arial"/>
                 <w:color w:val="000000"/>
@@ -14907,7 +10857,7 @@
         </w:trPr>
         <w:tc>
           <w:tcPr>
-            <w:tcW w:w="875" w:type="dxa"/>
+            <w:tcW w:w="818" w:type="dxa"/>
             <w:vMerge w:val="restart"/>
             <w:vAlign w:val="center"/>
           </w:tcPr>
@@ -14946,7 +10896,7 @@
         </w:tc>
         <w:tc>
           <w:tcPr>
-            <w:tcW w:w="1095" w:type="dxa"/>
+            <w:tcW w:w="1018" w:type="dxa"/>
             <w:vAlign w:val="center"/>
           </w:tcPr>
           <w:p>
@@ -14984,32 +10934,7 @@
         </w:tc>
         <w:tc>
           <w:tcPr>
-            <w:tcW w:w="1726" w:type="dxa"/>
-            <w:vAlign w:val="center"/>
-          </w:tcPr>
-          <w:p>
-            <w:pPr>
-              <w:pStyle w:val="Sinespaciado"/>
-              <w:jc w:val="both"/>
-              <w:rPr>
-                <w:rFonts w:ascii="Arial Nova Cond" w:hAnsi="Arial Nova Cond"/>
-                <w:sz w:val="20"/>
-                <w:szCs w:val="20"/>
-              </w:rPr>
-            </w:pPr>
-            <w:r>
-              <w:rPr>
-                <w:rFonts w:ascii="Arial Nova Cond" w:eastAsia="Calibri" w:hAnsi="Arial Nova Cond"/>
-                <w:sz w:val="20"/>
-                <w:szCs w:val="20"/>
-              </w:rPr>
-              <w:t>{{problemapotencialidad3}}</w:t>
-            </w:r>
-          </w:p>
-        </w:tc>
-        <w:tc>
-          <w:tcPr>
-            <w:tcW w:w="6169" w:type="dxa"/>
+            <w:tcW w:w="5379" w:type="dxa"/>
             <w:vAlign w:val="center"/>
           </w:tcPr>
           <w:p>
@@ -15044,7 +10969,7 @@
         </w:tc>
         <w:tc>
           <w:tcPr>
-            <w:tcW w:w="2015" w:type="dxa"/>
+            <w:tcW w:w="1984" w:type="dxa"/>
             <w:vAlign w:val="center"/>
           </w:tcPr>
           <w:p>
@@ -15075,7 +11000,7 @@
         </w:tc>
         <w:tc>
           <w:tcPr>
-            <w:tcW w:w="1634" w:type="dxa"/>
+            <w:tcW w:w="2693" w:type="dxa"/>
             <w:vAlign w:val="center"/>
           </w:tcPr>
           <w:p>
@@ -15100,13 +11025,13 @@
                 <w:sz w:val="20"/>
                 <w:szCs w:val="20"/>
               </w:rPr>
-              <w:t>{{competencias3}}</w:t>
-            </w:r>
-          </w:p>
-        </w:tc>
-        <w:tc>
-          <w:tcPr>
-            <w:tcW w:w="1337" w:type="dxa"/>
+              <w:t>{{campotematico3}}</w:t>
+            </w:r>
+          </w:p>
+        </w:tc>
+        <w:tc>
+          <w:tcPr>
+            <w:tcW w:w="1560" w:type="dxa"/>
             <w:vAlign w:val="center"/>
           </w:tcPr>
           <w:p>
@@ -15114,7 +11039,38 @@
               <w:autoSpaceDE w:val="0"/>
               <w:autoSpaceDN w:val="0"/>
               <w:adjustRightInd w:val="0"/>
-              <w:jc w:val="center"/>
+              <w:jc w:val="both"/>
+              <w:rPr>
+                <w:rFonts w:ascii="Arial Nova Cond" w:hAnsi="Arial Nova Cond" w:cs="Arial"/>
+                <w:color w:val="000000"/>
+                <w:kern w:val="0"/>
+                <w:sz w:val="20"/>
+                <w:szCs w:val="20"/>
+              </w:rPr>
+            </w:pPr>
+            <w:r>
+              <w:rPr>
+                <w:rFonts w:ascii="Arial Nova Cond" w:hAnsi="Arial Nova Cond" w:cs="Arial"/>
+                <w:color w:val="000000"/>
+                <w:kern w:val="0"/>
+                <w:sz w:val="20"/>
+                <w:szCs w:val="20"/>
+              </w:rPr>
+              <w:t>{{competencias3}}</w:t>
+            </w:r>
+          </w:p>
+        </w:tc>
+        <w:tc>
+          <w:tcPr>
+            <w:tcW w:w="1399" w:type="dxa"/>
+            <w:vAlign w:val="center"/>
+          </w:tcPr>
+          <w:p>
+            <w:pPr>
+              <w:autoSpaceDE w:val="0"/>
+              <w:autoSpaceDN w:val="0"/>
+              <w:adjustRightInd w:val="0"/>
+              <w:jc w:val="both"/>
               <w:rPr>
                 <w:rFonts w:ascii="Arial Nova Cond" w:hAnsi="Arial Nova Cond" w:cs="Arial"/>
                 <w:color w:val="000000"/>
@@ -15143,7 +11099,7 @@
         </w:trPr>
         <w:tc>
           <w:tcPr>
-            <w:tcW w:w="875" w:type="dxa"/>
+            <w:tcW w:w="818" w:type="dxa"/>
             <w:vMerge/>
             <w:vAlign w:val="center"/>
           </w:tcPr>
@@ -15171,7 +11127,7 @@
         </w:tc>
         <w:tc>
           <w:tcPr>
-            <w:tcW w:w="1095" w:type="dxa"/>
+            <w:tcW w:w="1018" w:type="dxa"/>
             <w:vAlign w:val="center"/>
           </w:tcPr>
           <w:p>
@@ -15209,32 +11165,7 @@
         </w:tc>
         <w:tc>
           <w:tcPr>
-            <w:tcW w:w="1726" w:type="dxa"/>
-            <w:vAlign w:val="center"/>
-          </w:tcPr>
-          <w:p>
-            <w:pPr>
-              <w:pStyle w:val="Sinespaciado"/>
-              <w:jc w:val="both"/>
-              <w:rPr>
-                <w:rFonts w:ascii="Arial Nova Cond" w:hAnsi="Arial Nova Cond"/>
-                <w:sz w:val="20"/>
-                <w:szCs w:val="20"/>
-              </w:rPr>
-            </w:pPr>
-            <w:r>
-              <w:rPr>
-                <w:rFonts w:ascii="Arial Nova Cond" w:eastAsia="Calibri" w:hAnsi="Arial Nova Cond"/>
-                <w:sz w:val="20"/>
-                <w:szCs w:val="20"/>
-              </w:rPr>
-              <w:t>{{problemapotencialidad4}}</w:t>
-            </w:r>
-          </w:p>
-        </w:tc>
-        <w:tc>
-          <w:tcPr>
-            <w:tcW w:w="6169" w:type="dxa"/>
+            <w:tcW w:w="5379" w:type="dxa"/>
             <w:vAlign w:val="center"/>
           </w:tcPr>
           <w:p>
@@ -15269,7 +11200,7 @@
         </w:tc>
         <w:tc>
           <w:tcPr>
-            <w:tcW w:w="2015" w:type="dxa"/>
+            <w:tcW w:w="1984" w:type="dxa"/>
             <w:vAlign w:val="center"/>
           </w:tcPr>
           <w:p>
@@ -15300,7 +11231,7 @@
         </w:tc>
         <w:tc>
           <w:tcPr>
-            <w:tcW w:w="1634" w:type="dxa"/>
+            <w:tcW w:w="2693" w:type="dxa"/>
             <w:vAlign w:val="center"/>
           </w:tcPr>
           <w:p>
@@ -15325,13 +11256,13 @@
                 <w:sz w:val="20"/>
                 <w:szCs w:val="20"/>
               </w:rPr>
-              <w:t>{{competencias4}}</w:t>
-            </w:r>
-          </w:p>
-        </w:tc>
-        <w:tc>
-          <w:tcPr>
-            <w:tcW w:w="1337" w:type="dxa"/>
+              <w:t>{{campotematico4}}</w:t>
+            </w:r>
+          </w:p>
+        </w:tc>
+        <w:tc>
+          <w:tcPr>
+            <w:tcW w:w="1560" w:type="dxa"/>
             <w:vAlign w:val="center"/>
           </w:tcPr>
           <w:p>
@@ -15339,7 +11270,38 @@
               <w:autoSpaceDE w:val="0"/>
               <w:autoSpaceDN w:val="0"/>
               <w:adjustRightInd w:val="0"/>
-              <w:jc w:val="center"/>
+              <w:jc w:val="both"/>
+              <w:rPr>
+                <w:rFonts w:ascii="Arial Nova Cond" w:hAnsi="Arial Nova Cond" w:cs="Arial"/>
+                <w:color w:val="000000"/>
+                <w:kern w:val="0"/>
+                <w:sz w:val="20"/>
+                <w:szCs w:val="20"/>
+              </w:rPr>
+            </w:pPr>
+            <w:r>
+              <w:rPr>
+                <w:rFonts w:ascii="Arial Nova Cond" w:hAnsi="Arial Nova Cond" w:cs="Arial"/>
+                <w:color w:val="000000"/>
+                <w:kern w:val="0"/>
+                <w:sz w:val="20"/>
+                <w:szCs w:val="20"/>
+              </w:rPr>
+              <w:t>{{competencias4}}</w:t>
+            </w:r>
+          </w:p>
+        </w:tc>
+        <w:tc>
+          <w:tcPr>
+            <w:tcW w:w="1399" w:type="dxa"/>
+            <w:vAlign w:val="center"/>
+          </w:tcPr>
+          <w:p>
+            <w:pPr>
+              <w:autoSpaceDE w:val="0"/>
+              <w:autoSpaceDN w:val="0"/>
+              <w:adjustRightInd w:val="0"/>
+              <w:jc w:val="both"/>
               <w:rPr>
                 <w:rFonts w:ascii="Arial Nova Cond" w:hAnsi="Arial Nova Cond" w:cs="Arial"/>
                 <w:color w:val="000000"/>
@@ -15368,7 +11330,7 @@
         </w:trPr>
         <w:tc>
           <w:tcPr>
-            <w:tcW w:w="875" w:type="dxa"/>
+            <w:tcW w:w="818" w:type="dxa"/>
             <w:vMerge w:val="restart"/>
             <w:vAlign w:val="center"/>
           </w:tcPr>
@@ -15407,7 +11369,7 @@
         </w:tc>
         <w:tc>
           <w:tcPr>
-            <w:tcW w:w="1095" w:type="dxa"/>
+            <w:tcW w:w="1018" w:type="dxa"/>
             <w:vAlign w:val="center"/>
           </w:tcPr>
           <w:p>
@@ -15445,33 +11407,7 @@
         </w:tc>
         <w:tc>
           <w:tcPr>
-            <w:tcW w:w="1726" w:type="dxa"/>
-            <w:vAlign w:val="center"/>
-          </w:tcPr>
-          <w:p>
-            <w:pPr>
-              <w:pStyle w:val="Sinespaciado"/>
-              <w:jc w:val="both"/>
-              <w:rPr>
-                <w:rFonts w:ascii="Arial Nova Cond" w:hAnsi="Arial Nova Cond"/>
-                <w:color w:val="000000" w:themeColor="text1"/>
-                <w:sz w:val="20"/>
-                <w:szCs w:val="20"/>
-              </w:rPr>
-            </w:pPr>
-            <w:r>
-              <w:rPr>
-                <w:rFonts w:ascii="Arial Nova Cond" w:eastAsia="Calibri" w:hAnsi="Arial Nova Cond"/>
-                <w:sz w:val="20"/>
-                <w:szCs w:val="20"/>
-              </w:rPr>
-              <w:t>{{problemapotencialidad5}}</w:t>
-            </w:r>
-          </w:p>
-        </w:tc>
-        <w:tc>
-          <w:tcPr>
-            <w:tcW w:w="6169" w:type="dxa"/>
+            <w:tcW w:w="5379" w:type="dxa"/>
             <w:vAlign w:val="center"/>
           </w:tcPr>
           <w:p>
@@ -15500,13 +11436,13 @@
                 <w:szCs w:val="20"/>
                 <w:lang w:val="es-ES_tradnl"/>
               </w:rPr>
-              <w:t>{{situacionsignificativa5}}</w:t>
-            </w:r>
-          </w:p>
-        </w:tc>
-        <w:tc>
-          <w:tcPr>
-            <w:tcW w:w="2015" w:type="dxa"/>
+              <w:t xml:space="preserve">{{situacionsignificativa5}} </w:t>
+            </w:r>
+          </w:p>
+        </w:tc>
+        <w:tc>
+          <w:tcPr>
+            <w:tcW w:w="1984" w:type="dxa"/>
             <w:vAlign w:val="center"/>
           </w:tcPr>
           <w:p>
@@ -15537,7 +11473,7 @@
         </w:tc>
         <w:tc>
           <w:tcPr>
-            <w:tcW w:w="1634" w:type="dxa"/>
+            <w:tcW w:w="2693" w:type="dxa"/>
             <w:vAlign w:val="center"/>
           </w:tcPr>
           <w:p>
@@ -15562,13 +11498,13 @@
                 <w:sz w:val="20"/>
                 <w:szCs w:val="20"/>
               </w:rPr>
-              <w:t>{{competencias5}}</w:t>
-            </w:r>
-          </w:p>
-        </w:tc>
-        <w:tc>
-          <w:tcPr>
-            <w:tcW w:w="1337" w:type="dxa"/>
+              <w:t>{{campotematico5}}</w:t>
+            </w:r>
+          </w:p>
+        </w:tc>
+        <w:tc>
+          <w:tcPr>
+            <w:tcW w:w="1560" w:type="dxa"/>
             <w:vAlign w:val="center"/>
           </w:tcPr>
           <w:p>
@@ -15576,7 +11512,38 @@
               <w:autoSpaceDE w:val="0"/>
               <w:autoSpaceDN w:val="0"/>
               <w:adjustRightInd w:val="0"/>
-              <w:jc w:val="center"/>
+              <w:jc w:val="both"/>
+              <w:rPr>
+                <w:rFonts w:ascii="Arial Nova Cond" w:hAnsi="Arial Nova Cond" w:cs="Arial"/>
+                <w:color w:val="000000"/>
+                <w:kern w:val="0"/>
+                <w:sz w:val="20"/>
+                <w:szCs w:val="20"/>
+              </w:rPr>
+            </w:pPr>
+            <w:r>
+              <w:rPr>
+                <w:rFonts w:ascii="Arial Nova Cond" w:hAnsi="Arial Nova Cond" w:cs="Arial"/>
+                <w:color w:val="000000"/>
+                <w:kern w:val="0"/>
+                <w:sz w:val="20"/>
+                <w:szCs w:val="20"/>
+              </w:rPr>
+              <w:t>{{competencias5}}</w:t>
+            </w:r>
+          </w:p>
+        </w:tc>
+        <w:tc>
+          <w:tcPr>
+            <w:tcW w:w="1399" w:type="dxa"/>
+            <w:vAlign w:val="center"/>
+          </w:tcPr>
+          <w:p>
+            <w:pPr>
+              <w:autoSpaceDE w:val="0"/>
+              <w:autoSpaceDN w:val="0"/>
+              <w:adjustRightInd w:val="0"/>
+              <w:jc w:val="both"/>
               <w:rPr>
                 <w:rFonts w:ascii="Arial Nova Cond" w:hAnsi="Arial Nova Cond" w:cs="Arial"/>
                 <w:color w:val="000000"/>
@@ -15605,7 +11572,7 @@
         </w:trPr>
         <w:tc>
           <w:tcPr>
-            <w:tcW w:w="875" w:type="dxa"/>
+            <w:tcW w:w="818" w:type="dxa"/>
             <w:vMerge/>
             <w:vAlign w:val="center"/>
           </w:tcPr>
@@ -15633,7 +11600,7 @@
         </w:tc>
         <w:tc>
           <w:tcPr>
-            <w:tcW w:w="1095" w:type="dxa"/>
+            <w:tcW w:w="1018" w:type="dxa"/>
             <w:vAlign w:val="center"/>
           </w:tcPr>
           <w:p>
@@ -15671,32 +11638,7 @@
         </w:tc>
         <w:tc>
           <w:tcPr>
-            <w:tcW w:w="1726" w:type="dxa"/>
-            <w:vAlign w:val="center"/>
-          </w:tcPr>
-          <w:p>
-            <w:pPr>
-              <w:pStyle w:val="Sinespaciado"/>
-              <w:jc w:val="both"/>
-              <w:rPr>
-                <w:rFonts w:ascii="Arial Nova Cond" w:hAnsi="Arial Nova Cond"/>
-                <w:sz w:val="20"/>
-                <w:szCs w:val="20"/>
-              </w:rPr>
-            </w:pPr>
-            <w:r>
-              <w:rPr>
-                <w:rFonts w:ascii="Arial Nova Cond" w:eastAsia="Calibri" w:hAnsi="Arial Nova Cond"/>
-                <w:sz w:val="20"/>
-                <w:szCs w:val="20"/>
-              </w:rPr>
-              <w:t>{{problemapotencialidad6}}</w:t>
-            </w:r>
-          </w:p>
-        </w:tc>
-        <w:tc>
-          <w:tcPr>
-            <w:tcW w:w="6169" w:type="dxa"/>
+            <w:tcW w:w="5379" w:type="dxa"/>
             <w:vAlign w:val="center"/>
           </w:tcPr>
           <w:p>
@@ -15730,7 +11672,7 @@
         </w:tc>
         <w:tc>
           <w:tcPr>
-            <w:tcW w:w="2015" w:type="dxa"/>
+            <w:tcW w:w="1984" w:type="dxa"/>
             <w:vAlign w:val="center"/>
           </w:tcPr>
           <w:p>
@@ -15761,7 +11703,7 @@
         </w:tc>
         <w:tc>
           <w:tcPr>
-            <w:tcW w:w="1634" w:type="dxa"/>
+            <w:tcW w:w="2693" w:type="dxa"/>
             <w:vAlign w:val="center"/>
           </w:tcPr>
           <w:p>
@@ -15786,13 +11728,13 @@
                 <w:sz w:val="20"/>
                 <w:szCs w:val="20"/>
               </w:rPr>
-              <w:t>{{competencias6}}</w:t>
-            </w:r>
-          </w:p>
-        </w:tc>
-        <w:tc>
-          <w:tcPr>
-            <w:tcW w:w="1337" w:type="dxa"/>
+              <w:t>{{campotematico6}}</w:t>
+            </w:r>
+          </w:p>
+        </w:tc>
+        <w:tc>
+          <w:tcPr>
+            <w:tcW w:w="1560" w:type="dxa"/>
             <w:vAlign w:val="center"/>
           </w:tcPr>
           <w:p>
@@ -15800,7 +11742,38 @@
               <w:autoSpaceDE w:val="0"/>
               <w:autoSpaceDN w:val="0"/>
               <w:adjustRightInd w:val="0"/>
-              <w:jc w:val="center"/>
+              <w:jc w:val="both"/>
+              <w:rPr>
+                <w:rFonts w:ascii="Arial Nova Cond" w:hAnsi="Arial Nova Cond" w:cs="Arial"/>
+                <w:color w:val="000000"/>
+                <w:kern w:val="0"/>
+                <w:sz w:val="20"/>
+                <w:szCs w:val="20"/>
+              </w:rPr>
+            </w:pPr>
+            <w:r>
+              <w:rPr>
+                <w:rFonts w:ascii="Arial Nova Cond" w:hAnsi="Arial Nova Cond" w:cs="Arial"/>
+                <w:color w:val="000000"/>
+                <w:kern w:val="0"/>
+                <w:sz w:val="20"/>
+                <w:szCs w:val="20"/>
+              </w:rPr>
+              <w:t>{{competencias6}}</w:t>
+            </w:r>
+          </w:p>
+        </w:tc>
+        <w:tc>
+          <w:tcPr>
+            <w:tcW w:w="1399" w:type="dxa"/>
+            <w:vAlign w:val="center"/>
+          </w:tcPr>
+          <w:p>
+            <w:pPr>
+              <w:autoSpaceDE w:val="0"/>
+              <w:autoSpaceDN w:val="0"/>
+              <w:adjustRightInd w:val="0"/>
+              <w:jc w:val="both"/>
               <w:rPr>
                 <w:rFonts w:ascii="Arial Nova Cond" w:hAnsi="Arial Nova Cond" w:cs="Arial"/>
                 <w:color w:val="000000"/>
@@ -15829,7 +11802,7 @@
         </w:trPr>
         <w:tc>
           <w:tcPr>
-            <w:tcW w:w="875" w:type="dxa"/>
+            <w:tcW w:w="818" w:type="dxa"/>
             <w:vMerge w:val="restart"/>
             <w:vAlign w:val="center"/>
           </w:tcPr>
@@ -15868,7 +11841,7 @@
         </w:tc>
         <w:tc>
           <w:tcPr>
-            <w:tcW w:w="1095" w:type="dxa"/>
+            <w:tcW w:w="1018" w:type="dxa"/>
             <w:vAlign w:val="center"/>
           </w:tcPr>
           <w:p>
@@ -15906,7 +11879,7 @@
         </w:tc>
         <w:tc>
           <w:tcPr>
-            <w:tcW w:w="1726" w:type="dxa"/>
+            <w:tcW w:w="5379" w:type="dxa"/>
             <w:vAlign w:val="center"/>
           </w:tcPr>
           <w:p>
@@ -15919,62 +11892,28 @@
               </w:tabs>
               <w:spacing w:line="276" w:lineRule="auto"/>
               <w:ind w:left="0"/>
+              <w:jc w:val="both"/>
+              <w:rPr>
+                <w:rFonts w:ascii="Arial Nova Cond" w:hAnsi="Arial Nova Cond"/>
+                <w:color w:val="000000" w:themeColor="text1"/>
+                <w:sz w:val="20"/>
+                <w:szCs w:val="20"/>
+              </w:rPr>
+            </w:pPr>
+            <w:r>
               <w:rPr>
                 <w:rFonts w:ascii="Arial Nova Cond" w:eastAsia="Calibri" w:hAnsi="Arial Nova Cond" w:cs="Times New Roman"/>
-                <w:color w:val="000000" w:themeColor="text1"/>
                 <w:sz w:val="20"/>
                 <w:szCs w:val="20"/>
                 <w:lang w:val="es-ES_tradnl"/>
               </w:rPr>
-            </w:pPr>
-            <w:r>
-              <w:rPr>
-                <w:rFonts w:ascii="Arial Nova Cond" w:eastAsia="Calibri" w:hAnsi="Arial Nova Cond" w:cs="Times New Roman"/>
-                <w:sz w:val="20"/>
-                <w:szCs w:val="20"/>
-                <w:lang w:val="es-ES_tradnl"/>
-              </w:rPr>
-              <w:t>{{problemapotencialidad7}}</w:t>
-            </w:r>
-          </w:p>
-        </w:tc>
-        <w:tc>
-          <w:tcPr>
-            <w:tcW w:w="6169" w:type="dxa"/>
-            <w:vAlign w:val="center"/>
-          </w:tcPr>
-          <w:p>
-            <w:pPr>
-              <w:pStyle w:val="Prrafodelista"/>
-              <w:tabs>
-                <w:tab w:val="left" w:pos="0"/>
-                <w:tab w:val="left" w:pos="142"/>
-                <w:tab w:val="left" w:pos="284"/>
-              </w:tabs>
-              <w:spacing w:line="276" w:lineRule="auto"/>
-              <w:ind w:left="0"/>
-              <w:jc w:val="both"/>
-              <w:rPr>
-                <w:rFonts w:ascii="Arial Nova Cond" w:hAnsi="Arial Nova Cond"/>
-                <w:color w:val="000000" w:themeColor="text1"/>
-                <w:sz w:val="20"/>
-                <w:szCs w:val="20"/>
-              </w:rPr>
-            </w:pPr>
-            <w:r>
-              <w:rPr>
-                <w:rFonts w:ascii="Arial Nova Cond" w:eastAsia="Calibri" w:hAnsi="Arial Nova Cond" w:cs="Times New Roman"/>
-                <w:sz w:val="20"/>
-                <w:szCs w:val="20"/>
-                <w:lang w:val="es-ES_tradnl"/>
-              </w:rPr>
               <w:t>{{situacionsignificativa7}}</w:t>
             </w:r>
           </w:p>
         </w:tc>
         <w:tc>
           <w:tcPr>
-            <w:tcW w:w="2015" w:type="dxa"/>
+            <w:tcW w:w="1984" w:type="dxa"/>
             <w:vAlign w:val="center"/>
           </w:tcPr>
           <w:p>
@@ -16005,7 +11944,7 @@
         </w:tc>
         <w:tc>
           <w:tcPr>
-            <w:tcW w:w="1634" w:type="dxa"/>
+            <w:tcW w:w="2693" w:type="dxa"/>
             <w:vAlign w:val="center"/>
           </w:tcPr>
           <w:p>
@@ -16030,13 +11969,13 @@
                 <w:sz w:val="20"/>
                 <w:szCs w:val="20"/>
               </w:rPr>
-              <w:t>{{competencias7}}</w:t>
-            </w:r>
-          </w:p>
-        </w:tc>
-        <w:tc>
-          <w:tcPr>
-            <w:tcW w:w="1337" w:type="dxa"/>
+              <w:t>{{campotematico7}}</w:t>
+            </w:r>
+          </w:p>
+        </w:tc>
+        <w:tc>
+          <w:tcPr>
+            <w:tcW w:w="1560" w:type="dxa"/>
             <w:vAlign w:val="center"/>
           </w:tcPr>
           <w:p>
@@ -16044,7 +11983,38 @@
               <w:autoSpaceDE w:val="0"/>
               <w:autoSpaceDN w:val="0"/>
               <w:adjustRightInd w:val="0"/>
-              <w:jc w:val="center"/>
+              <w:jc w:val="both"/>
+              <w:rPr>
+                <w:rFonts w:ascii="Arial Nova Cond" w:hAnsi="Arial Nova Cond" w:cs="Arial"/>
+                <w:color w:val="000000"/>
+                <w:kern w:val="0"/>
+                <w:sz w:val="20"/>
+                <w:szCs w:val="20"/>
+              </w:rPr>
+            </w:pPr>
+            <w:r>
+              <w:rPr>
+                <w:rFonts w:ascii="Arial Nova Cond" w:hAnsi="Arial Nova Cond" w:cs="Arial"/>
+                <w:color w:val="000000"/>
+                <w:kern w:val="0"/>
+                <w:sz w:val="20"/>
+                <w:szCs w:val="20"/>
+              </w:rPr>
+              <w:t>{{competencias7}}</w:t>
+            </w:r>
+          </w:p>
+        </w:tc>
+        <w:tc>
+          <w:tcPr>
+            <w:tcW w:w="1399" w:type="dxa"/>
+            <w:vAlign w:val="center"/>
+          </w:tcPr>
+          <w:p>
+            <w:pPr>
+              <w:autoSpaceDE w:val="0"/>
+              <w:autoSpaceDN w:val="0"/>
+              <w:adjustRightInd w:val="0"/>
+              <w:jc w:val="both"/>
               <w:rPr>
                 <w:rFonts w:ascii="Arial Nova Cond" w:hAnsi="Arial Nova Cond" w:cs="Arial"/>
                 <w:color w:val="000000"/>
@@ -16073,7 +12043,7 @@
         </w:trPr>
         <w:tc>
           <w:tcPr>
-            <w:tcW w:w="875" w:type="dxa"/>
+            <w:tcW w:w="818" w:type="dxa"/>
             <w:vMerge/>
             <w:vAlign w:val="center"/>
           </w:tcPr>
@@ -16101,7 +12071,7 @@
         </w:tc>
         <w:tc>
           <w:tcPr>
-            <w:tcW w:w="1095" w:type="dxa"/>
+            <w:tcW w:w="1018" w:type="dxa"/>
             <w:vAlign w:val="center"/>
           </w:tcPr>
           <w:p>
@@ -16139,7 +12109,7 @@
         </w:tc>
         <w:tc>
           <w:tcPr>
-            <w:tcW w:w="1726" w:type="dxa"/>
+            <w:tcW w:w="5379" w:type="dxa"/>
             <w:vAlign w:val="center"/>
           </w:tcPr>
           <w:p>
@@ -16152,6 +12122,7 @@
               </w:tabs>
               <w:spacing w:line="276" w:lineRule="auto"/>
               <w:ind w:left="0"/>
+              <w:jc w:val="both"/>
               <w:rPr>
                 <w:rFonts w:ascii="Arial Nova Cond" w:eastAsia="Calibri" w:hAnsi="Arial Nova Cond" w:cs="Times New Roman"/>
                 <w:color w:val="000000" w:themeColor="text1"/>
@@ -16167,48 +12138,13 @@
                 <w:szCs w:val="20"/>
                 <w:lang w:val="es-ES_tradnl"/>
               </w:rPr>
-              <w:t>{{problemapotencialidad8}}</w:t>
-            </w:r>
-          </w:p>
-        </w:tc>
-        <w:tc>
-          <w:tcPr>
-            <w:tcW w:w="6169" w:type="dxa"/>
-            <w:vAlign w:val="center"/>
-          </w:tcPr>
-          <w:p>
-            <w:pPr>
-              <w:pStyle w:val="Prrafodelista"/>
-              <w:tabs>
-                <w:tab w:val="left" w:pos="0"/>
-                <w:tab w:val="left" w:pos="142"/>
-                <w:tab w:val="left" w:pos="284"/>
-              </w:tabs>
-              <w:spacing w:line="276" w:lineRule="auto"/>
-              <w:ind w:left="0"/>
-              <w:jc w:val="both"/>
-              <w:rPr>
-                <w:rFonts w:ascii="Arial Nova Cond" w:eastAsia="Calibri" w:hAnsi="Arial Nova Cond" w:cs="Times New Roman"/>
-                <w:color w:val="000000" w:themeColor="text1"/>
-                <w:sz w:val="20"/>
-                <w:szCs w:val="20"/>
-                <w:lang w:val="es-ES_tradnl"/>
-              </w:rPr>
-            </w:pPr>
-            <w:r>
-              <w:rPr>
-                <w:rFonts w:ascii="Arial Nova Cond" w:eastAsia="Calibri" w:hAnsi="Arial Nova Cond" w:cs="Times New Roman"/>
-                <w:sz w:val="20"/>
-                <w:szCs w:val="20"/>
-                <w:lang w:val="es-ES_tradnl"/>
-              </w:rPr>
               <w:t>{{situacionsignificativa8}}</w:t>
             </w:r>
           </w:p>
         </w:tc>
         <w:tc>
           <w:tcPr>
-            <w:tcW w:w="2015" w:type="dxa"/>
+            <w:tcW w:w="1984" w:type="dxa"/>
             <w:vAlign w:val="center"/>
           </w:tcPr>
           <w:p>
@@ -16238,7 +12174,7 @@
         </w:tc>
         <w:tc>
           <w:tcPr>
-            <w:tcW w:w="1634" w:type="dxa"/>
+            <w:tcW w:w="2693" w:type="dxa"/>
             <w:vAlign w:val="center"/>
           </w:tcPr>
           <w:p>
@@ -16263,13 +12199,13 @@
                 <w:sz w:val="20"/>
                 <w:szCs w:val="20"/>
               </w:rPr>
-              <w:t>{{competencias8}}</w:t>
-            </w:r>
-          </w:p>
-        </w:tc>
-        <w:tc>
-          <w:tcPr>
-            <w:tcW w:w="1337" w:type="dxa"/>
+              <w:t>{{campotematico8}}</w:t>
+            </w:r>
+          </w:p>
+        </w:tc>
+        <w:tc>
+          <w:tcPr>
+            <w:tcW w:w="1560" w:type="dxa"/>
             <w:vAlign w:val="center"/>
           </w:tcPr>
           <w:p>
@@ -16277,7 +12213,7 @@
               <w:autoSpaceDE w:val="0"/>
               <w:autoSpaceDN w:val="0"/>
               <w:adjustRightInd w:val="0"/>
-              <w:jc w:val="center"/>
+              <w:jc w:val="both"/>
               <w:rPr>
                 <w:rFonts w:ascii="Arial Nova Cond" w:hAnsi="Arial Nova Cond" w:cs="Arial"/>
                 <w:color w:val="000000"/>
@@ -16294,6 +12230,37 @@
                 <w:sz w:val="20"/>
                 <w:szCs w:val="20"/>
               </w:rPr>
+              <w:t>{{competencias8}}</w:t>
+            </w:r>
+          </w:p>
+        </w:tc>
+        <w:tc>
+          <w:tcPr>
+            <w:tcW w:w="1399" w:type="dxa"/>
+            <w:vAlign w:val="center"/>
+          </w:tcPr>
+          <w:p>
+            <w:pPr>
+              <w:autoSpaceDE w:val="0"/>
+              <w:autoSpaceDN w:val="0"/>
+              <w:adjustRightInd w:val="0"/>
+              <w:jc w:val="both"/>
+              <w:rPr>
+                <w:rFonts w:ascii="Arial Nova Cond" w:hAnsi="Arial Nova Cond" w:cs="Arial"/>
+                <w:color w:val="000000"/>
+                <w:kern w:val="0"/>
+                <w:sz w:val="20"/>
+                <w:szCs w:val="20"/>
+              </w:rPr>
+            </w:pPr>
+            <w:r>
+              <w:rPr>
+                <w:rFonts w:ascii="Arial Nova Cond" w:hAnsi="Arial Nova Cond" w:cs="Arial"/>
+                <w:color w:val="000000"/>
+                <w:kern w:val="0"/>
+                <w:sz w:val="20"/>
+                <w:szCs w:val="20"/>
+              </w:rPr>
               <w:t>{{producto8}}</w:t>
             </w:r>
           </w:p>
@@ -16301,20 +12268,6 @@
       </w:tr>
       <w:bookmarkEnd w:id="0"/>
     </w:tbl>
-    <w:p>
-      <w:pPr>
-        <w:spacing w:line="276" w:lineRule="auto"/>
-        <w:ind w:right="-455"/>
-        <w:rPr>
-          <w:rFonts w:ascii="Arial Nova Cond Light" w:hAnsi="Arial Nova Cond Light" w:cs="Times New Roman"/>
-          <w:b/>
-          <w:bCs/>
-          <w:color w:val="000000" w:themeColor="text1"/>
-          <w:sz w:val="20"/>
-          <w:szCs w:val="20"/>
-        </w:rPr>
-      </w:pPr>
-    </w:p>
     <w:p>
       <w:pPr>
         <w:spacing w:line="276" w:lineRule="auto"/>
@@ -16357,6 +12310,7 @@
           <w:sz w:val="20"/>
           <w:szCs w:val="20"/>
         </w:rPr>
+        <w:lastRenderedPageBreak/>
         <w:t>DIMENSIONES DE LAS UNIDADES</w:t>
       </w:r>
       <w:r>
@@ -17304,7 +13258,6 @@
         <w:tc>
           <w:tcPr>
             <w:tcW w:w="5103" w:type="dxa"/>
-            <w:shd w:val="clear" w:color="auto" w:fill="C1F0C7" w:themeFill="accent3" w:themeFillTint="33"/>
             <w:vAlign w:val="center"/>
           </w:tcPr>
           <w:p>
@@ -17622,7 +13575,6 @@
         <w:tc>
           <w:tcPr>
             <w:tcW w:w="5103" w:type="dxa"/>
-            <w:shd w:val="clear" w:color="auto" w:fill="C1F0C7" w:themeFill="accent3" w:themeFillTint="33"/>
             <w:vAlign w:val="center"/>
           </w:tcPr>
           <w:p>
@@ -17870,7 +13822,6 @@
         <w:tc>
           <w:tcPr>
             <w:tcW w:w="5103" w:type="dxa"/>
-            <w:shd w:val="clear" w:color="auto" w:fill="C1F0C7" w:themeFill="accent3" w:themeFillTint="33"/>
             <w:vAlign w:val="center"/>
           </w:tcPr>
           <w:p>
@@ -28517,7 +24468,7 @@
 </file>
 
 <file path=word/endnotes.xml><?xml version="1.0" encoding="utf-8"?>
-<w:endnotes xmlns:wpc="http://schemas.microsoft.com/office/word/2010/wordprocessingCanvas" xmlns:cx="http://schemas.microsoft.com/office/drawing/2014/chartex" xmlns:cx1="http://schemas.microsoft.com/office/drawing/2015/9/8/chartex" xmlns:cx2="http://schemas.microsoft.com/office/drawing/2015/10/21/chartex" xmlns:cx3="http://schemas.microsoft.com/office/drawing/2016/5/9/chartex" xmlns:cx4="http://schemas.microsoft.com/office/drawing/2016/5/10/chartex" xmlns:cx5="http://schemas.microsoft.com/office/drawing/2016/5/11/chartex" xmlns:cx6="http://schemas.microsoft.com/office/drawing/2016/5/12/chartex" xmlns:cx7="http://schemas.microsoft.com/office/drawing/2016/5/13/chartex" xmlns:cx8="http://schemas.microsoft.com/office/drawing/2016/5/14/chartex" xmlns:mc="http://schemas.openxmlformats.org/markup-compatibility/2006" xmlns:aink="http://schemas.microsoft.com/office/drawing/2016/ink" xmlns:am3d="http://schemas.microsoft.com/office/drawing/2017/model3d" xmlns:o="urn:schemas-microsoft-com:office:office" xmlns:oel="http://schemas.microsoft.com/office/2019/extlst" xmlns:r="http://schemas.openxmlformats.org/officeDocument/2006/relationships" xmlns:m="http://schemas.openxmlformats.org/officeDocument/2006/math" xmlns:v="urn:schemas-microsoft-com:vml" xmlns:wp14="http://schemas.microsoft.com/office/word/2010/wordprocessingDrawing" xmlns:wp="http://schemas.openxmlformats.org/drawingml/2006/wordprocessingDrawing" xmlns:w10="urn:schemas-microsoft-com:office:word" xmlns:w="http://schemas.openxmlformats.org/wordprocessingml/2006/main" xmlns:w14="http://schemas.microsoft.com/office/word/2010/wordml" xmlns:w15="http://schemas.microsoft.com/office/word/2012/wordml" xmlns:w16cex="http://schemas.microsoft.com/office/word/2018/wordml/cex" xmlns:w16cid="http://schemas.microsoft.com/office/word/2016/wordml/cid" xmlns:w16="http://schemas.microsoft.com/office/word/2018/wordml" xmlns:w16du="http://schemas.microsoft.com/office/word/2023/wordml/word16du" xmlns:w16sdtdh="http://schemas.microsoft.com/office/word/2020/wordml/sdtdatahash" xmlns:w16se="http://schemas.microsoft.com/office/word/2015/wordml/symex" xmlns:wpg="http://schemas.microsoft.com/office/word/2010/wordprocessingGroup" xmlns:wpi="http://schemas.microsoft.com/office/word/2010/wordprocessingInk" xmlns:wne="http://schemas.microsoft.com/office/word/2006/wordml" xmlns:wps="http://schemas.microsoft.com/office/word/2010/wordprocessingShape" mc:Ignorable="w14 w15 w16se w16cid w16 w16cex w16sdtdh w16du wp14">
+<w:endnotes xmlns:wpc="http://schemas.microsoft.com/office/word/2010/wordprocessingCanvas" xmlns:cx="http://schemas.microsoft.com/office/drawing/2014/chartex" xmlns:cx1="http://schemas.microsoft.com/office/drawing/2015/9/8/chartex" xmlns:cx2="http://schemas.microsoft.com/office/drawing/2015/10/21/chartex" xmlns:cx3="http://schemas.microsoft.com/office/drawing/2016/5/9/chartex" xmlns:cx4="http://schemas.microsoft.com/office/drawing/2016/5/10/chartex" xmlns:cx5="http://schemas.microsoft.com/office/drawing/2016/5/11/chartex" xmlns:cx6="http://schemas.microsoft.com/office/drawing/2016/5/12/chartex" xmlns:cx7="http://schemas.microsoft.com/office/drawing/2016/5/13/chartex" xmlns:cx8="http://schemas.microsoft.com/office/drawing/2016/5/14/chartex" xmlns:mc="http://schemas.openxmlformats.org/markup-compatibility/2006" xmlns:aink="http://schemas.microsoft.com/office/drawing/2016/ink" xmlns:am3d="http://schemas.microsoft.com/office/drawing/2017/model3d" xmlns:o="urn:schemas-microsoft-com:office:office" xmlns:oel="http://schemas.microsoft.com/office/2019/extlst" xmlns:r="http://schemas.openxmlformats.org/officeDocument/2006/relationships" xmlns:m="http://schemas.openxmlformats.org/officeDocument/2006/math" xmlns:v="urn:schemas-microsoft-com:vml" xmlns:wp14="http://schemas.microsoft.com/office/word/2010/wordprocessingDrawing" xmlns:wp="http://schemas.openxmlformats.org/drawingml/2006/wordprocessingDrawing" xmlns:w10="urn:schemas-microsoft-com:office:word" xmlns:w="http://schemas.openxmlformats.org/wordprocessingml/2006/main" xmlns:w14="http://schemas.microsoft.com/office/word/2010/wordml" xmlns:w15="http://schemas.microsoft.com/office/word/2012/wordml" xmlns:w16cex="http://schemas.microsoft.com/office/word/2018/wordml/cex" xmlns:w16cid="http://schemas.microsoft.com/office/word/2016/wordml/cid" xmlns:w16="http://schemas.microsoft.com/office/word/2018/wordml" xmlns:w16du="http://schemas.microsoft.com/office/word/2023/wordml/word16du" xmlns:w16sdtdh="http://schemas.microsoft.com/office/word/2020/wordml/sdtdatahash" xmlns:w16sdtfl="http://schemas.microsoft.com/office/word/2024/wordml/sdtformatlock" xmlns:w16se="http://schemas.microsoft.com/office/word/2015/wordml/symex" xmlns:wpg="http://schemas.microsoft.com/office/word/2010/wordprocessingGroup" xmlns:wpi="http://schemas.microsoft.com/office/word/2010/wordprocessingInk" xmlns:wne="http://schemas.microsoft.com/office/word/2006/wordml" xmlns:wps="http://schemas.microsoft.com/office/word/2010/wordprocessingShape" mc:Ignorable="w14 w15 w16se w16cid w16 w16cex w16sdtdh w16sdtfl w16du wp14">
   <w:endnote w:type="separator" w:id="-1">
     <w:p>
       <w:pPr>
@@ -28542,7 +24493,7 @@
 </file>
 
 <file path=word/footer1.xml><?xml version="1.0" encoding="utf-8"?>
-<w:ftr xmlns:wpc="http://schemas.microsoft.com/office/word/2010/wordprocessingCanvas" xmlns:cx="http://schemas.microsoft.com/office/drawing/2014/chartex" xmlns:cx1="http://schemas.microsoft.com/office/drawing/2015/9/8/chartex" xmlns:cx2="http://schemas.microsoft.com/office/drawing/2015/10/21/chartex" xmlns:cx3="http://schemas.microsoft.com/office/drawing/2016/5/9/chartex" xmlns:cx4="http://schemas.microsoft.com/office/drawing/2016/5/10/chartex" xmlns:cx5="http://schemas.microsoft.com/office/drawing/2016/5/11/chartex" xmlns:cx6="http://schemas.microsoft.com/office/drawing/2016/5/12/chartex" xmlns:cx7="http://schemas.microsoft.com/office/drawing/2016/5/13/chartex" xmlns:cx8="http://schemas.microsoft.com/office/drawing/2016/5/14/chartex" xmlns:mc="http://schemas.openxmlformats.org/markup-compatibility/2006" xmlns:aink="http://schemas.microsoft.com/office/drawing/2016/ink" xmlns:am3d="http://schemas.microsoft.com/office/drawing/2017/model3d" xmlns:o="urn:schemas-microsoft-com:office:office" xmlns:oel="http://schemas.microsoft.com/office/2019/extlst" xmlns:r="http://schemas.openxmlformats.org/officeDocument/2006/relationships" xmlns:m="http://schemas.openxmlformats.org/officeDocument/2006/math" xmlns:v="urn:schemas-microsoft-com:vml" xmlns:wp14="http://schemas.microsoft.com/office/word/2010/wordprocessingDrawing" xmlns:wp="http://schemas.openxmlformats.org/drawingml/2006/wordprocessingDrawing" xmlns:w10="urn:schemas-microsoft-com:office:word" xmlns:w="http://schemas.openxmlformats.org/wordprocessingml/2006/main" xmlns:w14="http://schemas.microsoft.com/office/word/2010/wordml" xmlns:w15="http://schemas.microsoft.com/office/word/2012/wordml" xmlns:w16cex="http://schemas.microsoft.com/office/word/2018/wordml/cex" xmlns:w16cid="http://schemas.microsoft.com/office/word/2016/wordml/cid" xmlns:w16="http://schemas.microsoft.com/office/word/2018/wordml" xmlns:w16du="http://schemas.microsoft.com/office/word/2023/wordml/word16du" xmlns:w16sdtdh="http://schemas.microsoft.com/office/word/2020/wordml/sdtdatahash" xmlns:w16se="http://schemas.microsoft.com/office/word/2015/wordml/symex" xmlns:wpg="http://schemas.microsoft.com/office/word/2010/wordprocessingGroup" xmlns:wpi="http://schemas.microsoft.com/office/word/2010/wordprocessingInk" xmlns:wne="http://schemas.microsoft.com/office/word/2006/wordml" xmlns:wps="http://schemas.microsoft.com/office/word/2010/wordprocessingShape" mc:Ignorable="w14 w15 w16se w16cid w16 w16cex w16sdtdh w16du wp14">
+<w:ftr xmlns:wpc="http://schemas.microsoft.com/office/word/2010/wordprocessingCanvas" xmlns:cx="http://schemas.microsoft.com/office/drawing/2014/chartex" xmlns:cx1="http://schemas.microsoft.com/office/drawing/2015/9/8/chartex" xmlns:cx2="http://schemas.microsoft.com/office/drawing/2015/10/21/chartex" xmlns:cx3="http://schemas.microsoft.com/office/drawing/2016/5/9/chartex" xmlns:cx4="http://schemas.microsoft.com/office/drawing/2016/5/10/chartex" xmlns:cx5="http://schemas.microsoft.com/office/drawing/2016/5/11/chartex" xmlns:cx6="http://schemas.microsoft.com/office/drawing/2016/5/12/chartex" xmlns:cx7="http://schemas.microsoft.com/office/drawing/2016/5/13/chartex" xmlns:cx8="http://schemas.microsoft.com/office/drawing/2016/5/14/chartex" xmlns:mc="http://schemas.openxmlformats.org/markup-compatibility/2006" xmlns:aink="http://schemas.microsoft.com/office/drawing/2016/ink" xmlns:am3d="http://schemas.microsoft.com/office/drawing/2017/model3d" xmlns:o="urn:schemas-microsoft-com:office:office" xmlns:oel="http://schemas.microsoft.com/office/2019/extlst" xmlns:r="http://schemas.openxmlformats.org/officeDocument/2006/relationships" xmlns:m="http://schemas.openxmlformats.org/officeDocument/2006/math" xmlns:v="urn:schemas-microsoft-com:vml" xmlns:wp14="http://schemas.microsoft.com/office/word/2010/wordprocessingDrawing" xmlns:wp="http://schemas.openxmlformats.org/drawingml/2006/wordprocessingDrawing" xmlns:w10="urn:schemas-microsoft-com:office:word" xmlns:w="http://schemas.openxmlformats.org/wordprocessingml/2006/main" xmlns:w14="http://schemas.microsoft.com/office/word/2010/wordml" xmlns:w15="http://schemas.microsoft.com/office/word/2012/wordml" xmlns:w16cex="http://schemas.microsoft.com/office/word/2018/wordml/cex" xmlns:w16cid="http://schemas.microsoft.com/office/word/2016/wordml/cid" xmlns:w16="http://schemas.microsoft.com/office/word/2018/wordml" xmlns:w16du="http://schemas.microsoft.com/office/word/2023/wordml/word16du" xmlns:w16sdtdh="http://schemas.microsoft.com/office/word/2020/wordml/sdtdatahash" xmlns:w16sdtfl="http://schemas.microsoft.com/office/word/2024/wordml/sdtformatlock" xmlns:w16se="http://schemas.microsoft.com/office/word/2015/wordml/symex" xmlns:wpg="http://schemas.microsoft.com/office/word/2010/wordprocessingGroup" xmlns:wpi="http://schemas.microsoft.com/office/word/2010/wordprocessingInk" xmlns:wne="http://schemas.microsoft.com/office/word/2006/wordml" xmlns:wps="http://schemas.microsoft.com/office/word/2010/wordprocessingShape" mc:Ignorable="w14 w15 w16se w16cid w16 w16cex w16sdtdh w16sdtfl w16du wp14">
   <w:p>
     <w:pPr>
       <w:pStyle w:val="Piedepgina"/>
@@ -29007,7 +24958,7 @@
 </file>
 
 <file path=word/footnotes.xml><?xml version="1.0" encoding="utf-8"?>
-<w:footnotes xmlns:wpc="http://schemas.microsoft.com/office/word/2010/wordprocessingCanvas" xmlns:cx="http://schemas.microsoft.com/office/drawing/2014/chartex" xmlns:cx1="http://schemas.microsoft.com/office/drawing/2015/9/8/chartex" xmlns:cx2="http://schemas.microsoft.com/office/drawing/2015/10/21/chartex" xmlns:cx3="http://schemas.microsoft.com/office/drawing/2016/5/9/chartex" xmlns:cx4="http://schemas.microsoft.com/office/drawing/2016/5/10/chartex" xmlns:cx5="http://schemas.microsoft.com/office/drawing/2016/5/11/chartex" xmlns:cx6="http://schemas.microsoft.com/office/drawing/2016/5/12/chartex" xmlns:cx7="http://schemas.microsoft.com/office/drawing/2016/5/13/chartex" xmlns:cx8="http://schemas.microsoft.com/office/drawing/2016/5/14/chartex" xmlns:mc="http://schemas.openxmlformats.org/markup-compatibility/2006" xmlns:aink="http://schemas.microsoft.com/office/drawing/2016/ink" xmlns:am3d="http://schemas.microsoft.com/office/drawing/2017/model3d" xmlns:o="urn:schemas-microsoft-com:office:office" xmlns:oel="http://schemas.microsoft.com/office/2019/extlst" xmlns:r="http://schemas.openxmlformats.org/officeDocument/2006/relationships" xmlns:m="http://schemas.openxmlformats.org/officeDocument/2006/math" xmlns:v="urn:schemas-microsoft-com:vml" xmlns:wp14="http://schemas.microsoft.com/office/word/2010/wordprocessingDrawing" xmlns:wp="http://schemas.openxmlformats.org/drawingml/2006/wordprocessingDrawing" xmlns:w10="urn:schemas-microsoft-com:office:word" xmlns:w="http://schemas.openxmlformats.org/wordprocessingml/2006/main" xmlns:w14="http://schemas.microsoft.com/office/word/2010/wordml" xmlns:w15="http://schemas.microsoft.com/office/word/2012/wordml" xmlns:w16cex="http://schemas.microsoft.com/office/word/2018/wordml/cex" xmlns:w16cid="http://schemas.microsoft.com/office/word/2016/wordml/cid" xmlns:w16="http://schemas.microsoft.com/office/word/2018/wordml" xmlns:w16du="http://schemas.microsoft.com/office/word/2023/wordml/word16du" xmlns:w16sdtdh="http://schemas.microsoft.com/office/word/2020/wordml/sdtdatahash" xmlns:w16se="http://schemas.microsoft.com/office/word/2015/wordml/symex" xmlns:wpg="http://schemas.microsoft.com/office/word/2010/wordprocessingGroup" xmlns:wpi="http://schemas.microsoft.com/office/word/2010/wordprocessingInk" xmlns:wne="http://schemas.microsoft.com/office/word/2006/wordml" xmlns:wps="http://schemas.microsoft.com/office/word/2010/wordprocessingShape" mc:Ignorable="w14 w15 w16se w16cid w16 w16cex w16sdtdh w16du wp14">
+<w:footnotes xmlns:wpc="http://schemas.microsoft.com/office/word/2010/wordprocessingCanvas" xmlns:cx="http://schemas.microsoft.com/office/drawing/2014/chartex" xmlns:cx1="http://schemas.microsoft.com/office/drawing/2015/9/8/chartex" xmlns:cx2="http://schemas.microsoft.com/office/drawing/2015/10/21/chartex" xmlns:cx3="http://schemas.microsoft.com/office/drawing/2016/5/9/chartex" xmlns:cx4="http://schemas.microsoft.com/office/drawing/2016/5/10/chartex" xmlns:cx5="http://schemas.microsoft.com/office/drawing/2016/5/11/chartex" xmlns:cx6="http://schemas.microsoft.com/office/drawing/2016/5/12/chartex" xmlns:cx7="http://schemas.microsoft.com/office/drawing/2016/5/13/chartex" xmlns:cx8="http://schemas.microsoft.com/office/drawing/2016/5/14/chartex" xmlns:mc="http://schemas.openxmlformats.org/markup-compatibility/2006" xmlns:aink="http://schemas.microsoft.com/office/drawing/2016/ink" xmlns:am3d="http://schemas.microsoft.com/office/drawing/2017/model3d" xmlns:o="urn:schemas-microsoft-com:office:office" xmlns:oel="http://schemas.microsoft.com/office/2019/extlst" xmlns:r="http://schemas.openxmlformats.org/officeDocument/2006/relationships" xmlns:m="http://schemas.openxmlformats.org/officeDocument/2006/math" xmlns:v="urn:schemas-microsoft-com:vml" xmlns:wp14="http://schemas.microsoft.com/office/word/2010/wordprocessingDrawing" xmlns:wp="http://schemas.openxmlformats.org/drawingml/2006/wordprocessingDrawing" xmlns:w10="urn:schemas-microsoft-com:office:word" xmlns:w="http://schemas.openxmlformats.org/wordprocessingml/2006/main" xmlns:w14="http://schemas.microsoft.com/office/word/2010/wordml" xmlns:w15="http://schemas.microsoft.com/office/word/2012/wordml" xmlns:w16cex="http://schemas.microsoft.com/office/word/2018/wordml/cex" xmlns:w16cid="http://schemas.microsoft.com/office/word/2016/wordml/cid" xmlns:w16="http://schemas.microsoft.com/office/word/2018/wordml" xmlns:w16du="http://schemas.microsoft.com/office/word/2023/wordml/word16du" xmlns:w16sdtdh="http://schemas.microsoft.com/office/word/2020/wordml/sdtdatahash" xmlns:w16sdtfl="http://schemas.microsoft.com/office/word/2024/wordml/sdtformatlock" xmlns:w16se="http://schemas.microsoft.com/office/word/2015/wordml/symex" xmlns:wpg="http://schemas.microsoft.com/office/word/2010/wordprocessingGroup" xmlns:wpi="http://schemas.microsoft.com/office/word/2010/wordprocessingInk" xmlns:wne="http://schemas.microsoft.com/office/word/2006/wordml" xmlns:wps="http://schemas.microsoft.com/office/word/2010/wordprocessingShape" mc:Ignorable="w14 w15 w16se w16cid w16 w16cex w16sdtdh w16sdtfl w16du wp14">
   <w:footnote w:type="separator" w:id="-1">
     <w:p>
       <w:pPr>
@@ -29032,7 +24983,7 @@
 </file>
 
 <file path=word/header1.xml><?xml version="1.0" encoding="utf-8"?>
-<w:hdr xmlns:wpc="http://schemas.microsoft.com/office/word/2010/wordprocessingCanvas" xmlns:cx="http://schemas.microsoft.com/office/drawing/2014/chartex" xmlns:cx1="http://schemas.microsoft.com/office/drawing/2015/9/8/chartex" xmlns:cx2="http://schemas.microsoft.com/office/drawing/2015/10/21/chartex" xmlns:cx3="http://schemas.microsoft.com/office/drawing/2016/5/9/chartex" xmlns:cx4="http://schemas.microsoft.com/office/drawing/2016/5/10/chartex" xmlns:cx5="http://schemas.microsoft.com/office/drawing/2016/5/11/chartex" xmlns:cx6="http://schemas.microsoft.com/office/drawing/2016/5/12/chartex" xmlns:cx7="http://schemas.microsoft.com/office/drawing/2016/5/13/chartex" xmlns:cx8="http://schemas.microsoft.com/office/drawing/2016/5/14/chartex" xmlns:mc="http://schemas.openxmlformats.org/markup-compatibility/2006" xmlns:aink="http://schemas.microsoft.com/office/drawing/2016/ink" xmlns:am3d="http://schemas.microsoft.com/office/drawing/2017/model3d" xmlns:o="urn:schemas-microsoft-com:office:office" xmlns:oel="http://schemas.microsoft.com/office/2019/extlst" xmlns:r="http://schemas.openxmlformats.org/officeDocument/2006/relationships" xmlns:m="http://schemas.openxmlformats.org/officeDocument/2006/math" xmlns:v="urn:schemas-microsoft-com:vml" xmlns:wp14="http://schemas.microsoft.com/office/word/2010/wordprocessingDrawing" xmlns:wp="http://schemas.openxmlformats.org/drawingml/2006/wordprocessingDrawing" xmlns:w10="urn:schemas-microsoft-com:office:word" xmlns:w="http://schemas.openxmlformats.org/wordprocessingml/2006/main" xmlns:w14="http://schemas.microsoft.com/office/word/2010/wordml" xmlns:w15="http://schemas.microsoft.com/office/word/2012/wordml" xmlns:w16cex="http://schemas.microsoft.com/office/word/2018/wordml/cex" xmlns:w16cid="http://schemas.microsoft.com/office/word/2016/wordml/cid" xmlns:w16="http://schemas.microsoft.com/office/word/2018/wordml" xmlns:w16du="http://schemas.microsoft.com/office/word/2023/wordml/word16du" xmlns:w16sdtdh="http://schemas.microsoft.com/office/word/2020/wordml/sdtdatahash" xmlns:w16se="http://schemas.microsoft.com/office/word/2015/wordml/symex" xmlns:wpg="http://schemas.microsoft.com/office/word/2010/wordprocessingGroup" xmlns:wpi="http://schemas.microsoft.com/office/word/2010/wordprocessingInk" xmlns:wne="http://schemas.microsoft.com/office/word/2006/wordml" xmlns:wps="http://schemas.microsoft.com/office/word/2010/wordprocessingShape" mc:Ignorable="w14 w15 w16se w16cid w16 w16cex w16sdtdh w16du wp14">
+<w:hdr xmlns:wpc="http://schemas.microsoft.com/office/word/2010/wordprocessingCanvas" xmlns:cx="http://schemas.microsoft.com/office/drawing/2014/chartex" xmlns:cx1="http://schemas.microsoft.com/office/drawing/2015/9/8/chartex" xmlns:cx2="http://schemas.microsoft.com/office/drawing/2015/10/21/chartex" xmlns:cx3="http://schemas.microsoft.com/office/drawing/2016/5/9/chartex" xmlns:cx4="http://schemas.microsoft.com/office/drawing/2016/5/10/chartex" xmlns:cx5="http://schemas.microsoft.com/office/drawing/2016/5/11/chartex" xmlns:cx6="http://schemas.microsoft.com/office/drawing/2016/5/12/chartex" xmlns:cx7="http://schemas.microsoft.com/office/drawing/2016/5/13/chartex" xmlns:cx8="http://schemas.microsoft.com/office/drawing/2016/5/14/chartex" xmlns:mc="http://schemas.openxmlformats.org/markup-compatibility/2006" xmlns:aink="http://schemas.microsoft.com/office/drawing/2016/ink" xmlns:am3d="http://schemas.microsoft.com/office/drawing/2017/model3d" xmlns:o="urn:schemas-microsoft-com:office:office" xmlns:oel="http://schemas.microsoft.com/office/2019/extlst" xmlns:r="http://schemas.openxmlformats.org/officeDocument/2006/relationships" xmlns:m="http://schemas.openxmlformats.org/officeDocument/2006/math" xmlns:v="urn:schemas-microsoft-com:vml" xmlns:wp14="http://schemas.microsoft.com/office/word/2010/wordprocessingDrawing" xmlns:wp="http://schemas.openxmlformats.org/drawingml/2006/wordprocessingDrawing" xmlns:w10="urn:schemas-microsoft-com:office:word" xmlns:w="http://schemas.openxmlformats.org/wordprocessingml/2006/main" xmlns:w14="http://schemas.microsoft.com/office/word/2010/wordml" xmlns:w15="http://schemas.microsoft.com/office/word/2012/wordml" xmlns:w16cex="http://schemas.microsoft.com/office/word/2018/wordml/cex" xmlns:w16cid="http://schemas.microsoft.com/office/word/2016/wordml/cid" xmlns:w16="http://schemas.microsoft.com/office/word/2018/wordml" xmlns:w16du="http://schemas.microsoft.com/office/word/2023/wordml/word16du" xmlns:w16sdtdh="http://schemas.microsoft.com/office/word/2020/wordml/sdtdatahash" xmlns:w16sdtfl="http://schemas.microsoft.com/office/word/2024/wordml/sdtformatlock" xmlns:w16se="http://schemas.microsoft.com/office/word/2015/wordml/symex" xmlns:wpg="http://schemas.microsoft.com/office/word/2010/wordprocessingGroup" xmlns:wpi="http://schemas.microsoft.com/office/word/2010/wordprocessingInk" xmlns:wne="http://schemas.microsoft.com/office/word/2006/wordml" xmlns:wps="http://schemas.microsoft.com/office/word/2010/wordprocessingShape" mc:Ignorable="w14 w15 w16se w16cid w16 w16cex w16sdtdh w16sdtfl w16du wp14">
   <w:tbl>
     <w:tblPr>
       <w:tblStyle w:val="Tablaconcuadrcula"/>
@@ -29322,7 +25273,7 @@
 </file>
 
 <file path=word/numbering.xml><?xml version="1.0" encoding="utf-8"?>
-<w:numbering xmlns:wpc="http://schemas.microsoft.com/office/word/2010/wordprocessingCanvas" xmlns:cx="http://schemas.microsoft.com/office/drawing/2014/chartex" xmlns:cx1="http://schemas.microsoft.com/office/drawing/2015/9/8/chartex" xmlns:cx2="http://schemas.microsoft.com/office/drawing/2015/10/21/chartex" xmlns:cx3="http://schemas.microsoft.com/office/drawing/2016/5/9/chartex" xmlns:cx4="http://schemas.microsoft.com/office/drawing/2016/5/10/chartex" xmlns:cx5="http://schemas.microsoft.com/office/drawing/2016/5/11/chartex" xmlns:cx6="http://schemas.microsoft.com/office/drawing/2016/5/12/chartex" xmlns:cx7="http://schemas.microsoft.com/office/drawing/2016/5/13/chartex" xmlns:cx8="http://schemas.microsoft.com/office/drawing/2016/5/14/chartex" xmlns:mc="http://schemas.openxmlformats.org/markup-compatibility/2006" xmlns:aink="http://schemas.microsoft.com/office/drawing/2016/ink" xmlns:am3d="http://schemas.microsoft.com/office/drawing/2017/model3d" xmlns:o="urn:schemas-microsoft-com:office:office" xmlns:oel="http://schemas.microsoft.com/office/2019/extlst" xmlns:r="http://schemas.openxmlformats.org/officeDocument/2006/relationships" xmlns:m="http://schemas.openxmlformats.org/officeDocument/2006/math" xmlns:v="urn:schemas-microsoft-com:vml" xmlns:wp14="http://schemas.microsoft.com/office/word/2010/wordprocessingDrawing" xmlns:wp="http://schemas.openxmlformats.org/drawingml/2006/wordprocessingDrawing" xmlns:w10="urn:schemas-microsoft-com:office:word" xmlns:w="http://schemas.openxmlformats.org/wordprocessingml/2006/main" xmlns:w14="http://schemas.microsoft.com/office/word/2010/wordml" xmlns:w15="http://schemas.microsoft.com/office/word/2012/wordml" xmlns:w16cex="http://schemas.microsoft.com/office/word/2018/wordml/cex" xmlns:w16cid="http://schemas.microsoft.com/office/word/2016/wordml/cid" xmlns:w16="http://schemas.microsoft.com/office/word/2018/wordml" xmlns:w16du="http://schemas.microsoft.com/office/word/2023/wordml/word16du" xmlns:w16sdtdh="http://schemas.microsoft.com/office/word/2020/wordml/sdtdatahash" xmlns:w16se="http://schemas.microsoft.com/office/word/2015/wordml/symex" xmlns:wpg="http://schemas.microsoft.com/office/word/2010/wordprocessingGroup" xmlns:wpi="http://schemas.microsoft.com/office/word/2010/wordprocessingInk" xmlns:wne="http://schemas.microsoft.com/office/word/2006/wordml" xmlns:wps="http://schemas.microsoft.com/office/word/2010/wordprocessingShape" mc:Ignorable="w14 w15 w16se w16cid w16 w16cex w16sdtdh w16du wp14">
+<w:numbering xmlns:wpc="http://schemas.microsoft.com/office/word/2010/wordprocessingCanvas" xmlns:cx="http://schemas.microsoft.com/office/drawing/2014/chartex" xmlns:cx1="http://schemas.microsoft.com/office/drawing/2015/9/8/chartex" xmlns:cx2="http://schemas.microsoft.com/office/drawing/2015/10/21/chartex" xmlns:cx3="http://schemas.microsoft.com/office/drawing/2016/5/9/chartex" xmlns:cx4="http://schemas.microsoft.com/office/drawing/2016/5/10/chartex" xmlns:cx5="http://schemas.microsoft.com/office/drawing/2016/5/11/chartex" xmlns:cx6="http://schemas.microsoft.com/office/drawing/2016/5/12/chartex" xmlns:cx7="http://schemas.microsoft.com/office/drawing/2016/5/13/chartex" xmlns:cx8="http://schemas.microsoft.com/office/drawing/2016/5/14/chartex" xmlns:mc="http://schemas.openxmlformats.org/markup-compatibility/2006" xmlns:aink="http://schemas.microsoft.com/office/drawing/2016/ink" xmlns:am3d="http://schemas.microsoft.com/office/drawing/2017/model3d" xmlns:o="urn:schemas-microsoft-com:office:office" xmlns:oel="http://schemas.microsoft.com/office/2019/extlst" xmlns:r="http://schemas.openxmlformats.org/officeDocument/2006/relationships" xmlns:m="http://schemas.openxmlformats.org/officeDocument/2006/math" xmlns:v="urn:schemas-microsoft-com:vml" xmlns:wp14="http://schemas.microsoft.com/office/word/2010/wordprocessingDrawing" xmlns:wp="http://schemas.openxmlformats.org/drawingml/2006/wordprocessingDrawing" xmlns:w10="urn:schemas-microsoft-com:office:word" xmlns:w="http://schemas.openxmlformats.org/wordprocessingml/2006/main" xmlns:w14="http://schemas.microsoft.com/office/word/2010/wordml" xmlns:w15="http://schemas.microsoft.com/office/word/2012/wordml" xmlns:w16cex="http://schemas.microsoft.com/office/word/2018/wordml/cex" xmlns:w16cid="http://schemas.microsoft.com/office/word/2016/wordml/cid" xmlns:w16="http://schemas.microsoft.com/office/word/2018/wordml" xmlns:w16du="http://schemas.microsoft.com/office/word/2023/wordml/word16du" xmlns:w16sdtdh="http://schemas.microsoft.com/office/word/2020/wordml/sdtdatahash" xmlns:w16sdtfl="http://schemas.microsoft.com/office/word/2024/wordml/sdtformatlock" xmlns:w16se="http://schemas.microsoft.com/office/word/2015/wordml/symex" xmlns:wpg="http://schemas.microsoft.com/office/word/2010/wordprocessingGroup" xmlns:wpi="http://schemas.microsoft.com/office/word/2010/wordprocessingInk" xmlns:wne="http://schemas.microsoft.com/office/word/2006/wordml" xmlns:wps="http://schemas.microsoft.com/office/word/2010/wordprocessingShape" mc:Ignorable="w14 w15 w16se w16cid w16 w16cex w16sdtdh w16sdtfl w16du wp14">
   <w:abstractNum w:abstractNumId="0" w15:restartNumberingAfterBreak="0">
     <w:nsid w:val="0D29171A"/>
     <w:multiLevelType w:val="hybridMultilevel"/>
@@ -31807,7 +27758,7 @@
 </file>
 
 <file path=word/styles.xml><?xml version="1.0" encoding="utf-8"?>
-<w:styles xmlns:mc="http://schemas.openxmlformats.org/markup-compatibility/2006" xmlns:r="http://schemas.openxmlformats.org/officeDocument/2006/relationships" xmlns:w="http://schemas.openxmlformats.org/wordprocessingml/2006/main" xmlns:w14="http://schemas.microsoft.com/office/word/2010/wordml" xmlns:w15="http://schemas.microsoft.com/office/word/2012/wordml" xmlns:w16cex="http://schemas.microsoft.com/office/word/2018/wordml/cex" xmlns:w16cid="http://schemas.microsoft.com/office/word/2016/wordml/cid" xmlns:w16="http://schemas.microsoft.com/office/word/2018/wordml" xmlns:w16du="http://schemas.microsoft.com/office/word/2023/wordml/word16du" xmlns:w16sdtdh="http://schemas.microsoft.com/office/word/2020/wordml/sdtdatahash" xmlns:w16se="http://schemas.microsoft.com/office/word/2015/wordml/symex" mc:Ignorable="w14 w15 w16se w16cid w16 w16cex w16sdtdh w16du">
+<w:styles xmlns:mc="http://schemas.openxmlformats.org/markup-compatibility/2006" xmlns:r="http://schemas.openxmlformats.org/officeDocument/2006/relationships" xmlns:w="http://schemas.openxmlformats.org/wordprocessingml/2006/main" xmlns:w14="http://schemas.microsoft.com/office/word/2010/wordml" xmlns:w15="http://schemas.microsoft.com/office/word/2012/wordml" xmlns:w16cex="http://schemas.microsoft.com/office/word/2018/wordml/cex" xmlns:w16cid="http://schemas.microsoft.com/office/word/2016/wordml/cid" xmlns:w16="http://schemas.microsoft.com/office/word/2018/wordml" xmlns:w16du="http://schemas.microsoft.com/office/word/2023/wordml/word16du" xmlns:w16sdtdh="http://schemas.microsoft.com/office/word/2020/wordml/sdtdatahash" xmlns:w16sdtfl="http://schemas.microsoft.com/office/word/2024/wordml/sdtformatlock" xmlns:w16se="http://schemas.microsoft.com/office/word/2015/wordml/symex" mc:Ignorable="w14 w15 w16se w16cid w16 w16cex w16sdtdh w16sdtfl w16du">
   <w:docDefaults>
     <w:rPrDefault>
       <w:rPr>
